--- a/Automotive Data Solutions/Risk Scoring Methodology Handbook v3.docx
+++ b/Automotive Data Solutions/Risk Scoring Methodology Handbook v3.docx
@@ -6639,7 +6639,7 @@
           </w:tcPr>
           <w:p>
             <w:r>
-              <w:t xml:space="preserve">Average severity across recent filings × 40. Severity from keyword/sentiment scoring of risk-factor sections.</w:t>
+              <w:t xml:space="preserve">Average severity across recent filings × 40. Per-filing severity is 0.10 (base) + 0.00–0.55 (bump from sec_subtype_map.map_sec_filing), giving an effective per-event range of 0.10–0.65. Examples: routine 10-K bumps to 0.30; 8-K item 2.04 DEBT_ACCELERATION to 0.50; 8-K item 1.03 BANKRUPTCY to 0.65; NT 10-K LATE_FILING_NOTIFICATION to 0.55. Pre-May-2026 the formula was sentiment-based on filing narrative — now disabled because the narrative is a hardcoded placeholder; will return as a separate severity layer once Workstream B lands real body-text extraction.</w:t>
             </w:r>
           </w:p>
         </w:tc>
@@ -6715,7 +6715,7 @@
           </w:tcPr>
           <w:p>
             <w:r>
-              <w:t xml:space="preserve">Sum of severities for events tagged 'LEVERAGE_WARNING' or 'COVENANT_STRESS'.</w:t>
+              <w:t xml:space="preserve">Sum of severities for events whose event_subtype is in the leverage bucket. As of the May 2026 SEC ingester update the bucket holds: DEBT_ACCELERATION (8-K item 2.04), DEBT_OBLIGATION (item 2.03), FINANCIAL_RESTATEMENT (item 4.02), ANNUAL_REPORT_AMENDMENT (10-K/A), QUARTERLY_REPORT_AMENDMENT (10-Q/A), FOREIGN_ANNUAL_REPORT_AMENDMENT (20-F/A) — plus the aspirational LEVERAGE_WARNING / COVENANT_STRESS vocabulary kept for any non-SEC ingester that emits them. Source of truth: sec_subtype_map.LEVERAGE_SUBTYPES.</w:t>
             </w:r>
           </w:p>
         </w:tc>
@@ -6791,7 +6791,7 @@
           </w:tcPr>
           <w:p>
             <w:r>
-              <w:t xml:space="preserve">Sum of severities for events tagged 'GOING_CONCERN', 'CASH_RUNWAY', or 'CAPEX_CUT'.</w:t>
+              <w:t xml:space="preserve">Sum of severities for events whose event_subtype is in the liquidity bucket. As of the May 2026 SEC ingester update: BANKRUPTCY (8-K item 1.03), MATERIAL_IMPAIRMENT (item 2.06), DELISTING_NOTICE (item 3.01), AUDITOR_CHANGE (item 4.01), RESTRUCTURING (item 2.05), LATE_FILING_NOTIFICATION (NT 10-K / NT 10-Q) — plus the aspirational GOING_CONCERN / CASH_RUNWAY / CAPEX_CUT vocabulary kept for compatibility. Source of truth: sec_subtype_map.LIQUIDITY_SUBTYPES.</w:t>
             </w:r>
           </w:p>
         </w:tc>
@@ -6814,7 +6814,2581 @@
           <w:i/>
           <w:iCs/>
         </w:rPr>
-        <w:t xml:space="preserve">This pillar feeds from SEC EDGAR filings, not from the policy/regulation sources documented in detail in this version. Full coverage of the SEC parser will appear in a future version.</w:t>
+        <w:t xml:space="preserve">SEC EDGAR is documented in full in Part 5 alongside the other event sources. Two design choices materially shape what reaches this pillar today. First, the SEC ingester reads only the filings-index endpoint, not filing body text — so material attribution via keyword detection runs against a placeholder narrative and is gated off until Workstream B lands real document fetch. Base filing signal therefore comes from form-and-item-derived severity (0.10 base + 0.00–0.55 bump from sec_subtype_map), not from risk-factor sentiment analysis. Second, the 8-K subtype mapping routes some items away from this pillar entirely — 1.01 MATERIAL_AGREEMENT, 1.02 termination, 1.05 CYBERSECURITY_INCIDENT, 2.01 ACQUISITION, 5.02 GOVERNANCE_CHANGE, 5.03, 5.07 now carry risk_category=OPERATIONAL and are picked up by the Operational pillar instead. The filing-signal stream this pillar sees is therefore cleaner than pre-May-2026: noise from material-agreement and governance 8-Ks no longer dilutes the leverage/liquidity averages.</w:t>
+      </w:r>
+    </w:p>
+    <w:p>
+      <w:pPr>
+        <w:pStyle w:val="Heading2"/>
+        <w:spacing w:after="160" w:before="260"/>
+      </w:pPr>
+      <w:r>
+        <w:t xml:space="preserve">Company × Facility Data Model</w:t>
+      </w:r>
+    </w:p>
+    <w:p>
+      <w:pPr>
+        <w:spacing w:after="120"/>
+      </w:pPr>
+      <w:r>
+        <w:t xml:space="preserve">How the engine represents companies, facilities, and the supply-chain stages they operate at. The data model went through a substantive restructuring in May 2026 to support partner-curated company curation, multi-parent JV vehicles (TLEA, Talison), and a clean separation between two stage taxonomies that had previously shared one column name in the schema.</w:t>
+      </w:r>
+    </w:p>
+    <w:p>
+      <w:pPr>
+        <w:pStyle w:val="Heading3"/>
+        <w:spacing w:after="100" w:before="220"/>
+      </w:pPr>
+      <w:r>
+        <w:t xml:space="preserve">The two-axis stage taxonomy</w:t>
+      </w:r>
+    </w:p>
+    <w:p>
+      <w:pPr>
+        <w:spacing w:after="120"/>
+      </w:pPr>
+      <w:r>
+        <w:t xml:space="preserve">The codebase carries two orthogonal axes that both used to be called “supply_chain_stage”. Naming the same field different things in different tables was a source of confusion in scoring code; the taxonomy is now explicitly split:</w:t>
+      </w:r>
+    </w:p>
+    <w:p>
+      <w:pPr>
+        <w:pStyle w:val="ListParagraph"/>
+        <w:numPr>
+          <w:ilvl w:val="0"/>
+          <w:numId w:val="3"/>
+        </w:numPr>
+        <w:spacing w:after="80"/>
+      </w:pPr>
+      <w:r>
+        <w:t xml:space="preserve">Axis A — product form. The physical / chemical state of the material at a given HS code or coming out of a given facility: ore, concentrate, intermediate, refined, battery_grade, fabricated, scrap. Lives on hs_code_material_mappings.supply_chain_stage and facilities.supply_chain_stage. Used by hs_node_scorer to match facility output capacity to the right HS-node concentration calculation.</w:t>
+      </w:r>
+    </w:p>
+    <w:p>
+      <w:pPr>
+        <w:pStyle w:val="ListParagraph"/>
+        <w:numPr>
+          <w:ilvl w:val="0"/>
+          <w:numId w:val="3"/>
+        </w:numPr>
+        <w:spacing w:after="80"/>
+      </w:pPr>
+      <w:r>
+        <w:t xml:space="preserve">Axis B — activity. What the company or facility does: mining, beneficiation, refining, precursor_production, cathode_active_material, anode_active_material, separator_production, electrolyte_production, cell_making, module_assembly, pack_assembly, vehicle_assembly, recycling, trading, financial, integrated. Lives in the new supply_chain_stages reference table and is FK-referenced from companies.primary_activity_stage_fk and company_activity_stages. Drives bottleneck-stage weighting in company scoring rollup.</w:t>
+      </w:r>
+    </w:p>
+    <w:p>
+      <w:pPr>
+        <w:spacing w:after="120"/>
+      </w:pPr>
+      <w:r>
+        <w:t xml:space="preserve">Axis A and B relate but don’t map 1:1. A refining facility (activity = refining) typically produces refined or battery_grade output (forms). A cell-making facility (activity = cell_making) produces fabricated output. The supply_chain_stages.typical_output_forms JSONB column captures the advisory many-to-many mapping for cross-check in partner-curation UI.</w:t>
+      </w:r>
+    </w:p>
+    <w:p>
+      <w:pPr>
+        <w:pStyle w:val="Heading3"/>
+        <w:spacing w:after="100" w:before="220"/>
+      </w:pPr>
+      <w:r>
+        <w:t xml:space="preserve">supply_chain_stages reference table (Axis B)</w:t>
+      </w:r>
+    </w:p>
+    <w:p>
+      <w:pPr>
+        <w:spacing w:after="120"/>
+      </w:pPr>
+      <w:r>
+        <w:t xml:space="preserve">Sixteen canonical activity-stage codes, each with a display name, long-form description, bottleneck_weight multiplier, HS-chapter hint, and typical_output_forms list. Four bottleneck weights are anchored directly to this handbook’s methodology (mining 0.80, refining 1.20, cathode_active_material 1.30, cell_making 1.40); the remaining twelve are extrapolated and flagged as PRELIMINARY in seed_supply_chain_stages.py for partner calibration. Adding a stage = one new row in the seed.</w:t>
+      </w:r>
+    </w:p>
+    <w:tbl>
+      <w:tblPr>
+        <w:tblW w:type="dxa" w:w="9360"/>
+        <w:tblBorders>
+          <w:top w:val="single" w:color="auto" w:sz="4"/>
+          <w:left w:val="single" w:color="auto" w:sz="4"/>
+          <w:bottom w:val="single" w:color="auto" w:sz="4"/>
+          <w:right w:val="single" w:color="auto" w:sz="4"/>
+          <w:insideH w:val="single" w:color="auto" w:sz="4"/>
+          <w:insideV w:val="single" w:color="auto" w:sz="4"/>
+        </w:tblBorders>
+      </w:tblPr>
+      <w:tblGrid>
+        <w:gridCol w:w="1700"/>
+        <w:gridCol w:w="1900"/>
+        <w:gridCol w:w="1500"/>
+        <w:gridCol w:w="4260"/>
+      </w:tblGrid>
+      <w:tr>
+        <w:tc>
+          <w:tcPr>
+            <w:tcW w:type="dxa" w:w="1700"/>
+            <w:tcBorders>
+              <w:top w:val="single" w:color="CCCCCC" w:sz="4"/>
+              <w:left w:val="single" w:color="CCCCCC" w:sz="4"/>
+              <w:bottom w:val="single" w:color="CCCCCC" w:sz="4"/>
+              <w:right w:val="single" w:color="CCCCCC" w:sz="4"/>
+            </w:tcBorders>
+            <w:shd w:fill="1F3A5F" w:color="auto" w:val="clear"/>
+            <w:tcMar>
+              <w:top w:type="dxa" w:w="100"/>
+              <w:left w:type="dxa" w:w="140"/>
+              <w:bottom w:type="dxa" w:w="100"/>
+              <w:right w:type="dxa" w:w="140"/>
+            </w:tcMar>
+            <w:vAlign w:val="center"/>
+          </w:tcPr>
+          <w:p>
+            <w:r>
+              <w:rPr>
+                <w:b/>
+                <w:bCs/>
+                <w:color w:val="FFFFFF"/>
+              </w:rPr>
+              <w:t xml:space="preserve">Stage code</w:t>
+            </w:r>
+          </w:p>
+        </w:tc>
+        <w:tc>
+          <w:tcPr>
+            <w:tcW w:type="dxa" w:w="1900"/>
+            <w:tcBorders>
+              <w:top w:val="single" w:color="CCCCCC" w:sz="4"/>
+              <w:left w:val="single" w:color="CCCCCC" w:sz="4"/>
+              <w:bottom w:val="single" w:color="CCCCCC" w:sz="4"/>
+              <w:right w:val="single" w:color="CCCCCC" w:sz="4"/>
+            </w:tcBorders>
+            <w:shd w:fill="1F3A5F" w:color="auto" w:val="clear"/>
+            <w:tcMar>
+              <w:top w:type="dxa" w:w="100"/>
+              <w:left w:type="dxa" w:w="140"/>
+              <w:bottom w:type="dxa" w:w="100"/>
+              <w:right w:type="dxa" w:w="140"/>
+            </w:tcMar>
+            <w:vAlign w:val="center"/>
+          </w:tcPr>
+          <w:p>
+            <w:r>
+              <w:rPr>
+                <w:b/>
+                <w:bCs/>
+                <w:color w:val="FFFFFF"/>
+              </w:rPr>
+              <w:t xml:space="preserve">Display name</w:t>
+            </w:r>
+          </w:p>
+        </w:tc>
+        <w:tc>
+          <w:tcPr>
+            <w:tcW w:type="dxa" w:w="1500"/>
+            <w:tcBorders>
+              <w:top w:val="single" w:color="CCCCCC" w:sz="4"/>
+              <w:left w:val="single" w:color="CCCCCC" w:sz="4"/>
+              <w:bottom w:val="single" w:color="CCCCCC" w:sz="4"/>
+              <w:right w:val="single" w:color="CCCCCC" w:sz="4"/>
+            </w:tcBorders>
+            <w:shd w:fill="1F3A5F" w:color="auto" w:val="clear"/>
+            <w:tcMar>
+              <w:top w:type="dxa" w:w="100"/>
+              <w:left w:type="dxa" w:w="140"/>
+              <w:bottom w:type="dxa" w:w="100"/>
+              <w:right w:type="dxa" w:w="140"/>
+            </w:tcMar>
+            <w:vAlign w:val="center"/>
+          </w:tcPr>
+          <w:p>
+            <w:r>
+              <w:rPr>
+                <w:b/>
+                <w:bCs/>
+                <w:color w:val="FFFFFF"/>
+              </w:rPr>
+              <w:t xml:space="preserve">Bottleneck weight</w:t>
+            </w:r>
+          </w:p>
+        </w:tc>
+        <w:tc>
+          <w:tcPr>
+            <w:tcW w:type="dxa" w:w="4260"/>
+            <w:tcBorders>
+              <w:top w:val="single" w:color="CCCCCC" w:sz="4"/>
+              <w:left w:val="single" w:color="CCCCCC" w:sz="4"/>
+              <w:bottom w:val="single" w:color="CCCCCC" w:sz="4"/>
+              <w:right w:val="single" w:color="CCCCCC" w:sz="4"/>
+            </w:tcBorders>
+            <w:shd w:fill="1F3A5F" w:color="auto" w:val="clear"/>
+            <w:tcMar>
+              <w:top w:type="dxa" w:w="100"/>
+              <w:left w:type="dxa" w:w="140"/>
+              <w:bottom w:type="dxa" w:w="100"/>
+              <w:right w:type="dxa" w:w="140"/>
+            </w:tcMar>
+            <w:vAlign w:val="center"/>
+          </w:tcPr>
+          <w:p>
+            <w:r>
+              <w:rPr>
+                <w:b/>
+                <w:bCs/>
+                <w:color w:val="FFFFFF"/>
+              </w:rPr>
+              <w:t xml:space="preserve">Notes</w:t>
+            </w:r>
+          </w:p>
+        </w:tc>
+      </w:tr>
+      <w:tr>
+        <w:tc>
+          <w:tcPr>
+            <w:tcW w:type="dxa" w:w="1700"/>
+            <w:tcBorders>
+              <w:top w:val="single" w:color="CCCCCC" w:sz="4"/>
+              <w:left w:val="single" w:color="CCCCCC" w:sz="4"/>
+              <w:bottom w:val="single" w:color="CCCCCC" w:sz="4"/>
+              <w:right w:val="single" w:color="CCCCCC" w:sz="4"/>
+            </w:tcBorders>
+            <w:tcMar>
+              <w:top w:type="dxa" w:w="100"/>
+              <w:left w:type="dxa" w:w="140"/>
+              <w:bottom w:type="dxa" w:w="100"/>
+              <w:right w:type="dxa" w:w="140"/>
+            </w:tcMar>
+            <w:vAlign w:val="center"/>
+          </w:tcPr>
+          <w:p>
+            <w:r>
+              <w:t xml:space="preserve">mining</w:t>
+            </w:r>
+          </w:p>
+        </w:tc>
+        <w:tc>
+          <w:tcPr>
+            <w:tcW w:type="dxa" w:w="1900"/>
+            <w:tcBorders>
+              <w:top w:val="single" w:color="CCCCCC" w:sz="4"/>
+              <w:left w:val="single" w:color="CCCCCC" w:sz="4"/>
+              <w:bottom w:val="single" w:color="CCCCCC" w:sz="4"/>
+              <w:right w:val="single" w:color="CCCCCC" w:sz="4"/>
+            </w:tcBorders>
+            <w:tcMar>
+              <w:top w:type="dxa" w:w="100"/>
+              <w:left w:type="dxa" w:w="140"/>
+              <w:bottom w:type="dxa" w:w="100"/>
+              <w:right w:type="dxa" w:w="140"/>
+            </w:tcMar>
+            <w:vAlign w:val="center"/>
+          </w:tcPr>
+          <w:p>
+            <w:r>
+              <w:t xml:space="preserve">Mining (Extraction)</w:t>
+            </w:r>
+          </w:p>
+        </w:tc>
+        <w:tc>
+          <w:tcPr>
+            <w:tcW w:type="dxa" w:w="1500"/>
+            <w:tcBorders>
+              <w:top w:val="single" w:color="CCCCCC" w:sz="4"/>
+              <w:left w:val="single" w:color="CCCCCC" w:sz="4"/>
+              <w:bottom w:val="single" w:color="CCCCCC" w:sz="4"/>
+              <w:right w:val="single" w:color="CCCCCC" w:sz="4"/>
+            </w:tcBorders>
+            <w:tcMar>
+              <w:top w:type="dxa" w:w="100"/>
+              <w:left w:type="dxa" w:w="140"/>
+              <w:bottom w:type="dxa" w:w="100"/>
+              <w:right w:type="dxa" w:w="140"/>
+            </w:tcMar>
+            <w:vAlign w:val="center"/>
+          </w:tcPr>
+          <w:p>
+            <w:r>
+              <w:t xml:space="preserve">0.80</w:t>
+            </w:r>
+          </w:p>
+        </w:tc>
+        <w:tc>
+          <w:tcPr>
+            <w:tcW w:type="dxa" w:w="4260"/>
+            <w:tcBorders>
+              <w:top w:val="single" w:color="CCCCCC" w:sz="4"/>
+              <w:left w:val="single" w:color="CCCCCC" w:sz="4"/>
+              <w:bottom w:val="single" w:color="CCCCCC" w:sz="4"/>
+              <w:right w:val="single" w:color="CCCCCC" w:sz="4"/>
+            </w:tcBorders>
+            <w:tcMar>
+              <w:top w:type="dxa" w:w="100"/>
+              <w:left w:type="dxa" w:w="140"/>
+              <w:bottom w:type="dxa" w:w="100"/>
+              <w:right w:type="dxa" w:w="140"/>
+            </w:tcMar>
+            <w:vAlign w:val="center"/>
+          </w:tcPr>
+          <w:p>
+            <w:r>
+              <w:t xml:space="preserve">Methodology-anchored. Geographically diversifiable on long horizons.</w:t>
+            </w:r>
+          </w:p>
+        </w:tc>
+      </w:tr>
+      <w:tr>
+        <w:tc>
+          <w:tcPr>
+            <w:tcW w:type="dxa" w:w="1700"/>
+            <w:tcBorders>
+              <w:top w:val="single" w:color="CCCCCC" w:sz="4"/>
+              <w:left w:val="single" w:color="CCCCCC" w:sz="4"/>
+              <w:bottom w:val="single" w:color="CCCCCC" w:sz="4"/>
+              <w:right w:val="single" w:color="CCCCCC" w:sz="4"/>
+            </w:tcBorders>
+            <w:tcMar>
+              <w:top w:type="dxa" w:w="100"/>
+              <w:left w:type="dxa" w:w="140"/>
+              <w:bottom w:type="dxa" w:w="100"/>
+              <w:right w:type="dxa" w:w="140"/>
+            </w:tcMar>
+            <w:vAlign w:val="center"/>
+          </w:tcPr>
+          <w:p>
+            <w:r>
+              <w:t xml:space="preserve">beneficiation</w:t>
+            </w:r>
+          </w:p>
+        </w:tc>
+        <w:tc>
+          <w:tcPr>
+            <w:tcW w:type="dxa" w:w="1900"/>
+            <w:tcBorders>
+              <w:top w:val="single" w:color="CCCCCC" w:sz="4"/>
+              <w:left w:val="single" w:color="CCCCCC" w:sz="4"/>
+              <w:bottom w:val="single" w:color="CCCCCC" w:sz="4"/>
+              <w:right w:val="single" w:color="CCCCCC" w:sz="4"/>
+            </w:tcBorders>
+            <w:tcMar>
+              <w:top w:type="dxa" w:w="100"/>
+              <w:left w:type="dxa" w:w="140"/>
+              <w:bottom w:type="dxa" w:w="100"/>
+              <w:right w:type="dxa" w:w="140"/>
+            </w:tcMar>
+            <w:vAlign w:val="center"/>
+          </w:tcPr>
+          <w:p>
+            <w:r>
+              <w:t xml:space="preserve">Beneficiation / Concentration</w:t>
+            </w:r>
+          </w:p>
+        </w:tc>
+        <w:tc>
+          <w:tcPr>
+            <w:tcW w:type="dxa" w:w="1500"/>
+            <w:tcBorders>
+              <w:top w:val="single" w:color="CCCCCC" w:sz="4"/>
+              <w:left w:val="single" w:color="CCCCCC" w:sz="4"/>
+              <w:bottom w:val="single" w:color="CCCCCC" w:sz="4"/>
+              <w:right w:val="single" w:color="CCCCCC" w:sz="4"/>
+            </w:tcBorders>
+            <w:tcMar>
+              <w:top w:type="dxa" w:w="100"/>
+              <w:left w:type="dxa" w:w="140"/>
+              <w:bottom w:type="dxa" w:w="100"/>
+              <w:right w:type="dxa" w:w="140"/>
+            </w:tcMar>
+            <w:vAlign w:val="center"/>
+          </w:tcPr>
+          <w:p>
+            <w:r>
+              <w:t xml:space="preserve">1.00</w:t>
+            </w:r>
+          </w:p>
+        </w:tc>
+        <w:tc>
+          <w:tcPr>
+            <w:tcW w:type="dxa" w:w="4260"/>
+            <w:tcBorders>
+              <w:top w:val="single" w:color="CCCCCC" w:sz="4"/>
+              <w:left w:val="single" w:color="CCCCCC" w:sz="4"/>
+              <w:bottom w:val="single" w:color="CCCCCC" w:sz="4"/>
+              <w:right w:val="single" w:color="CCCCCC" w:sz="4"/>
+            </w:tcBorders>
+            <w:tcMar>
+              <w:top w:type="dxa" w:w="100"/>
+              <w:left w:type="dxa" w:w="140"/>
+              <w:bottom w:type="dxa" w:w="100"/>
+              <w:right w:type="dxa" w:w="140"/>
+            </w:tcMar>
+            <w:vAlign w:val="center"/>
+          </w:tcPr>
+          <w:p>
+            <w:r>
+              <w:t xml:space="preserve">Preliminary. Often bundled with mining when on-site.</w:t>
+            </w:r>
+          </w:p>
+        </w:tc>
+      </w:tr>
+      <w:tr>
+        <w:tc>
+          <w:tcPr>
+            <w:tcW w:type="dxa" w:w="1700"/>
+            <w:tcBorders>
+              <w:top w:val="single" w:color="CCCCCC" w:sz="4"/>
+              <w:left w:val="single" w:color="CCCCCC" w:sz="4"/>
+              <w:bottom w:val="single" w:color="CCCCCC" w:sz="4"/>
+              <w:right w:val="single" w:color="CCCCCC" w:sz="4"/>
+            </w:tcBorders>
+            <w:tcMar>
+              <w:top w:type="dxa" w:w="100"/>
+              <w:left w:type="dxa" w:w="140"/>
+              <w:bottom w:type="dxa" w:w="100"/>
+              <w:right w:type="dxa" w:w="140"/>
+            </w:tcMar>
+            <w:vAlign w:val="center"/>
+          </w:tcPr>
+          <w:p>
+            <w:r>
+              <w:t xml:space="preserve">refining</w:t>
+            </w:r>
+          </w:p>
+        </w:tc>
+        <w:tc>
+          <w:tcPr>
+            <w:tcW w:type="dxa" w:w="1900"/>
+            <w:tcBorders>
+              <w:top w:val="single" w:color="CCCCCC" w:sz="4"/>
+              <w:left w:val="single" w:color="CCCCCC" w:sz="4"/>
+              <w:bottom w:val="single" w:color="CCCCCC" w:sz="4"/>
+              <w:right w:val="single" w:color="CCCCCC" w:sz="4"/>
+            </w:tcBorders>
+            <w:tcMar>
+              <w:top w:type="dxa" w:w="100"/>
+              <w:left w:type="dxa" w:w="140"/>
+              <w:bottom w:type="dxa" w:w="100"/>
+              <w:right w:type="dxa" w:w="140"/>
+            </w:tcMar>
+            <w:vAlign w:val="center"/>
+          </w:tcPr>
+          <w:p>
+            <w:r>
+              <w:t xml:space="preserve">Refining (Chemical Conversion)</w:t>
+            </w:r>
+          </w:p>
+        </w:tc>
+        <w:tc>
+          <w:tcPr>
+            <w:tcW w:type="dxa" w:w="1500"/>
+            <w:tcBorders>
+              <w:top w:val="single" w:color="CCCCCC" w:sz="4"/>
+              <w:left w:val="single" w:color="CCCCCC" w:sz="4"/>
+              <w:bottom w:val="single" w:color="CCCCCC" w:sz="4"/>
+              <w:right w:val="single" w:color="CCCCCC" w:sz="4"/>
+            </w:tcBorders>
+            <w:tcMar>
+              <w:top w:type="dxa" w:w="100"/>
+              <w:left w:type="dxa" w:w="140"/>
+              <w:bottom w:type="dxa" w:w="100"/>
+              <w:right w:type="dxa" w:w="140"/>
+            </w:tcMar>
+            <w:vAlign w:val="center"/>
+          </w:tcPr>
+          <w:p>
+            <w:r>
+              <w:t xml:space="preserve">1.20</w:t>
+            </w:r>
+          </w:p>
+        </w:tc>
+        <w:tc>
+          <w:tcPr>
+            <w:tcW w:type="dxa" w:w="4260"/>
+            <w:tcBorders>
+              <w:top w:val="single" w:color="CCCCCC" w:sz="4"/>
+              <w:left w:val="single" w:color="CCCCCC" w:sz="4"/>
+              <w:bottom w:val="single" w:color="CCCCCC" w:sz="4"/>
+              <w:right w:val="single" w:color="CCCCCC" w:sz="4"/>
+            </w:tcBorders>
+            <w:tcMar>
+              <w:top w:type="dxa" w:w="100"/>
+              <w:left w:type="dxa" w:w="140"/>
+              <w:bottom w:type="dxa" w:w="100"/>
+              <w:right w:type="dxa" w:w="140"/>
+            </w:tcMar>
+            <w:vAlign w:val="center"/>
+          </w:tcPr>
+          <w:p>
+            <w:r>
+              <w:t xml:space="preserve">Methodology-anchored. Highest bottleneck pressure for battery supply chain.</w:t>
+            </w:r>
+          </w:p>
+        </w:tc>
+      </w:tr>
+      <w:tr>
+        <w:tc>
+          <w:tcPr>
+            <w:tcW w:type="dxa" w:w="1700"/>
+            <w:tcBorders>
+              <w:top w:val="single" w:color="CCCCCC" w:sz="4"/>
+              <w:left w:val="single" w:color="CCCCCC" w:sz="4"/>
+              <w:bottom w:val="single" w:color="CCCCCC" w:sz="4"/>
+              <w:right w:val="single" w:color="CCCCCC" w:sz="4"/>
+            </w:tcBorders>
+            <w:tcMar>
+              <w:top w:type="dxa" w:w="100"/>
+              <w:left w:type="dxa" w:w="140"/>
+              <w:bottom w:type="dxa" w:w="100"/>
+              <w:right w:type="dxa" w:w="140"/>
+            </w:tcMar>
+            <w:vAlign w:val="center"/>
+          </w:tcPr>
+          <w:p>
+            <w:r>
+              <w:t xml:space="preserve">precursor_production</w:t>
+            </w:r>
+          </w:p>
+        </w:tc>
+        <w:tc>
+          <w:tcPr>
+            <w:tcW w:type="dxa" w:w="1900"/>
+            <w:tcBorders>
+              <w:top w:val="single" w:color="CCCCCC" w:sz="4"/>
+              <w:left w:val="single" w:color="CCCCCC" w:sz="4"/>
+              <w:bottom w:val="single" w:color="CCCCCC" w:sz="4"/>
+              <w:right w:val="single" w:color="CCCCCC" w:sz="4"/>
+            </w:tcBorders>
+            <w:tcMar>
+              <w:top w:type="dxa" w:w="100"/>
+              <w:left w:type="dxa" w:w="140"/>
+              <w:bottom w:type="dxa" w:w="100"/>
+              <w:right w:type="dxa" w:w="140"/>
+            </w:tcMar>
+            <w:vAlign w:val="center"/>
+          </w:tcPr>
+          <w:p>
+            <w:r>
+              <w:t xml:space="preserve">Precursor (pCAM)</w:t>
+            </w:r>
+          </w:p>
+        </w:tc>
+        <w:tc>
+          <w:tcPr>
+            <w:tcW w:type="dxa" w:w="1500"/>
+            <w:tcBorders>
+              <w:top w:val="single" w:color="CCCCCC" w:sz="4"/>
+              <w:left w:val="single" w:color="CCCCCC" w:sz="4"/>
+              <w:bottom w:val="single" w:color="CCCCCC" w:sz="4"/>
+              <w:right w:val="single" w:color="CCCCCC" w:sz="4"/>
+            </w:tcBorders>
+            <w:tcMar>
+              <w:top w:type="dxa" w:w="100"/>
+              <w:left w:type="dxa" w:w="140"/>
+              <w:bottom w:type="dxa" w:w="100"/>
+              <w:right w:type="dxa" w:w="140"/>
+            </w:tcMar>
+            <w:vAlign w:val="center"/>
+          </w:tcPr>
+          <w:p>
+            <w:r>
+              <w:t xml:space="preserve">1.30</w:t>
+            </w:r>
+          </w:p>
+        </w:tc>
+        <w:tc>
+          <w:tcPr>
+            <w:tcW w:type="dxa" w:w="4260"/>
+            <w:tcBorders>
+              <w:top w:val="single" w:color="CCCCCC" w:sz="4"/>
+              <w:left w:val="single" w:color="CCCCCC" w:sz="4"/>
+              <w:bottom w:val="single" w:color="CCCCCC" w:sz="4"/>
+              <w:right w:val="single" w:color="CCCCCC" w:sz="4"/>
+            </w:tcBorders>
+            <w:tcMar>
+              <w:top w:type="dxa" w:w="100"/>
+              <w:left w:type="dxa" w:w="140"/>
+              <w:bottom w:type="dxa" w:w="100"/>
+              <w:right w:type="dxa" w:w="140"/>
+            </w:tcMar>
+            <w:vAlign w:val="center"/>
+          </w:tcPr>
+          <w:p>
+            <w:r>
+              <w:t xml:space="preserve">Preliminary, extrapolated from CAM anchor.</w:t>
+            </w:r>
+          </w:p>
+        </w:tc>
+      </w:tr>
+      <w:tr>
+        <w:tc>
+          <w:tcPr>
+            <w:tcW w:type="dxa" w:w="1700"/>
+            <w:tcBorders>
+              <w:top w:val="single" w:color="CCCCCC" w:sz="4"/>
+              <w:left w:val="single" w:color="CCCCCC" w:sz="4"/>
+              <w:bottom w:val="single" w:color="CCCCCC" w:sz="4"/>
+              <w:right w:val="single" w:color="CCCCCC" w:sz="4"/>
+            </w:tcBorders>
+            <w:tcMar>
+              <w:top w:type="dxa" w:w="100"/>
+              <w:left w:type="dxa" w:w="140"/>
+              <w:bottom w:type="dxa" w:w="100"/>
+              <w:right w:type="dxa" w:w="140"/>
+            </w:tcMar>
+            <w:vAlign w:val="center"/>
+          </w:tcPr>
+          <w:p>
+            <w:r>
+              <w:t xml:space="preserve">cathode_active_material</w:t>
+            </w:r>
+          </w:p>
+        </w:tc>
+        <w:tc>
+          <w:tcPr>
+            <w:tcW w:type="dxa" w:w="1900"/>
+            <w:tcBorders>
+              <w:top w:val="single" w:color="CCCCCC" w:sz="4"/>
+              <w:left w:val="single" w:color="CCCCCC" w:sz="4"/>
+              <w:bottom w:val="single" w:color="CCCCCC" w:sz="4"/>
+              <w:right w:val="single" w:color="CCCCCC" w:sz="4"/>
+            </w:tcBorders>
+            <w:tcMar>
+              <w:top w:type="dxa" w:w="100"/>
+              <w:left w:type="dxa" w:w="140"/>
+              <w:bottom w:type="dxa" w:w="100"/>
+              <w:right w:type="dxa" w:w="140"/>
+            </w:tcMar>
+            <w:vAlign w:val="center"/>
+          </w:tcPr>
+          <w:p>
+            <w:r>
+              <w:t xml:space="preserve">CAM</w:t>
+            </w:r>
+          </w:p>
+        </w:tc>
+        <w:tc>
+          <w:tcPr>
+            <w:tcW w:type="dxa" w:w="1500"/>
+            <w:tcBorders>
+              <w:top w:val="single" w:color="CCCCCC" w:sz="4"/>
+              <w:left w:val="single" w:color="CCCCCC" w:sz="4"/>
+              <w:bottom w:val="single" w:color="CCCCCC" w:sz="4"/>
+              <w:right w:val="single" w:color="CCCCCC" w:sz="4"/>
+            </w:tcBorders>
+            <w:tcMar>
+              <w:top w:type="dxa" w:w="100"/>
+              <w:left w:type="dxa" w:w="140"/>
+              <w:bottom w:type="dxa" w:w="100"/>
+              <w:right w:type="dxa" w:w="140"/>
+            </w:tcMar>
+            <w:vAlign w:val="center"/>
+          </w:tcPr>
+          <w:p>
+            <w:r>
+              <w:t xml:space="preserve">1.30</w:t>
+            </w:r>
+          </w:p>
+        </w:tc>
+        <w:tc>
+          <w:tcPr>
+            <w:tcW w:type="dxa" w:w="4260"/>
+            <w:tcBorders>
+              <w:top w:val="single" w:color="CCCCCC" w:sz="4"/>
+              <w:left w:val="single" w:color="CCCCCC" w:sz="4"/>
+              <w:bottom w:val="single" w:color="CCCCCC" w:sz="4"/>
+              <w:right w:val="single" w:color="CCCCCC" w:sz="4"/>
+            </w:tcBorders>
+            <w:tcMar>
+              <w:top w:type="dxa" w:w="100"/>
+              <w:left w:type="dxa" w:w="140"/>
+              <w:bottom w:type="dxa" w:w="100"/>
+              <w:right w:type="dxa" w:w="140"/>
+            </w:tcMar>
+            <w:vAlign w:val="center"/>
+          </w:tcPr>
+          <w:p>
+            <w:r>
+              <w:t xml:space="preserve">Methodology-anchored. Chinese share is significant.</w:t>
+            </w:r>
+          </w:p>
+        </w:tc>
+      </w:tr>
+      <w:tr>
+        <w:tc>
+          <w:tcPr>
+            <w:tcW w:type="dxa" w:w="1700"/>
+            <w:tcBorders>
+              <w:top w:val="single" w:color="CCCCCC" w:sz="4"/>
+              <w:left w:val="single" w:color="CCCCCC" w:sz="4"/>
+              <w:bottom w:val="single" w:color="CCCCCC" w:sz="4"/>
+              <w:right w:val="single" w:color="CCCCCC" w:sz="4"/>
+            </w:tcBorders>
+            <w:tcMar>
+              <w:top w:type="dxa" w:w="100"/>
+              <w:left w:type="dxa" w:w="140"/>
+              <w:bottom w:type="dxa" w:w="100"/>
+              <w:right w:type="dxa" w:w="140"/>
+            </w:tcMar>
+            <w:vAlign w:val="center"/>
+          </w:tcPr>
+          <w:p>
+            <w:r>
+              <w:t xml:space="preserve">anode_active_material</w:t>
+            </w:r>
+          </w:p>
+        </w:tc>
+        <w:tc>
+          <w:tcPr>
+            <w:tcW w:type="dxa" w:w="1900"/>
+            <w:tcBorders>
+              <w:top w:val="single" w:color="CCCCCC" w:sz="4"/>
+              <w:left w:val="single" w:color="CCCCCC" w:sz="4"/>
+              <w:bottom w:val="single" w:color="CCCCCC" w:sz="4"/>
+              <w:right w:val="single" w:color="CCCCCC" w:sz="4"/>
+            </w:tcBorders>
+            <w:tcMar>
+              <w:top w:type="dxa" w:w="100"/>
+              <w:left w:type="dxa" w:w="140"/>
+              <w:bottom w:type="dxa" w:w="100"/>
+              <w:right w:type="dxa" w:w="140"/>
+            </w:tcMar>
+            <w:vAlign w:val="center"/>
+          </w:tcPr>
+          <w:p>
+            <w:r>
+              <w:t xml:space="preserve">Anode AM</w:t>
+            </w:r>
+          </w:p>
+        </w:tc>
+        <w:tc>
+          <w:tcPr>
+            <w:tcW w:type="dxa" w:w="1500"/>
+            <w:tcBorders>
+              <w:top w:val="single" w:color="CCCCCC" w:sz="4"/>
+              <w:left w:val="single" w:color="CCCCCC" w:sz="4"/>
+              <w:bottom w:val="single" w:color="CCCCCC" w:sz="4"/>
+              <w:right w:val="single" w:color="CCCCCC" w:sz="4"/>
+            </w:tcBorders>
+            <w:tcMar>
+              <w:top w:type="dxa" w:w="100"/>
+              <w:left w:type="dxa" w:w="140"/>
+              <w:bottom w:type="dxa" w:w="100"/>
+              <w:right w:type="dxa" w:w="140"/>
+            </w:tcMar>
+            <w:vAlign w:val="center"/>
+          </w:tcPr>
+          <w:p>
+            <w:r>
+              <w:t xml:space="preserve">1.30</w:t>
+            </w:r>
+          </w:p>
+        </w:tc>
+        <w:tc>
+          <w:tcPr>
+            <w:tcW w:type="dxa" w:w="4260"/>
+            <w:tcBorders>
+              <w:top w:val="single" w:color="CCCCCC" w:sz="4"/>
+              <w:left w:val="single" w:color="CCCCCC" w:sz="4"/>
+              <w:bottom w:val="single" w:color="CCCCCC" w:sz="4"/>
+              <w:right w:val="single" w:color="CCCCCC" w:sz="4"/>
+            </w:tcBorders>
+            <w:tcMar>
+              <w:top w:type="dxa" w:w="100"/>
+              <w:left w:type="dxa" w:w="140"/>
+              <w:bottom w:type="dxa" w:w="100"/>
+              <w:right w:type="dxa" w:w="140"/>
+            </w:tcMar>
+            <w:vAlign w:val="center"/>
+          </w:tcPr>
+          <w:p>
+            <w:r>
+              <w:t xml:space="preserve">Preliminary. Synthetic graphite ~95% Chinese.</w:t>
+            </w:r>
+          </w:p>
+        </w:tc>
+      </w:tr>
+      <w:tr>
+        <w:tc>
+          <w:tcPr>
+            <w:tcW w:type="dxa" w:w="1700"/>
+            <w:tcBorders>
+              <w:top w:val="single" w:color="CCCCCC" w:sz="4"/>
+              <w:left w:val="single" w:color="CCCCCC" w:sz="4"/>
+              <w:bottom w:val="single" w:color="CCCCCC" w:sz="4"/>
+              <w:right w:val="single" w:color="CCCCCC" w:sz="4"/>
+            </w:tcBorders>
+            <w:tcMar>
+              <w:top w:type="dxa" w:w="100"/>
+              <w:left w:type="dxa" w:w="140"/>
+              <w:bottom w:type="dxa" w:w="100"/>
+              <w:right w:type="dxa" w:w="140"/>
+            </w:tcMar>
+            <w:vAlign w:val="center"/>
+          </w:tcPr>
+          <w:p>
+            <w:r>
+              <w:t xml:space="preserve">separator_production</w:t>
+            </w:r>
+          </w:p>
+        </w:tc>
+        <w:tc>
+          <w:tcPr>
+            <w:tcW w:type="dxa" w:w="1900"/>
+            <w:tcBorders>
+              <w:top w:val="single" w:color="CCCCCC" w:sz="4"/>
+              <w:left w:val="single" w:color="CCCCCC" w:sz="4"/>
+              <w:bottom w:val="single" w:color="CCCCCC" w:sz="4"/>
+              <w:right w:val="single" w:color="CCCCCC" w:sz="4"/>
+            </w:tcBorders>
+            <w:tcMar>
+              <w:top w:type="dxa" w:w="100"/>
+              <w:left w:type="dxa" w:w="140"/>
+              <w:bottom w:type="dxa" w:w="100"/>
+              <w:right w:type="dxa" w:w="140"/>
+            </w:tcMar>
+            <w:vAlign w:val="center"/>
+          </w:tcPr>
+          <w:p>
+            <w:r>
+              <w:t xml:space="preserve">Separator</w:t>
+            </w:r>
+          </w:p>
+        </w:tc>
+        <w:tc>
+          <w:tcPr>
+            <w:tcW w:type="dxa" w:w="1500"/>
+            <w:tcBorders>
+              <w:top w:val="single" w:color="CCCCCC" w:sz="4"/>
+              <w:left w:val="single" w:color="CCCCCC" w:sz="4"/>
+              <w:bottom w:val="single" w:color="CCCCCC" w:sz="4"/>
+              <w:right w:val="single" w:color="CCCCCC" w:sz="4"/>
+            </w:tcBorders>
+            <w:tcMar>
+              <w:top w:type="dxa" w:w="100"/>
+              <w:left w:type="dxa" w:w="140"/>
+              <w:bottom w:type="dxa" w:w="100"/>
+              <w:right w:type="dxa" w:w="140"/>
+            </w:tcMar>
+            <w:vAlign w:val="center"/>
+          </w:tcPr>
+          <w:p>
+            <w:r>
+              <w:t xml:space="preserve">1.10</w:t>
+            </w:r>
+          </w:p>
+        </w:tc>
+        <w:tc>
+          <w:tcPr>
+            <w:tcW w:type="dxa" w:w="4260"/>
+            <w:tcBorders>
+              <w:top w:val="single" w:color="CCCCCC" w:sz="4"/>
+              <w:left w:val="single" w:color="CCCCCC" w:sz="4"/>
+              <w:bottom w:val="single" w:color="CCCCCC" w:sz="4"/>
+              <w:right w:val="single" w:color="CCCCCC" w:sz="4"/>
+            </w:tcBorders>
+            <w:tcMar>
+              <w:top w:type="dxa" w:w="100"/>
+              <w:left w:type="dxa" w:w="140"/>
+              <w:bottom w:type="dxa" w:w="100"/>
+              <w:right w:type="dxa" w:w="140"/>
+            </w:tcMar>
+            <w:vAlign w:val="center"/>
+          </w:tcPr>
+          <w:p>
+            <w:r>
+              <w:t xml:space="preserve">Preliminary. Specialty polymer processing.</w:t>
+            </w:r>
+          </w:p>
+        </w:tc>
+      </w:tr>
+      <w:tr>
+        <w:tc>
+          <w:tcPr>
+            <w:tcW w:type="dxa" w:w="1700"/>
+            <w:tcBorders>
+              <w:top w:val="single" w:color="CCCCCC" w:sz="4"/>
+              <w:left w:val="single" w:color="CCCCCC" w:sz="4"/>
+              <w:bottom w:val="single" w:color="CCCCCC" w:sz="4"/>
+              <w:right w:val="single" w:color="CCCCCC" w:sz="4"/>
+            </w:tcBorders>
+            <w:tcMar>
+              <w:top w:type="dxa" w:w="100"/>
+              <w:left w:type="dxa" w:w="140"/>
+              <w:bottom w:type="dxa" w:w="100"/>
+              <w:right w:type="dxa" w:w="140"/>
+            </w:tcMar>
+            <w:vAlign w:val="center"/>
+          </w:tcPr>
+          <w:p>
+            <w:r>
+              <w:t xml:space="preserve">electrolyte_production</w:t>
+            </w:r>
+          </w:p>
+        </w:tc>
+        <w:tc>
+          <w:tcPr>
+            <w:tcW w:type="dxa" w:w="1900"/>
+            <w:tcBorders>
+              <w:top w:val="single" w:color="CCCCCC" w:sz="4"/>
+              <w:left w:val="single" w:color="CCCCCC" w:sz="4"/>
+              <w:bottom w:val="single" w:color="CCCCCC" w:sz="4"/>
+              <w:right w:val="single" w:color="CCCCCC" w:sz="4"/>
+            </w:tcBorders>
+            <w:tcMar>
+              <w:top w:type="dxa" w:w="100"/>
+              <w:left w:type="dxa" w:w="140"/>
+              <w:bottom w:type="dxa" w:w="100"/>
+              <w:right w:type="dxa" w:w="140"/>
+            </w:tcMar>
+            <w:vAlign w:val="center"/>
+          </w:tcPr>
+          <w:p>
+            <w:r>
+              <w:t xml:space="preserve">Electrolyte</w:t>
+            </w:r>
+          </w:p>
+        </w:tc>
+        <w:tc>
+          <w:tcPr>
+            <w:tcW w:type="dxa" w:w="1500"/>
+            <w:tcBorders>
+              <w:top w:val="single" w:color="CCCCCC" w:sz="4"/>
+              <w:left w:val="single" w:color="CCCCCC" w:sz="4"/>
+              <w:bottom w:val="single" w:color="CCCCCC" w:sz="4"/>
+              <w:right w:val="single" w:color="CCCCCC" w:sz="4"/>
+            </w:tcBorders>
+            <w:tcMar>
+              <w:top w:type="dxa" w:w="100"/>
+              <w:left w:type="dxa" w:w="140"/>
+              <w:bottom w:type="dxa" w:w="100"/>
+              <w:right w:type="dxa" w:w="140"/>
+            </w:tcMar>
+            <w:vAlign w:val="center"/>
+          </w:tcPr>
+          <w:p>
+            <w:r>
+              <w:t xml:space="preserve">1.10</w:t>
+            </w:r>
+          </w:p>
+        </w:tc>
+        <w:tc>
+          <w:tcPr>
+            <w:tcW w:type="dxa" w:w="4260"/>
+            <w:tcBorders>
+              <w:top w:val="single" w:color="CCCCCC" w:sz="4"/>
+              <w:left w:val="single" w:color="CCCCCC" w:sz="4"/>
+              <w:bottom w:val="single" w:color="CCCCCC" w:sz="4"/>
+              <w:right w:val="single" w:color="CCCCCC" w:sz="4"/>
+            </w:tcBorders>
+            <w:tcMar>
+              <w:top w:type="dxa" w:w="100"/>
+              <w:left w:type="dxa" w:w="140"/>
+              <w:bottom w:type="dxa" w:w="100"/>
+              <w:right w:type="dxa" w:w="140"/>
+            </w:tcMar>
+            <w:vAlign w:val="center"/>
+          </w:tcPr>
+          <w:p>
+            <w:r>
+              <w:t xml:space="preserve">Preliminary. LiPF6 production is highly concentrated.</w:t>
+            </w:r>
+          </w:p>
+        </w:tc>
+      </w:tr>
+      <w:tr>
+        <w:tc>
+          <w:tcPr>
+            <w:tcW w:type="dxa" w:w="1700"/>
+            <w:tcBorders>
+              <w:top w:val="single" w:color="CCCCCC" w:sz="4"/>
+              <w:left w:val="single" w:color="CCCCCC" w:sz="4"/>
+              <w:bottom w:val="single" w:color="CCCCCC" w:sz="4"/>
+              <w:right w:val="single" w:color="CCCCCC" w:sz="4"/>
+            </w:tcBorders>
+            <w:tcMar>
+              <w:top w:type="dxa" w:w="100"/>
+              <w:left w:type="dxa" w:w="140"/>
+              <w:bottom w:type="dxa" w:w="100"/>
+              <w:right w:type="dxa" w:w="140"/>
+            </w:tcMar>
+            <w:vAlign w:val="center"/>
+          </w:tcPr>
+          <w:p>
+            <w:r>
+              <w:t xml:space="preserve">cell_making</w:t>
+            </w:r>
+          </w:p>
+        </w:tc>
+        <w:tc>
+          <w:tcPr>
+            <w:tcW w:type="dxa" w:w="1900"/>
+            <w:tcBorders>
+              <w:top w:val="single" w:color="CCCCCC" w:sz="4"/>
+              <w:left w:val="single" w:color="CCCCCC" w:sz="4"/>
+              <w:bottom w:val="single" w:color="CCCCCC" w:sz="4"/>
+              <w:right w:val="single" w:color="CCCCCC" w:sz="4"/>
+            </w:tcBorders>
+            <w:tcMar>
+              <w:top w:type="dxa" w:w="100"/>
+              <w:left w:type="dxa" w:w="140"/>
+              <w:bottom w:type="dxa" w:w="100"/>
+              <w:right w:type="dxa" w:w="140"/>
+            </w:tcMar>
+            <w:vAlign w:val="center"/>
+          </w:tcPr>
+          <w:p>
+            <w:r>
+              <w:t xml:space="preserve">Cell Manufacturing</w:t>
+            </w:r>
+          </w:p>
+        </w:tc>
+        <w:tc>
+          <w:tcPr>
+            <w:tcW w:type="dxa" w:w="1500"/>
+            <w:tcBorders>
+              <w:top w:val="single" w:color="CCCCCC" w:sz="4"/>
+              <w:left w:val="single" w:color="CCCCCC" w:sz="4"/>
+              <w:bottom w:val="single" w:color="CCCCCC" w:sz="4"/>
+              <w:right w:val="single" w:color="CCCCCC" w:sz="4"/>
+            </w:tcBorders>
+            <w:tcMar>
+              <w:top w:type="dxa" w:w="100"/>
+              <w:left w:type="dxa" w:w="140"/>
+              <w:bottom w:type="dxa" w:w="100"/>
+              <w:right w:type="dxa" w:w="140"/>
+            </w:tcMar>
+            <w:vAlign w:val="center"/>
+          </w:tcPr>
+          <w:p>
+            <w:r>
+              <w:t xml:space="preserve">1.40</w:t>
+            </w:r>
+          </w:p>
+        </w:tc>
+        <w:tc>
+          <w:tcPr>
+            <w:tcW w:type="dxa" w:w="4260"/>
+            <w:tcBorders>
+              <w:top w:val="single" w:color="CCCCCC" w:sz="4"/>
+              <w:left w:val="single" w:color="CCCCCC" w:sz="4"/>
+              <w:bottom w:val="single" w:color="CCCCCC" w:sz="4"/>
+              <w:right w:val="single" w:color="CCCCCC" w:sz="4"/>
+            </w:tcBorders>
+            <w:tcMar>
+              <w:top w:type="dxa" w:w="100"/>
+              <w:left w:type="dxa" w:w="140"/>
+              <w:bottom w:type="dxa" w:w="100"/>
+              <w:right w:type="dxa" w:w="140"/>
+            </w:tcMar>
+            <w:vAlign w:val="center"/>
+          </w:tcPr>
+          <w:p>
+            <w:r>
+              <w:t xml:space="preserve">Methodology-anchored. Most capital-intensive; CATL + BYD ~50% market.</w:t>
+            </w:r>
+          </w:p>
+        </w:tc>
+      </w:tr>
+      <w:tr>
+        <w:tc>
+          <w:tcPr>
+            <w:tcW w:type="dxa" w:w="1700"/>
+            <w:tcBorders>
+              <w:top w:val="single" w:color="CCCCCC" w:sz="4"/>
+              <w:left w:val="single" w:color="CCCCCC" w:sz="4"/>
+              <w:bottom w:val="single" w:color="CCCCCC" w:sz="4"/>
+              <w:right w:val="single" w:color="CCCCCC" w:sz="4"/>
+            </w:tcBorders>
+            <w:tcMar>
+              <w:top w:type="dxa" w:w="100"/>
+              <w:left w:type="dxa" w:w="140"/>
+              <w:bottom w:type="dxa" w:w="100"/>
+              <w:right w:type="dxa" w:w="140"/>
+            </w:tcMar>
+            <w:vAlign w:val="center"/>
+          </w:tcPr>
+          <w:p>
+            <w:r>
+              <w:t xml:space="preserve">module_assembly</w:t>
+            </w:r>
+          </w:p>
+        </w:tc>
+        <w:tc>
+          <w:tcPr>
+            <w:tcW w:type="dxa" w:w="1900"/>
+            <w:tcBorders>
+              <w:top w:val="single" w:color="CCCCCC" w:sz="4"/>
+              <w:left w:val="single" w:color="CCCCCC" w:sz="4"/>
+              <w:bottom w:val="single" w:color="CCCCCC" w:sz="4"/>
+              <w:right w:val="single" w:color="CCCCCC" w:sz="4"/>
+            </w:tcBorders>
+            <w:tcMar>
+              <w:top w:type="dxa" w:w="100"/>
+              <w:left w:type="dxa" w:w="140"/>
+              <w:bottom w:type="dxa" w:w="100"/>
+              <w:right w:type="dxa" w:w="140"/>
+            </w:tcMar>
+            <w:vAlign w:val="center"/>
+          </w:tcPr>
+          <w:p>
+            <w:r>
+              <w:t xml:space="preserve">Module Assembly</w:t>
+            </w:r>
+          </w:p>
+        </w:tc>
+        <w:tc>
+          <w:tcPr>
+            <w:tcW w:type="dxa" w:w="1500"/>
+            <w:tcBorders>
+              <w:top w:val="single" w:color="CCCCCC" w:sz="4"/>
+              <w:left w:val="single" w:color="CCCCCC" w:sz="4"/>
+              <w:bottom w:val="single" w:color="CCCCCC" w:sz="4"/>
+              <w:right w:val="single" w:color="CCCCCC" w:sz="4"/>
+            </w:tcBorders>
+            <w:tcMar>
+              <w:top w:type="dxa" w:w="100"/>
+              <w:left w:type="dxa" w:w="140"/>
+              <w:bottom w:type="dxa" w:w="100"/>
+              <w:right w:type="dxa" w:w="140"/>
+            </w:tcMar>
+            <w:vAlign w:val="center"/>
+          </w:tcPr>
+          <w:p>
+            <w:r>
+              <w:t xml:space="preserve">1.10</w:t>
+            </w:r>
+          </w:p>
+        </w:tc>
+        <w:tc>
+          <w:tcPr>
+            <w:tcW w:type="dxa" w:w="4260"/>
+            <w:tcBorders>
+              <w:top w:val="single" w:color="CCCCCC" w:sz="4"/>
+              <w:left w:val="single" w:color="CCCCCC" w:sz="4"/>
+              <w:bottom w:val="single" w:color="CCCCCC" w:sz="4"/>
+              <w:right w:val="single" w:color="CCCCCC" w:sz="4"/>
+            </w:tcBorders>
+            <w:tcMar>
+              <w:top w:type="dxa" w:w="100"/>
+              <w:left w:type="dxa" w:w="140"/>
+              <w:bottom w:type="dxa" w:w="100"/>
+              <w:right w:type="dxa" w:w="140"/>
+            </w:tcMar>
+            <w:vAlign w:val="center"/>
+          </w:tcPr>
+          <w:p>
+            <w:r>
+              <w:t xml:space="preserve">Preliminary.</w:t>
+            </w:r>
+          </w:p>
+        </w:tc>
+      </w:tr>
+      <w:tr>
+        <w:tc>
+          <w:tcPr>
+            <w:tcW w:type="dxa" w:w="1700"/>
+            <w:tcBorders>
+              <w:top w:val="single" w:color="CCCCCC" w:sz="4"/>
+              <w:left w:val="single" w:color="CCCCCC" w:sz="4"/>
+              <w:bottom w:val="single" w:color="CCCCCC" w:sz="4"/>
+              <w:right w:val="single" w:color="CCCCCC" w:sz="4"/>
+            </w:tcBorders>
+            <w:tcMar>
+              <w:top w:type="dxa" w:w="100"/>
+              <w:left w:type="dxa" w:w="140"/>
+              <w:bottom w:type="dxa" w:w="100"/>
+              <w:right w:type="dxa" w:w="140"/>
+            </w:tcMar>
+            <w:vAlign w:val="center"/>
+          </w:tcPr>
+          <w:p>
+            <w:r>
+              <w:t xml:space="preserve">pack_assembly</w:t>
+            </w:r>
+          </w:p>
+        </w:tc>
+        <w:tc>
+          <w:tcPr>
+            <w:tcW w:type="dxa" w:w="1900"/>
+            <w:tcBorders>
+              <w:top w:val="single" w:color="CCCCCC" w:sz="4"/>
+              <w:left w:val="single" w:color="CCCCCC" w:sz="4"/>
+              <w:bottom w:val="single" w:color="CCCCCC" w:sz="4"/>
+              <w:right w:val="single" w:color="CCCCCC" w:sz="4"/>
+            </w:tcBorders>
+            <w:tcMar>
+              <w:top w:type="dxa" w:w="100"/>
+              <w:left w:type="dxa" w:w="140"/>
+              <w:bottom w:type="dxa" w:w="100"/>
+              <w:right w:type="dxa" w:w="140"/>
+            </w:tcMar>
+            <w:vAlign w:val="center"/>
+          </w:tcPr>
+          <w:p>
+            <w:r>
+              <w:t xml:space="preserve">Pack Assembly</w:t>
+            </w:r>
+          </w:p>
+        </w:tc>
+        <w:tc>
+          <w:tcPr>
+            <w:tcW w:type="dxa" w:w="1500"/>
+            <w:tcBorders>
+              <w:top w:val="single" w:color="CCCCCC" w:sz="4"/>
+              <w:left w:val="single" w:color="CCCCCC" w:sz="4"/>
+              <w:bottom w:val="single" w:color="CCCCCC" w:sz="4"/>
+              <w:right w:val="single" w:color="CCCCCC" w:sz="4"/>
+            </w:tcBorders>
+            <w:tcMar>
+              <w:top w:type="dxa" w:w="100"/>
+              <w:left w:type="dxa" w:w="140"/>
+              <w:bottom w:type="dxa" w:w="100"/>
+              <w:right w:type="dxa" w:w="140"/>
+            </w:tcMar>
+            <w:vAlign w:val="center"/>
+          </w:tcPr>
+          <w:p>
+            <w:r>
+              <w:t xml:space="preserve">1.05</w:t>
+            </w:r>
+          </w:p>
+        </w:tc>
+        <w:tc>
+          <w:tcPr>
+            <w:tcW w:type="dxa" w:w="4260"/>
+            <w:tcBorders>
+              <w:top w:val="single" w:color="CCCCCC" w:sz="4"/>
+              <w:left w:val="single" w:color="CCCCCC" w:sz="4"/>
+              <w:bottom w:val="single" w:color="CCCCCC" w:sz="4"/>
+              <w:right w:val="single" w:color="CCCCCC" w:sz="4"/>
+            </w:tcBorders>
+            <w:tcMar>
+              <w:top w:type="dxa" w:w="100"/>
+              <w:left w:type="dxa" w:w="140"/>
+              <w:bottom w:type="dxa" w:w="100"/>
+              <w:right w:type="dxa" w:w="140"/>
+            </w:tcMar>
+            <w:vAlign w:val="center"/>
+          </w:tcPr>
+          <w:p>
+            <w:r>
+              <w:t xml:space="preserve">Preliminary.</w:t>
+            </w:r>
+          </w:p>
+        </w:tc>
+      </w:tr>
+      <w:tr>
+        <w:tc>
+          <w:tcPr>
+            <w:tcW w:type="dxa" w:w="1700"/>
+            <w:tcBorders>
+              <w:top w:val="single" w:color="CCCCCC" w:sz="4"/>
+              <w:left w:val="single" w:color="CCCCCC" w:sz="4"/>
+              <w:bottom w:val="single" w:color="CCCCCC" w:sz="4"/>
+              <w:right w:val="single" w:color="CCCCCC" w:sz="4"/>
+            </w:tcBorders>
+            <w:tcMar>
+              <w:top w:type="dxa" w:w="100"/>
+              <w:left w:type="dxa" w:w="140"/>
+              <w:bottom w:type="dxa" w:w="100"/>
+              <w:right w:type="dxa" w:w="140"/>
+            </w:tcMar>
+            <w:vAlign w:val="center"/>
+          </w:tcPr>
+          <w:p>
+            <w:r>
+              <w:t xml:space="preserve">vehicle_assembly</w:t>
+            </w:r>
+          </w:p>
+        </w:tc>
+        <w:tc>
+          <w:tcPr>
+            <w:tcW w:type="dxa" w:w="1900"/>
+            <w:tcBorders>
+              <w:top w:val="single" w:color="CCCCCC" w:sz="4"/>
+              <w:left w:val="single" w:color="CCCCCC" w:sz="4"/>
+              <w:bottom w:val="single" w:color="CCCCCC" w:sz="4"/>
+              <w:right w:val="single" w:color="CCCCCC" w:sz="4"/>
+            </w:tcBorders>
+            <w:tcMar>
+              <w:top w:type="dxa" w:w="100"/>
+              <w:left w:type="dxa" w:w="140"/>
+              <w:bottom w:type="dxa" w:w="100"/>
+              <w:right w:type="dxa" w:w="140"/>
+            </w:tcMar>
+            <w:vAlign w:val="center"/>
+          </w:tcPr>
+          <w:p>
+            <w:r>
+              <w:t xml:space="preserve">Vehicle Assembly</w:t>
+            </w:r>
+          </w:p>
+        </w:tc>
+        <w:tc>
+          <w:tcPr>
+            <w:tcW w:type="dxa" w:w="1500"/>
+            <w:tcBorders>
+              <w:top w:val="single" w:color="CCCCCC" w:sz="4"/>
+              <w:left w:val="single" w:color="CCCCCC" w:sz="4"/>
+              <w:bottom w:val="single" w:color="CCCCCC" w:sz="4"/>
+              <w:right w:val="single" w:color="CCCCCC" w:sz="4"/>
+            </w:tcBorders>
+            <w:tcMar>
+              <w:top w:type="dxa" w:w="100"/>
+              <w:left w:type="dxa" w:w="140"/>
+              <w:bottom w:type="dxa" w:w="100"/>
+              <w:right w:type="dxa" w:w="140"/>
+            </w:tcMar>
+            <w:vAlign w:val="center"/>
+          </w:tcPr>
+          <w:p>
+            <w:r>
+              <w:t xml:space="preserve">1.00</w:t>
+            </w:r>
+          </w:p>
+        </w:tc>
+        <w:tc>
+          <w:tcPr>
+            <w:tcW w:type="dxa" w:w="4260"/>
+            <w:tcBorders>
+              <w:top w:val="single" w:color="CCCCCC" w:sz="4"/>
+              <w:left w:val="single" w:color="CCCCCC" w:sz="4"/>
+              <w:bottom w:val="single" w:color="CCCCCC" w:sz="4"/>
+              <w:right w:val="single" w:color="CCCCCC" w:sz="4"/>
+            </w:tcBorders>
+            <w:tcMar>
+              <w:top w:type="dxa" w:w="100"/>
+              <w:left w:type="dxa" w:w="140"/>
+              <w:bottom w:type="dxa" w:w="100"/>
+              <w:right w:type="dxa" w:w="140"/>
+            </w:tcMar>
+            <w:vAlign w:val="center"/>
+          </w:tcPr>
+          <w:p>
+            <w:r>
+              <w:t xml:space="preserve">OEM core activity. Most distributed of any stage.</w:t>
+            </w:r>
+          </w:p>
+        </w:tc>
+      </w:tr>
+      <w:tr>
+        <w:tc>
+          <w:tcPr>
+            <w:tcW w:type="dxa" w:w="1700"/>
+            <w:tcBorders>
+              <w:top w:val="single" w:color="CCCCCC" w:sz="4"/>
+              <w:left w:val="single" w:color="CCCCCC" w:sz="4"/>
+              <w:bottom w:val="single" w:color="CCCCCC" w:sz="4"/>
+              <w:right w:val="single" w:color="CCCCCC" w:sz="4"/>
+            </w:tcBorders>
+            <w:tcMar>
+              <w:top w:type="dxa" w:w="100"/>
+              <w:left w:type="dxa" w:w="140"/>
+              <w:bottom w:type="dxa" w:w="100"/>
+              <w:right w:type="dxa" w:w="140"/>
+            </w:tcMar>
+            <w:vAlign w:val="center"/>
+          </w:tcPr>
+          <w:p>
+            <w:r>
+              <w:t xml:space="preserve">recycling</w:t>
+            </w:r>
+          </w:p>
+        </w:tc>
+        <w:tc>
+          <w:tcPr>
+            <w:tcW w:type="dxa" w:w="1900"/>
+            <w:tcBorders>
+              <w:top w:val="single" w:color="CCCCCC" w:sz="4"/>
+              <w:left w:val="single" w:color="CCCCCC" w:sz="4"/>
+              <w:bottom w:val="single" w:color="CCCCCC" w:sz="4"/>
+              <w:right w:val="single" w:color="CCCCCC" w:sz="4"/>
+            </w:tcBorders>
+            <w:tcMar>
+              <w:top w:type="dxa" w:w="100"/>
+              <w:left w:type="dxa" w:w="140"/>
+              <w:bottom w:type="dxa" w:w="100"/>
+              <w:right w:type="dxa" w:w="140"/>
+            </w:tcMar>
+            <w:vAlign w:val="center"/>
+          </w:tcPr>
+          <w:p>
+            <w:r>
+              <w:t xml:space="preserve">Recycling</w:t>
+            </w:r>
+          </w:p>
+        </w:tc>
+        <w:tc>
+          <w:tcPr>
+            <w:tcW w:type="dxa" w:w="1500"/>
+            <w:tcBorders>
+              <w:top w:val="single" w:color="CCCCCC" w:sz="4"/>
+              <w:left w:val="single" w:color="CCCCCC" w:sz="4"/>
+              <w:bottom w:val="single" w:color="CCCCCC" w:sz="4"/>
+              <w:right w:val="single" w:color="CCCCCC" w:sz="4"/>
+            </w:tcBorders>
+            <w:tcMar>
+              <w:top w:type="dxa" w:w="100"/>
+              <w:left w:type="dxa" w:w="140"/>
+              <w:bottom w:type="dxa" w:w="100"/>
+              <w:right w:type="dxa" w:w="140"/>
+            </w:tcMar>
+            <w:vAlign w:val="center"/>
+          </w:tcPr>
+          <w:p>
+            <w:r>
+              <w:t xml:space="preserve">1.15</w:t>
+            </w:r>
+          </w:p>
+        </w:tc>
+        <w:tc>
+          <w:tcPr>
+            <w:tcW w:type="dxa" w:w="4260"/>
+            <w:tcBorders>
+              <w:top w:val="single" w:color="CCCCCC" w:sz="4"/>
+              <w:left w:val="single" w:color="CCCCCC" w:sz="4"/>
+              <w:bottom w:val="single" w:color="CCCCCC" w:sz="4"/>
+              <w:right w:val="single" w:color="CCCCCC" w:sz="4"/>
+            </w:tcBorders>
+            <w:tcMar>
+              <w:top w:type="dxa" w:w="100"/>
+              <w:left w:type="dxa" w:w="140"/>
+              <w:bottom w:type="dxa" w:w="100"/>
+              <w:right w:type="dxa" w:w="140"/>
+            </w:tcMar>
+            <w:vAlign w:val="center"/>
+          </w:tcPr>
+          <w:p>
+            <w:r>
+              <w:t xml:space="preserve">Preliminary. Higher than mining because recycled supply alleviates upstream concentration.</w:t>
+            </w:r>
+          </w:p>
+        </w:tc>
+      </w:tr>
+      <w:tr>
+        <w:tc>
+          <w:tcPr>
+            <w:tcW w:type="dxa" w:w="1700"/>
+            <w:tcBorders>
+              <w:top w:val="single" w:color="CCCCCC" w:sz="4"/>
+              <w:left w:val="single" w:color="CCCCCC" w:sz="4"/>
+              <w:bottom w:val="single" w:color="CCCCCC" w:sz="4"/>
+              <w:right w:val="single" w:color="CCCCCC" w:sz="4"/>
+            </w:tcBorders>
+            <w:tcMar>
+              <w:top w:type="dxa" w:w="100"/>
+              <w:left w:type="dxa" w:w="140"/>
+              <w:bottom w:type="dxa" w:w="100"/>
+              <w:right w:type="dxa" w:w="140"/>
+            </w:tcMar>
+            <w:vAlign w:val="center"/>
+          </w:tcPr>
+          <w:p>
+            <w:r>
+              <w:t xml:space="preserve">trading</w:t>
+            </w:r>
+          </w:p>
+        </w:tc>
+        <w:tc>
+          <w:tcPr>
+            <w:tcW w:type="dxa" w:w="1900"/>
+            <w:tcBorders>
+              <w:top w:val="single" w:color="CCCCCC" w:sz="4"/>
+              <w:left w:val="single" w:color="CCCCCC" w:sz="4"/>
+              <w:bottom w:val="single" w:color="CCCCCC" w:sz="4"/>
+              <w:right w:val="single" w:color="CCCCCC" w:sz="4"/>
+            </w:tcBorders>
+            <w:tcMar>
+              <w:top w:type="dxa" w:w="100"/>
+              <w:left w:type="dxa" w:w="140"/>
+              <w:bottom w:type="dxa" w:w="100"/>
+              <w:right w:type="dxa" w:w="140"/>
+            </w:tcMar>
+            <w:vAlign w:val="center"/>
+          </w:tcPr>
+          <w:p>
+            <w:r>
+              <w:t xml:space="preserve">Commodity Trading</w:t>
+            </w:r>
+          </w:p>
+        </w:tc>
+        <w:tc>
+          <w:tcPr>
+            <w:tcW w:type="dxa" w:w="1500"/>
+            <w:tcBorders>
+              <w:top w:val="single" w:color="CCCCCC" w:sz="4"/>
+              <w:left w:val="single" w:color="CCCCCC" w:sz="4"/>
+              <w:bottom w:val="single" w:color="CCCCCC" w:sz="4"/>
+              <w:right w:val="single" w:color="CCCCCC" w:sz="4"/>
+            </w:tcBorders>
+            <w:tcMar>
+              <w:top w:type="dxa" w:w="100"/>
+              <w:left w:type="dxa" w:w="140"/>
+              <w:bottom w:type="dxa" w:w="100"/>
+              <w:right w:type="dxa" w:w="140"/>
+            </w:tcMar>
+            <w:vAlign w:val="center"/>
+          </w:tcPr>
+          <w:p>
+            <w:r>
+              <w:t xml:space="preserve">1.00</w:t>
+            </w:r>
+          </w:p>
+        </w:tc>
+        <w:tc>
+          <w:tcPr>
+            <w:tcW w:type="dxa" w:w="4260"/>
+            <w:tcBorders>
+              <w:top w:val="single" w:color="CCCCCC" w:sz="4"/>
+              <w:left w:val="single" w:color="CCCCCC" w:sz="4"/>
+              <w:bottom w:val="single" w:color="CCCCCC" w:sz="4"/>
+              <w:right w:val="single" w:color="CCCCCC" w:sz="4"/>
+            </w:tcBorders>
+            <w:tcMar>
+              <w:top w:type="dxa" w:w="100"/>
+              <w:left w:type="dxa" w:w="140"/>
+              <w:bottom w:type="dxa" w:w="100"/>
+              <w:right w:type="dxa" w:w="140"/>
+            </w:tcMar>
+            <w:vAlign w:val="center"/>
+          </w:tcPr>
+          <w:p>
+            <w:r>
+              <w:t xml:space="preserve">Doesn’t add physical conversion but concentrates market power.</w:t>
+            </w:r>
+          </w:p>
+        </w:tc>
+      </w:tr>
+      <w:tr>
+        <w:tc>
+          <w:tcPr>
+            <w:tcW w:type="dxa" w:w="1700"/>
+            <w:tcBorders>
+              <w:top w:val="single" w:color="CCCCCC" w:sz="4"/>
+              <w:left w:val="single" w:color="CCCCCC" w:sz="4"/>
+              <w:bottom w:val="single" w:color="CCCCCC" w:sz="4"/>
+              <w:right w:val="single" w:color="CCCCCC" w:sz="4"/>
+            </w:tcBorders>
+            <w:tcMar>
+              <w:top w:type="dxa" w:w="100"/>
+              <w:left w:type="dxa" w:w="140"/>
+              <w:bottom w:type="dxa" w:w="100"/>
+              <w:right w:type="dxa" w:w="140"/>
+            </w:tcMar>
+            <w:vAlign w:val="center"/>
+          </w:tcPr>
+          <w:p>
+            <w:r>
+              <w:t xml:space="preserve">financial</w:t>
+            </w:r>
+          </w:p>
+        </w:tc>
+        <w:tc>
+          <w:tcPr>
+            <w:tcW w:type="dxa" w:w="1900"/>
+            <w:tcBorders>
+              <w:top w:val="single" w:color="CCCCCC" w:sz="4"/>
+              <w:left w:val="single" w:color="CCCCCC" w:sz="4"/>
+              <w:bottom w:val="single" w:color="CCCCCC" w:sz="4"/>
+              <w:right w:val="single" w:color="CCCCCC" w:sz="4"/>
+            </w:tcBorders>
+            <w:tcMar>
+              <w:top w:type="dxa" w:w="100"/>
+              <w:left w:type="dxa" w:w="140"/>
+              <w:bottom w:type="dxa" w:w="100"/>
+              <w:right w:type="dxa" w:w="140"/>
+            </w:tcMar>
+            <w:vAlign w:val="center"/>
+          </w:tcPr>
+          <w:p>
+            <w:r>
+              <w:t xml:space="preserve">Financial Sponsor</w:t>
+            </w:r>
+          </w:p>
+        </w:tc>
+        <w:tc>
+          <w:tcPr>
+            <w:tcW w:type="dxa" w:w="1500"/>
+            <w:tcBorders>
+              <w:top w:val="single" w:color="CCCCCC" w:sz="4"/>
+              <w:left w:val="single" w:color="CCCCCC" w:sz="4"/>
+              <w:bottom w:val="single" w:color="CCCCCC" w:sz="4"/>
+              <w:right w:val="single" w:color="CCCCCC" w:sz="4"/>
+            </w:tcBorders>
+            <w:tcMar>
+              <w:top w:type="dxa" w:w="100"/>
+              <w:left w:type="dxa" w:w="140"/>
+              <w:bottom w:type="dxa" w:w="100"/>
+              <w:right w:type="dxa" w:w="140"/>
+            </w:tcMar>
+            <w:vAlign w:val="center"/>
+          </w:tcPr>
+          <w:p>
+            <w:r>
+              <w:t xml:space="preserve">0.50</w:t>
+            </w:r>
+          </w:p>
+        </w:tc>
+        <w:tc>
+          <w:tcPr>
+            <w:tcW w:type="dxa" w:w="4260"/>
+            <w:tcBorders>
+              <w:top w:val="single" w:color="CCCCCC" w:sz="4"/>
+              <w:left w:val="single" w:color="CCCCCC" w:sz="4"/>
+              <w:bottom w:val="single" w:color="CCCCCC" w:sz="4"/>
+              <w:right w:val="single" w:color="CCCCCC" w:sz="4"/>
+            </w:tcBorders>
+            <w:tcMar>
+              <w:top w:type="dxa" w:w="100"/>
+              <w:left w:type="dxa" w:w="140"/>
+              <w:bottom w:type="dxa" w:w="100"/>
+              <w:right w:type="dxa" w:w="140"/>
+            </w:tcMar>
+            <w:vAlign w:val="center"/>
+          </w:tcPr>
+          <w:p>
+            <w:r>
+              <w:t xml:space="preserve">Lower weight because risk is one step removed.</w:t>
+            </w:r>
+          </w:p>
+        </w:tc>
+      </w:tr>
+      <w:tr>
+        <w:tc>
+          <w:tcPr>
+            <w:tcW w:type="dxa" w:w="1700"/>
+            <w:tcBorders>
+              <w:top w:val="single" w:color="CCCCCC" w:sz="4"/>
+              <w:left w:val="single" w:color="CCCCCC" w:sz="4"/>
+              <w:bottom w:val="single" w:color="CCCCCC" w:sz="4"/>
+              <w:right w:val="single" w:color="CCCCCC" w:sz="4"/>
+            </w:tcBorders>
+            <w:tcMar>
+              <w:top w:type="dxa" w:w="100"/>
+              <w:left w:type="dxa" w:w="140"/>
+              <w:bottom w:type="dxa" w:w="100"/>
+              <w:right w:type="dxa" w:w="140"/>
+            </w:tcMar>
+            <w:vAlign w:val="center"/>
+          </w:tcPr>
+          <w:p>
+            <w:r>
+              <w:t xml:space="preserve">integrated</w:t>
+            </w:r>
+          </w:p>
+        </w:tc>
+        <w:tc>
+          <w:tcPr>
+            <w:tcW w:type="dxa" w:w="1900"/>
+            <w:tcBorders>
+              <w:top w:val="single" w:color="CCCCCC" w:sz="4"/>
+              <w:left w:val="single" w:color="CCCCCC" w:sz="4"/>
+              <w:bottom w:val="single" w:color="CCCCCC" w:sz="4"/>
+              <w:right w:val="single" w:color="CCCCCC" w:sz="4"/>
+            </w:tcBorders>
+            <w:tcMar>
+              <w:top w:type="dxa" w:w="100"/>
+              <w:left w:type="dxa" w:w="140"/>
+              <w:bottom w:type="dxa" w:w="100"/>
+              <w:right w:type="dxa" w:w="140"/>
+            </w:tcMar>
+            <w:vAlign w:val="center"/>
+          </w:tcPr>
+          <w:p>
+            <w:r>
+              <w:t xml:space="preserve">Integrated (Multi-Stage)</w:t>
+            </w:r>
+          </w:p>
+        </w:tc>
+        <w:tc>
+          <w:tcPr>
+            <w:tcW w:type="dxa" w:w="1500"/>
+            <w:tcBorders>
+              <w:top w:val="single" w:color="CCCCCC" w:sz="4"/>
+              <w:left w:val="single" w:color="CCCCCC" w:sz="4"/>
+              <w:bottom w:val="single" w:color="CCCCCC" w:sz="4"/>
+              <w:right w:val="single" w:color="CCCCCC" w:sz="4"/>
+            </w:tcBorders>
+            <w:tcMar>
+              <w:top w:type="dxa" w:w="100"/>
+              <w:left w:type="dxa" w:w="140"/>
+              <w:bottom w:type="dxa" w:w="100"/>
+              <w:right w:type="dxa" w:w="140"/>
+            </w:tcMar>
+            <w:vAlign w:val="center"/>
+          </w:tcPr>
+          <w:p>
+            <w:r>
+              <w:t xml:space="preserve">1.30</w:t>
+            </w:r>
+          </w:p>
+        </w:tc>
+        <w:tc>
+          <w:tcPr>
+            <w:tcW w:type="dxa" w:w="4260"/>
+            <w:tcBorders>
+              <w:top w:val="single" w:color="CCCCCC" w:sz="4"/>
+              <w:left w:val="single" w:color="CCCCCC" w:sz="4"/>
+              <w:bottom w:val="single" w:color="CCCCCC" w:sz="4"/>
+              <w:right w:val="single" w:color="CCCCCC" w:sz="4"/>
+            </w:tcBorders>
+            <w:tcMar>
+              <w:top w:type="dxa" w:w="100"/>
+              <w:left w:type="dxa" w:w="140"/>
+              <w:bottom w:type="dxa" w:w="100"/>
+              <w:right w:type="dxa" w:w="140"/>
+            </w:tcMar>
+            <w:vAlign w:val="center"/>
+          </w:tcPr>
+          <w:p>
+            <w:r>
+              <w:t xml:space="preserve">Meta — fallback when no single stage dominates.</w:t>
+            </w:r>
+          </w:p>
+        </w:tc>
+      </w:tr>
+    </w:tbl>
+    <w:p>
+      <w:pPr>
+        <w:spacing w:after="120"/>
+      </w:pPr>
+      <w:r>
+        <w:rPr>
+          <w:i/>
+          <w:iCs/>
+        </w:rPr>
+        <w:t xml:space="preserve">PARTNER INPUT REQUESTED: Twelve of the sixteen bottleneck weights are extrapolated from the four methodology-anchored values. The most impactful to calibrate are anode_active_material (currently 1.30 by analogy to CAM — is that right given synthetic graphite is more concentrated than CAM but less of an end-product?), recycling (currently 1.15 — should reflect the supply-relief impact of closed-loop), and trading (currently 1.00 — should a pure trader be weighted as influential as a refiner given they set the marginal price?).</w:t>
+      </w:r>
+    </w:p>
+    <w:p>
+      <w:pPr>
+        <w:pStyle w:val="Heading3"/>
+        <w:spacing w:after="100" w:before="220"/>
+      </w:pPr>
+      <w:r>
+        <w:t xml:space="preserve">Three-edge company × material exposure model</w:t>
+      </w:r>
+    </w:p>
+    <w:p>
+      <w:pPr>
+        <w:spacing w:after="120"/>
+      </w:pPr>
+      <w:r>
+        <w:t xml:space="preserve">Companies link to materials via three distinct edges, picked by company type. The combination of facility-derived and partner-curated edges closes the OEM gap that single-source models can’t (Ford has no mines but absolutely has material exposure).</w:t>
+      </w:r>
+    </w:p>
+    <w:p>
+      <w:pPr>
+        <w:pStyle w:val="ListParagraph"/>
+        <w:numPr>
+          <w:ilvl w:val="0"/>
+          <w:numId w:val="3"/>
+        </w:numPr>
+        <w:spacing w:after="80"/>
+      </w:pPr>
+      <w:r>
+        <w:t xml:space="preserve">Facility-derived edge. For companies with has_facilities=TRUE, materials roll up from owned/operated facility rows via facilities → facility_material_links → materials. Production volumes and JV equity stakes weight the rollup. Works cleanly for producers (BHP, Glencore, Albemarle, Ganfeng, CATL).</w:t>
+      </w:r>
+    </w:p>
+    <w:p>
+      <w:pPr>
+        <w:pStyle w:val="ListParagraph"/>
+        <w:numPr>
+          <w:ilvl w:val="0"/>
+          <w:numId w:val="3"/>
+        </w:numPr>
+        <w:spacing w:after="80"/>
+      </w:pPr>
+      <w:r>
+        <w:t xml:space="preserve">Supplier-graph-derived edge. For companies with operates_as_trader=TRUE or where facility data is sparse, materials inherit from supplier relationships in company_supply_relationships. Trafigura’s lithium exposure comes from offtake agreements with producers, not from owned operations. Built incrementally as the supplier graph is partner-curated.</w:t>
+      </w:r>
+    </w:p>
+    <w:p>
+      <w:pPr>
+        <w:pStyle w:val="ListParagraph"/>
+        <w:numPr>
+          <w:ilvl w:val="0"/>
+          <w:numId w:val="3"/>
+        </w:numPr>
+        <w:spacing w:after="80"/>
+      </w:pPr>
+      <w:r>
+        <w:t xml:space="preserve">Partner-curated edge. For pure OEMs (Ford, GM, VW, Stellantis), the facility path returns thin signal (assembly plants don’t carry chemistry-level material exposure) and the supplier-graph path is incomplete. Partner curates company_material_exposures rows directly using the company seed template plus public chemistry-mix disclosures (NMC811 → cobalt 0.7 / lithium 0.7 / nickel 0.7; LFP → iron 0.7 / phosphate 0.7 / lithium 0.7).</w:t>
+      </w:r>
+    </w:p>
+    <w:p>
+      <w:pPr>
+        <w:pStyle w:val="Heading3"/>
+        <w:spacing w:after="100" w:before="220"/>
+      </w:pPr>
+      <w:r>
+        <w:t xml:space="preserve">JV vehicles — multi-parent corporate structures</w:t>
+      </w:r>
+    </w:p>
+    <w:p>
+      <w:pPr>
+        <w:spacing w:after="120"/>
+      </w:pPr>
+      <w:r>
+        <w:t xml:space="preserve">The pre-May-2026 Company table had a single parent_company_id FK, which modeled wholly-owned subsidiaries but couldn’t express the JV-vehicle case — TLEA (51% Tianqi / 49% IGO) holds 51% of Talison (which is itself the Greenbushes JV). Single-FK semantics force you to pick one parent, losing the other side’s risk roll-up.</w:t>
+      </w:r>
+    </w:p>
+    <w:p>
+      <w:pPr>
+        <w:spacing w:after="120"/>
+      </w:pPr>
+      <w:r>
+        <w:t xml:space="preserve">The new company_jv_parents join table handles the multi-parent case. A Company with ownership_type=jv_vehicle has one row per parent in company_jv_parents. Wholly-owned subsidiaries still use the existing parent_company_id column — the two patterns are additive, not replacement. Future supply-chain-propagation rollup will weight by parent equity stake; currently the model stores the relationship and defers weighting to a later scoring iteration.</w:t>
+      </w:r>
+    </w:p>
+    <w:p>
+      <w:pPr>
+        <w:pStyle w:val="Heading3"/>
+        <w:spacing w:after="100" w:before="220"/>
+      </w:pPr>
+      <w:r>
+        <w:t xml:space="preserve">Company schema additions (migration 044)</w:t>
+      </w:r>
+    </w:p>
+    <w:p>
+      <w:pPr>
+        <w:spacing w:after="120"/>
+      </w:pPr>
+      <w:r>
+        <w:t xml:space="preserve">Fourteen new columns on the companies table plus two new join tables. Driven by partner-curation needs from the company seed template and by the SEC ingester needing a stable CIK column to enrich into. Additive only — existing rows remain valid; the legacy free-string supply_chain_stage column coexists during Phase 1 and gets dropped in a later cleanup once scoring code migrates to the FK.</w:t>
+      </w:r>
+    </w:p>
+    <w:tbl>
+      <w:tblPr>
+        <w:tblW w:type="dxa" w:w="9360"/>
+        <w:tblBorders>
+          <w:top w:val="single" w:color="auto" w:sz="4"/>
+          <w:left w:val="single" w:color="auto" w:sz="4"/>
+          <w:bottom w:val="single" w:color="auto" w:sz="4"/>
+          <w:right w:val="single" w:color="auto" w:sz="4"/>
+          <w:insideH w:val="single" w:color="auto" w:sz="4"/>
+          <w:insideV w:val="single" w:color="auto" w:sz="4"/>
+        </w:tblBorders>
+      </w:tblPr>
+      <w:tblGrid>
+        <w:gridCol w:w="3000"/>
+        <w:gridCol w:w="6360"/>
+      </w:tblGrid>
+      <w:tr>
+        <w:tc>
+          <w:tcPr>
+            <w:tcW w:type="dxa" w:w="3000"/>
+            <w:tcBorders>
+              <w:top w:val="single" w:color="CCCCCC" w:sz="4"/>
+              <w:left w:val="single" w:color="CCCCCC" w:sz="4"/>
+              <w:bottom w:val="single" w:color="CCCCCC" w:sz="4"/>
+              <w:right w:val="single" w:color="CCCCCC" w:sz="4"/>
+            </w:tcBorders>
+            <w:shd w:fill="1F3A5F" w:color="auto" w:val="clear"/>
+            <w:tcMar>
+              <w:top w:type="dxa" w:w="100"/>
+              <w:left w:type="dxa" w:w="140"/>
+              <w:bottom w:type="dxa" w:w="100"/>
+              <w:right w:type="dxa" w:w="140"/>
+            </w:tcMar>
+            <w:vAlign w:val="center"/>
+          </w:tcPr>
+          <w:p>
+            <w:r>
+              <w:rPr>
+                <w:b/>
+                <w:bCs/>
+                <w:color w:val="FFFFFF"/>
+              </w:rPr>
+              <w:t xml:space="preserve">Column</w:t>
+            </w:r>
+          </w:p>
+        </w:tc>
+        <w:tc>
+          <w:tcPr>
+            <w:tcW w:type="dxa" w:w="6360"/>
+            <w:tcBorders>
+              <w:top w:val="single" w:color="CCCCCC" w:sz="4"/>
+              <w:left w:val="single" w:color="CCCCCC" w:sz="4"/>
+              <w:bottom w:val="single" w:color="CCCCCC" w:sz="4"/>
+              <w:right w:val="single" w:color="CCCCCC" w:sz="4"/>
+            </w:tcBorders>
+            <w:shd w:fill="1F3A5F" w:color="auto" w:val="clear"/>
+            <w:tcMar>
+              <w:top w:type="dxa" w:w="100"/>
+              <w:left w:type="dxa" w:w="140"/>
+              <w:bottom w:type="dxa" w:w="100"/>
+              <w:right w:type="dxa" w:w="140"/>
+            </w:tcMar>
+            <w:vAlign w:val="center"/>
+          </w:tcPr>
+          <w:p>
+            <w:r>
+              <w:rPr>
+                <w:b/>
+                <w:bCs/>
+                <w:color w:val="FFFFFF"/>
+              </w:rPr>
+              <w:t xml:space="preserve">Purpose</w:t>
+            </w:r>
+          </w:p>
+        </w:tc>
+      </w:tr>
+      <w:tr>
+        <w:tc>
+          <w:tcPr>
+            <w:tcW w:type="dxa" w:w="3000"/>
+            <w:tcBorders>
+              <w:top w:val="single" w:color="CCCCCC" w:sz="4"/>
+              <w:left w:val="single" w:color="CCCCCC" w:sz="4"/>
+              <w:bottom w:val="single" w:color="CCCCCC" w:sz="4"/>
+              <w:right w:val="single" w:color="CCCCCC" w:sz="4"/>
+            </w:tcBorders>
+            <w:tcMar>
+              <w:top w:type="dxa" w:w="100"/>
+              <w:left w:type="dxa" w:w="140"/>
+              <w:bottom w:type="dxa" w:w="100"/>
+              <w:right w:type="dxa" w:w="140"/>
+            </w:tcMar>
+            <w:vAlign w:val="center"/>
+          </w:tcPr>
+          <w:p>
+            <w:r>
+              <w:t xml:space="preserve">cik (UNIQUE)</w:t>
+            </w:r>
+          </w:p>
+        </w:tc>
+        <w:tc>
+          <w:tcPr>
+            <w:tcW w:type="dxa" w:w="6360"/>
+            <w:tcBorders>
+              <w:top w:val="single" w:color="CCCCCC" w:sz="4"/>
+              <w:left w:val="single" w:color="CCCCCC" w:sz="4"/>
+              <w:bottom w:val="single" w:color="CCCCCC" w:sz="4"/>
+              <w:right w:val="single" w:color="CCCCCC" w:sz="4"/>
+            </w:tcBorders>
+            <w:tcMar>
+              <w:top w:type="dxa" w:w="100"/>
+              <w:left w:type="dxa" w:w="140"/>
+              <w:bottom w:type="dxa" w:w="100"/>
+              <w:right w:type="dxa" w:w="140"/>
+            </w:tcMar>
+            <w:vAlign w:val="center"/>
+          </w:tcPr>
+          <w:p>
+            <w:r>
+              <w:t xml:space="preserve">SEC Central Index Key, zero-padded. Workstream A’s issuer-enrichment lookup key. NULL for non-SEC filers (Ganfeng, Tianqi, CATL, LG, SK On, BYD, Trafigura).</w:t>
+            </w:r>
+          </w:p>
+        </w:tc>
+      </w:tr>
+      <w:tr>
+        <w:tc>
+          <w:tcPr>
+            <w:tcW w:type="dxa" w:w="3000"/>
+            <w:tcBorders>
+              <w:top w:val="single" w:color="CCCCCC" w:sz="4"/>
+              <w:left w:val="single" w:color="CCCCCC" w:sz="4"/>
+              <w:bottom w:val="single" w:color="CCCCCC" w:sz="4"/>
+              <w:right w:val="single" w:color="CCCCCC" w:sz="4"/>
+            </w:tcBorders>
+            <w:tcMar>
+              <w:top w:type="dxa" w:w="100"/>
+              <w:left w:type="dxa" w:w="140"/>
+              <w:bottom w:type="dxa" w:w="100"/>
+              <w:right w:type="dxa" w:w="140"/>
+            </w:tcMar>
+            <w:vAlign w:val="center"/>
+          </w:tcPr>
+          <w:p>
+            <w:r>
+              <w:t xml:space="preserve">sic, sic_description</w:t>
+            </w:r>
+          </w:p>
+        </w:tc>
+        <w:tc>
+          <w:tcPr>
+            <w:tcW w:type="dxa" w:w="6360"/>
+            <w:tcBorders>
+              <w:top w:val="single" w:color="CCCCCC" w:sz="4"/>
+              <w:left w:val="single" w:color="CCCCCC" w:sz="4"/>
+              <w:bottom w:val="single" w:color="CCCCCC" w:sz="4"/>
+              <w:right w:val="single" w:color="CCCCCC" w:sz="4"/>
+            </w:tcBorders>
+            <w:tcMar>
+              <w:top w:type="dxa" w:w="100"/>
+              <w:left w:type="dxa" w:w="140"/>
+              <w:bottom w:type="dxa" w:w="100"/>
+              <w:right w:type="dxa" w:w="140"/>
+            </w:tcMar>
+            <w:vAlign w:val="center"/>
+          </w:tcPr>
+          <w:p>
+            <w:r>
+              <w:t xml:space="preserve">SEC industry classification. Deterministic issuer→material-bucket prior for scoring (SIC 1040 = gold mining, 2812-19 = lithium chemicals, 3690 = batteries, 3711 = motor vehicles).</w:t>
+            </w:r>
+          </w:p>
+        </w:tc>
+      </w:tr>
+      <w:tr>
+        <w:tc>
+          <w:tcPr>
+            <w:tcW w:type="dxa" w:w="3000"/>
+            <w:tcBorders>
+              <w:top w:val="single" w:color="CCCCCC" w:sz="4"/>
+              <w:left w:val="single" w:color="CCCCCC" w:sz="4"/>
+              <w:bottom w:val="single" w:color="CCCCCC" w:sz="4"/>
+              <w:right w:val="single" w:color="CCCCCC" w:sz="4"/>
+            </w:tcBorders>
+            <w:tcMar>
+              <w:top w:type="dxa" w:w="100"/>
+              <w:left w:type="dxa" w:w="140"/>
+              <w:bottom w:type="dxa" w:w="100"/>
+              <w:right w:type="dxa" w:w="140"/>
+            </w:tcMar>
+            <w:vAlign w:val="center"/>
+          </w:tcPr>
+          <w:p>
+            <w:r>
+              <w:t xml:space="preserve">exchanges (JSONB)</w:t>
+            </w:r>
+          </w:p>
+        </w:tc>
+        <w:tc>
+          <w:tcPr>
+            <w:tcW w:type="dxa" w:w="6360"/>
+            <w:tcBorders>
+              <w:top w:val="single" w:color="CCCCCC" w:sz="4"/>
+              <w:left w:val="single" w:color="CCCCCC" w:sz="4"/>
+              <w:bottom w:val="single" w:color="CCCCCC" w:sz="4"/>
+              <w:right w:val="single" w:color="CCCCCC" w:sz="4"/>
+            </w:tcBorders>
+            <w:tcMar>
+              <w:top w:type="dxa" w:w="100"/>
+              <w:left w:type="dxa" w:w="140"/>
+              <w:bottom w:type="dxa" w:w="100"/>
+              <w:right w:type="dxa" w:w="140"/>
+            </w:tcMar>
+            <w:vAlign w:val="center"/>
+          </w:tcPr>
+          <w:p>
+            <w:r>
+              <w:t xml:space="preserve">Primary listing first. Drives future market-data lookup and jurisdictional context.</w:t>
+            </w:r>
+          </w:p>
+        </w:tc>
+      </w:tr>
+      <w:tr>
+        <w:tc>
+          <w:tcPr>
+            <w:tcW w:type="dxa" w:w="3000"/>
+            <w:tcBorders>
+              <w:top w:val="single" w:color="CCCCCC" w:sz="4"/>
+              <w:left w:val="single" w:color="CCCCCC" w:sz="4"/>
+              <w:bottom w:val="single" w:color="CCCCCC" w:sz="4"/>
+              <w:right w:val="single" w:color="CCCCCC" w:sz="4"/>
+            </w:tcBorders>
+            <w:tcMar>
+              <w:top w:type="dxa" w:w="100"/>
+              <w:left w:type="dxa" w:w="140"/>
+              <w:bottom w:type="dxa" w:w="100"/>
+              <w:right w:type="dxa" w:w="140"/>
+            </w:tcMar>
+            <w:vAlign w:val="center"/>
+          </w:tcPr>
+          <w:p>
+            <w:r>
+              <w:t xml:space="preserve">sec_metadata (JSONB)</w:t>
+            </w:r>
+          </w:p>
+        </w:tc>
+        <w:tc>
+          <w:tcPr>
+            <w:tcW w:type="dxa" w:w="6360"/>
+            <w:tcBorders>
+              <w:top w:val="single" w:color="CCCCCC" w:sz="4"/>
+              <w:left w:val="single" w:color="CCCCCC" w:sz="4"/>
+              <w:bottom w:val="single" w:color="CCCCCC" w:sz="4"/>
+              <w:right w:val="single" w:color="CCCCCC" w:sz="4"/>
+            </w:tcBorders>
+            <w:tcMar>
+              <w:top w:type="dxa" w:w="100"/>
+              <w:left w:type="dxa" w:w="140"/>
+              <w:bottom w:type="dxa" w:w="100"/>
+              <w:right w:type="dxa" w:w="140"/>
+            </w:tcMar>
+            <w:vAlign w:val="center"/>
+          </w:tcPr>
+          <w:p>
+            <w:r>
+              <w:t xml:space="preserve">Bag of SEC fields without first-class columns: addresses, fiscal year end, category, entity type, EIN, phone, description, investor website, flags, raw formerNames objects, synced_at timestamp.</w:t>
+            </w:r>
+          </w:p>
+        </w:tc>
+      </w:tr>
+      <w:tr>
+        <w:tc>
+          <w:tcPr>
+            <w:tcW w:type="dxa" w:w="3000"/>
+            <w:tcBorders>
+              <w:top w:val="single" w:color="CCCCCC" w:sz="4"/>
+              <w:left w:val="single" w:color="CCCCCC" w:sz="4"/>
+              <w:bottom w:val="single" w:color="CCCCCC" w:sz="4"/>
+              <w:right w:val="single" w:color="CCCCCC" w:sz="4"/>
+            </w:tcBorders>
+            <w:tcMar>
+              <w:top w:type="dxa" w:w="100"/>
+              <w:left w:type="dxa" w:w="140"/>
+              <w:bottom w:type="dxa" w:w="100"/>
+              <w:right w:type="dxa" w:w="140"/>
+            </w:tcMar>
+            <w:vAlign w:val="center"/>
+          </w:tcPr>
+          <w:p>
+            <w:r>
+              <w:t xml:space="preserve">incorporated_country</w:t>
+            </w:r>
+          </w:p>
+        </w:tc>
+        <w:tc>
+          <w:tcPr>
+            <w:tcW w:type="dxa" w:w="6360"/>
+            <w:tcBorders>
+              <w:top w:val="single" w:color="CCCCCC" w:sz="4"/>
+              <w:left w:val="single" w:color="CCCCCC" w:sz="4"/>
+              <w:bottom w:val="single" w:color="CCCCCC" w:sz="4"/>
+              <w:right w:val="single" w:color="CCCCCC" w:sz="4"/>
+            </w:tcBorders>
+            <w:tcMar>
+              <w:top w:type="dxa" w:w="100"/>
+              <w:left w:type="dxa" w:w="140"/>
+              <w:bottom w:type="dxa" w:w="100"/>
+              <w:right w:type="dxa" w:w="140"/>
+            </w:tcMar>
+            <w:vAlign w:val="center"/>
+          </w:tcPr>
+          <w:p>
+            <w:r>
+              <w:t xml:space="preserve">ISO-2 of legal incorporation, used when different from headquarters_country (Glencore plc is incorporated in Jersey but operationally HQ’d in Switzerland).</w:t>
+            </w:r>
+          </w:p>
+        </w:tc>
+      </w:tr>
+      <w:tr>
+        <w:tc>
+          <w:tcPr>
+            <w:tcW w:type="dxa" w:w="3000"/>
+            <w:tcBorders>
+              <w:top w:val="single" w:color="CCCCCC" w:sz="4"/>
+              <w:left w:val="single" w:color="CCCCCC" w:sz="4"/>
+              <w:bottom w:val="single" w:color="CCCCCC" w:sz="4"/>
+              <w:right w:val="single" w:color="CCCCCC" w:sz="4"/>
+            </w:tcBorders>
+            <w:tcMar>
+              <w:top w:type="dxa" w:w="100"/>
+              <w:left w:type="dxa" w:w="140"/>
+              <w:bottom w:type="dxa" w:w="100"/>
+              <w:right w:type="dxa" w:w="140"/>
+            </w:tcMar>
+            <w:vAlign w:val="center"/>
+          </w:tcPr>
+          <w:p>
+            <w:r>
+              <w:t xml:space="preserve">is_state_owned_or_influenced (BOOL)</w:t>
+            </w:r>
+          </w:p>
+        </w:tc>
+        <w:tc>
+          <w:tcPr>
+            <w:tcW w:type="dxa" w:w="6360"/>
+            <w:tcBorders>
+              <w:top w:val="single" w:color="CCCCCC" w:sz="4"/>
+              <w:left w:val="single" w:color="CCCCCC" w:sz="4"/>
+              <w:bottom w:val="single" w:color="CCCCCC" w:sz="4"/>
+              <w:right w:val="single" w:color="CCCCCC" w:sz="4"/>
+            </w:tcBorders>
+            <w:tcMar>
+              <w:top w:type="dxa" w:w="100"/>
+              <w:left w:type="dxa" w:w="140"/>
+              <w:bottom w:type="dxa" w:w="100"/>
+              <w:right w:type="dxa" w:w="140"/>
+            </w:tcMar>
+            <w:vAlign w:val="center"/>
+          </w:tcPr>
+          <w:p>
+            <w:r>
+              <w:t xml:space="preserve">TRUE if ≥30% government-owned/controlled or carrying explicit national-champion designation. Softer than ownership_type=state_owned. CMOC, Norilsk, Indonesia Battery Corp = TRUE; Glencore = FALSE. Triggers geopolitical-pillar SOE multiplier.</w:t>
+            </w:r>
+          </w:p>
+        </w:tc>
+      </w:tr>
+      <w:tr>
+        <w:tc>
+          <w:tcPr>
+            <w:tcW w:type="dxa" w:w="3000"/>
+            <w:tcBorders>
+              <w:top w:val="single" w:color="CCCCCC" w:sz="4"/>
+              <w:left w:val="single" w:color="CCCCCC" w:sz="4"/>
+              <w:bottom w:val="single" w:color="CCCCCC" w:sz="4"/>
+              <w:right w:val="single" w:color="CCCCCC" w:sz="4"/>
+            </w:tcBorders>
+            <w:tcMar>
+              <w:top w:type="dxa" w:w="100"/>
+              <w:left w:type="dxa" w:w="140"/>
+              <w:bottom w:type="dxa" w:w="100"/>
+              <w:right w:type="dxa" w:w="140"/>
+            </w:tcMar>
+            <w:vAlign w:val="center"/>
+          </w:tcPr>
+          <w:p>
+            <w:r>
+              <w:t xml:space="preserve">has_facilities (BOOL)</w:t>
+            </w:r>
+          </w:p>
+        </w:tc>
+        <w:tc>
+          <w:tcPr>
+            <w:tcW w:type="dxa" w:w="6360"/>
+            <w:tcBorders>
+              <w:top w:val="single" w:color="CCCCCC" w:sz="4"/>
+              <w:left w:val="single" w:color="CCCCCC" w:sz="4"/>
+              <w:bottom w:val="single" w:color="CCCCCC" w:sz="4"/>
+              <w:right w:val="single" w:color="CCCCCC" w:sz="4"/>
+            </w:tcBorders>
+            <w:tcMar>
+              <w:top w:type="dxa" w:w="100"/>
+              <w:left w:type="dxa" w:w="140"/>
+              <w:bottom w:type="dxa" w:w="100"/>
+              <w:right w:type="dxa" w:w="140"/>
+            </w:tcMar>
+            <w:vAlign w:val="center"/>
+          </w:tcPr>
+          <w:p>
+            <w:r>
+              <w:t xml:space="preserve">Drives the three-edge company-material exposure model. TRUE → facility-derived; FALSE → supplier-graph or partner-curated.</w:t>
+            </w:r>
+          </w:p>
+        </w:tc>
+      </w:tr>
+      <w:tr>
+        <w:tc>
+          <w:tcPr>
+            <w:tcW w:type="dxa" w:w="3000"/>
+            <w:tcBorders>
+              <w:top w:val="single" w:color="CCCCCC" w:sz="4"/>
+              <w:left w:val="single" w:color="CCCCCC" w:sz="4"/>
+              <w:bottom w:val="single" w:color="CCCCCC" w:sz="4"/>
+              <w:right w:val="single" w:color="CCCCCC" w:sz="4"/>
+            </w:tcBorders>
+            <w:tcMar>
+              <w:top w:type="dxa" w:w="100"/>
+              <w:left w:type="dxa" w:w="140"/>
+              <w:bottom w:type="dxa" w:w="100"/>
+              <w:right w:type="dxa" w:w="140"/>
+            </w:tcMar>
+            <w:vAlign w:val="center"/>
+          </w:tcPr>
+          <w:p>
+            <w:r>
+              <w:t xml:space="preserve">operates_as_trader (BOOL)</w:t>
+            </w:r>
+          </w:p>
+        </w:tc>
+        <w:tc>
+          <w:tcPr>
+            <w:tcW w:type="dxa" w:w="6360"/>
+            <w:tcBorders>
+              <w:top w:val="single" w:color="CCCCCC" w:sz="4"/>
+              <w:left w:val="single" w:color="CCCCCC" w:sz="4"/>
+              <w:bottom w:val="single" w:color="CCCCCC" w:sz="4"/>
+              <w:right w:val="single" w:color="CCCCCC" w:sz="4"/>
+            </w:tcBorders>
+            <w:tcMar>
+              <w:top w:type="dxa" w:w="100"/>
+              <w:left w:type="dxa" w:w="140"/>
+              <w:bottom w:type="dxa" w:w="100"/>
+              <w:right w:type="dxa" w:w="140"/>
+            </w:tcMar>
+            <w:vAlign w:val="center"/>
+          </w:tcPr>
+          <w:p>
+            <w:r>
+              <w:t xml:space="preserve">TRUE regardless of whether the company also owns facilities. Glencore, Trafigura, IXM, Mercuria = TRUE.</w:t>
+            </w:r>
+          </w:p>
+        </w:tc>
+      </w:tr>
+      <w:tr>
+        <w:tc>
+          <w:tcPr>
+            <w:tcW w:type="dxa" w:w="3000"/>
+            <w:tcBorders>
+              <w:top w:val="single" w:color="CCCCCC" w:sz="4"/>
+              <w:left w:val="single" w:color="CCCCCC" w:sz="4"/>
+              <w:bottom w:val="single" w:color="CCCCCC" w:sz="4"/>
+              <w:right w:val="single" w:color="CCCCCC" w:sz="4"/>
+            </w:tcBorders>
+            <w:tcMar>
+              <w:top w:type="dxa" w:w="100"/>
+              <w:left w:type="dxa" w:w="140"/>
+              <w:bottom w:type="dxa" w:w="100"/>
+              <w:right w:type="dxa" w:w="140"/>
+            </w:tcMar>
+            <w:vAlign w:val="center"/>
+          </w:tcPr>
+          <w:p>
+            <w:r>
+              <w:t xml:space="preserve">is_sanctioned (BOOL) + sanctioning_jurisdictions (JSONB)</w:t>
+            </w:r>
+          </w:p>
+        </w:tc>
+        <w:tc>
+          <w:tcPr>
+            <w:tcW w:type="dxa" w:w="6360"/>
+            <w:tcBorders>
+              <w:top w:val="single" w:color="CCCCCC" w:sz="4"/>
+              <w:left w:val="single" w:color="CCCCCC" w:sz="4"/>
+              <w:bottom w:val="single" w:color="CCCCCC" w:sz="4"/>
+              <w:right w:val="single" w:color="CCCCCC" w:sz="4"/>
+            </w:tcBorders>
+            <w:tcMar>
+              <w:top w:type="dxa" w:w="100"/>
+              <w:left w:type="dxa" w:w="140"/>
+              <w:bottom w:type="dxa" w:w="100"/>
+              <w:right w:type="dxa" w:w="140"/>
+            </w:tcMar>
+            <w:vAlign w:val="center"/>
+          </w:tcPr>
+          <w:p>
+            <w:r>
+              <w:t xml:space="preserve">TRUE if the entity itself appears on OFAC SDN / EU consolidated / UK HM Treasury / UN. Triggers maximum-severity scoring events.</w:t>
+            </w:r>
+          </w:p>
+        </w:tc>
+      </w:tr>
+      <w:tr>
+        <w:tc>
+          <w:tcPr>
+            <w:tcW w:type="dxa" w:w="3000"/>
+            <w:tcBorders>
+              <w:top w:val="single" w:color="CCCCCC" w:sz="4"/>
+              <w:left w:val="single" w:color="CCCCCC" w:sz="4"/>
+              <w:bottom w:val="single" w:color="CCCCCC" w:sz="4"/>
+              <w:right w:val="single" w:color="CCCCCC" w:sz="4"/>
+            </w:tcBorders>
+            <w:tcMar>
+              <w:top w:type="dxa" w:w="100"/>
+              <w:left w:type="dxa" w:w="140"/>
+              <w:bottom w:type="dxa" w:w="100"/>
+              <w:right w:type="dxa" w:w="140"/>
+            </w:tcMar>
+            <w:vAlign w:val="center"/>
+          </w:tcPr>
+          <w:p>
+            <w:r>
+              <w:t xml:space="preserve">has_uflpa_designation (BOOL) + uflpa_status</w:t>
+            </w:r>
+          </w:p>
+        </w:tc>
+        <w:tc>
+          <w:tcPr>
+            <w:tcW w:type="dxa" w:w="6360"/>
+            <w:tcBorders>
+              <w:top w:val="single" w:color="CCCCCC" w:sz="4"/>
+              <w:left w:val="single" w:color="CCCCCC" w:sz="4"/>
+              <w:bottom w:val="single" w:color="CCCCCC" w:sz="4"/>
+              <w:right w:val="single" w:color="CCCCCC" w:sz="4"/>
+            </w:tcBorders>
+            <w:tcMar>
+              <w:top w:type="dxa" w:w="100"/>
+              <w:left w:type="dxa" w:w="140"/>
+              <w:bottom w:type="dxa" w:w="100"/>
+              <w:right w:type="dxa" w:w="140"/>
+            </w:tcMar>
+            <w:vAlign w:val="center"/>
+          </w:tcPr>
+          <w:p>
+            <w:r>
+              <w:t xml:space="preserve">TRUE if on CBP UFLPA Entity List. uflpa_status ∈ {presumption, partial, unknown} drives the rebuttable-presumption status multiplier in regulatory-pillar scoring.</w:t>
+            </w:r>
+          </w:p>
+        </w:tc>
+      </w:tr>
+      <w:tr>
+        <w:tc>
+          <w:tcPr>
+            <w:tcW w:type="dxa" w:w="3000"/>
+            <w:tcBorders>
+              <w:top w:val="single" w:color="CCCCCC" w:sz="4"/>
+              <w:left w:val="single" w:color="CCCCCC" w:sz="4"/>
+              <w:bottom w:val="single" w:color="CCCCCC" w:sz="4"/>
+              <w:right w:val="single" w:color="CCCCCC" w:sz="4"/>
+            </w:tcBorders>
+            <w:tcMar>
+              <w:top w:type="dxa" w:w="100"/>
+              <w:left w:type="dxa" w:w="140"/>
+              <w:bottom w:type="dxa" w:w="100"/>
+              <w:right w:type="dxa" w:w="140"/>
+            </w:tcMar>
+            <w:vAlign w:val="center"/>
+          </w:tcPr>
+          <w:p>
+            <w:r>
+              <w:t xml:space="preserve">primary_activity_stage_fk</w:t>
+            </w:r>
+          </w:p>
+        </w:tc>
+        <w:tc>
+          <w:tcPr>
+            <w:tcW w:type="dxa" w:w="6360"/>
+            <w:tcBorders>
+              <w:top w:val="single" w:color="CCCCCC" w:sz="4"/>
+              <w:left w:val="single" w:color="CCCCCC" w:sz="4"/>
+              <w:bottom w:val="single" w:color="CCCCCC" w:sz="4"/>
+              <w:right w:val="single" w:color="CCCCCC" w:sz="4"/>
+            </w:tcBorders>
+            <w:tcMar>
+              <w:top w:type="dxa" w:w="100"/>
+              <w:left w:type="dxa" w:w="140"/>
+              <w:bottom w:type="dxa" w:w="100"/>
+              <w:right w:type="dxa" w:w="140"/>
+            </w:tcMar>
+            <w:vAlign w:val="center"/>
+          </w:tcPr>
+          <w:p>
+            <w:r>
+              <w:t xml:space="preserve">FK to supply_chain_stages.stage_code (Axis B). Dominant activity for the company. Coexists with the legacy free-string column during Phase 1.</w:t>
+            </w:r>
+          </w:p>
+        </w:tc>
+      </w:tr>
+      <w:tr>
+        <w:tc>
+          <w:tcPr>
+            <w:tcW w:type="dxa" w:w="3000"/>
+            <w:tcBorders>
+              <w:top w:val="single" w:color="CCCCCC" w:sz="4"/>
+              <w:left w:val="single" w:color="CCCCCC" w:sz="4"/>
+              <w:bottom w:val="single" w:color="CCCCCC" w:sz="4"/>
+              <w:right w:val="single" w:color="CCCCCC" w:sz="4"/>
+            </w:tcBorders>
+            <w:tcMar>
+              <w:top w:type="dxa" w:w="100"/>
+              <w:left w:type="dxa" w:w="140"/>
+              <w:bottom w:type="dxa" w:w="100"/>
+              <w:right w:type="dxa" w:w="140"/>
+            </w:tcMar>
+            <w:vAlign w:val="center"/>
+          </w:tcPr>
+          <w:p>
+            <w:r>
+              <w:t xml:space="preserve">company_activity_stages (join table)</w:t>
+            </w:r>
+          </w:p>
+        </w:tc>
+        <w:tc>
+          <w:tcPr>
+            <w:tcW w:type="dxa" w:w="6360"/>
+            <w:tcBorders>
+              <w:top w:val="single" w:color="CCCCCC" w:sz="4"/>
+              <w:left w:val="single" w:color="CCCCCC" w:sz="4"/>
+              <w:bottom w:val="single" w:color="CCCCCC" w:sz="4"/>
+              <w:right w:val="single" w:color="CCCCCC" w:sz="4"/>
+            </w:tcBorders>
+            <w:tcMar>
+              <w:top w:type="dxa" w:w="100"/>
+              <w:left w:type="dxa" w:w="140"/>
+              <w:bottom w:type="dxa" w:w="100"/>
+              <w:right w:type="dxa" w:w="140"/>
+            </w:tcMar>
+            <w:vAlign w:val="center"/>
+          </w:tcPr>
+          <w:p>
+            <w:r>
+              <w:t xml:space="preserve">Many-to-many for the multi-stage case. Albemarle = mining + refining; Ganfeng = mining + refining + precursor_production; CATL = cell_making.</w:t>
+            </w:r>
+          </w:p>
+        </w:tc>
+      </w:tr>
+      <w:tr>
+        <w:tc>
+          <w:tcPr>
+            <w:tcW w:type="dxa" w:w="3000"/>
+            <w:tcBorders>
+              <w:top w:val="single" w:color="CCCCCC" w:sz="4"/>
+              <w:left w:val="single" w:color="CCCCCC" w:sz="4"/>
+              <w:bottom w:val="single" w:color="CCCCCC" w:sz="4"/>
+              <w:right w:val="single" w:color="CCCCCC" w:sz="4"/>
+            </w:tcBorders>
+            <w:tcMar>
+              <w:top w:type="dxa" w:w="100"/>
+              <w:left w:type="dxa" w:w="140"/>
+              <w:bottom w:type="dxa" w:w="100"/>
+              <w:right w:type="dxa" w:w="140"/>
+            </w:tcMar>
+            <w:vAlign w:val="center"/>
+          </w:tcPr>
+          <w:p>
+            <w:r>
+              <w:t xml:space="preserve">company_jv_parents (join table)</w:t>
+            </w:r>
+          </w:p>
+        </w:tc>
+        <w:tc>
+          <w:tcPr>
+            <w:tcW w:type="dxa" w:w="6360"/>
+            <w:tcBorders>
+              <w:top w:val="single" w:color="CCCCCC" w:sz="4"/>
+              <w:left w:val="single" w:color="CCCCCC" w:sz="4"/>
+              <w:bottom w:val="single" w:color="CCCCCC" w:sz="4"/>
+              <w:right w:val="single" w:color="CCCCCC" w:sz="4"/>
+            </w:tcBorders>
+            <w:tcMar>
+              <w:top w:type="dxa" w:w="100"/>
+              <w:left w:type="dxa" w:w="140"/>
+              <w:bottom w:type="dxa" w:w="100"/>
+              <w:right w:type="dxa" w:w="140"/>
+            </w:tcMar>
+            <w:vAlign w:val="center"/>
+          </w:tcPr>
+          <w:p>
+            <w:r>
+              <w:t xml:space="preserve">Many-to-many parent edges for ownership_type=jv_vehicle companies. TLEA = (Tianqi, IGO); Talison = (Tianqi via TLEA, IGO via TLEA, Albemarle).</w:t>
+            </w:r>
+          </w:p>
+        </w:tc>
+      </w:tr>
+    </w:tbl>
+    <w:p>
+      <w:pPr>
+        <w:pStyle w:val="Heading3"/>
+        <w:spacing w:after="100" w:before="220"/>
+      </w:pPr>
+      <w:r>
+        <w:t xml:space="preserve">Partner-curated seed templates</w:t>
+      </w:r>
+    </w:p>
+    <w:p>
+      <w:pPr>
+        <w:spacing w:after="120"/>
+      </w:pPr>
+      <w:r>
+        <w:t xml:space="preserve">Partner curation now uses two complementary .xlsx templates — facility_seed_template.xlsx (existing) for site-level data; company_seed_template.xlsx (new, May 2026) for company identity, corporate structure, and supply relationships. Both follow the same header / description / data row + reference tabs pattern.</w:t>
+      </w:r>
+    </w:p>
+    <w:p>
+      <w:pPr>
+        <w:spacing w:after="120"/>
+      </w:pPr>
+      <w:r>
+        <w:t xml:space="preserve">company_seed_template.xlsx has six tabs: Company Seed (one row per company; covers identity, identifiers, location, corporate structure, business profile, risk flags, provenance — 35 columns), Supply Relationships (buyer / supplier / material / volume / term / dates — feeds company_supply_relationships and the propagation pillar), Supply Chain Stages (the reference taxonomy — partner can adjust bottleneck weights here and re-seed), Valid Values (enums for ownership_type, stage codes, exchange codes, sanctions jurisdictions), Recommended Coverage (41 companies tiered by priority — mining majors, midstream Chinese players, cell makers, OEMs, traders), and Field → Pillar Map (explains which pillar each field feeds into — forcing function for the schema).</w:t>
+      </w:r>
+    </w:p>
+    <w:p>
+      <w:pPr>
+        <w:spacing w:after="120"/>
+      </w:pPr>
+      <w:r>
+        <w:rPr>
+          <w:i/>
+          <w:iCs/>
+        </w:rPr>
+        <w:t xml:space="preserve">KNOWN GAP: company_material_exposures.supply_chain_stage is still a free string; the migration to FK supply_chain_stages.stage_code was deferred from migration 044 because it reaches into the geopolitical pillar’s stage rollup query. Phase 1 / Phase 2 coexistence approach when it lands.</w:t>
       </w:r>
     </w:p>
     <w:p>
@@ -9770,6 +12344,3209 @@
       </w:r>
       <w:r>
         <w:t xml:space="preserve">OpenSanctions has 6 pre-existing test failures from a stale signature mismatch (_content_hash function). The parser is working in production but the tests need fixing. Classifier integration was reverted from OpenSanctions after audit — material attribution is purely structured (exposure tables + production shares), no LLM in the path.</w:t>
+      </w:r>
+    </w:p>
+    <w:p>
+      <w:pPr>
+        <w:pStyle w:val="Heading2"/>
+        <w:spacing w:after="160" w:before="260"/>
+      </w:pPr>
+      <w:r>
+        <w:t xml:space="preserve">SEC EDGAR (filings)</w:t>
+      </w:r>
+    </w:p>
+    <w:p>
+      <w:pPr>
+        <w:pStyle w:val="Heading3"/>
+        <w:spacing w:after="100" w:before="220"/>
+      </w:pPr>
+      <w:r>
+        <w:t xml:space="preserve">What it covers</w:t>
+      </w:r>
+    </w:p>
+    <w:p>
+      <w:pPr>
+        <w:spacing w:after="120"/>
+      </w:pPr>
+      <w:r>
+        <w:t xml:space="preserve">SEC EDGAR submissions for US-listed filers and foreign private issuers. The ingester pulls the filings-index endpoint (/submissions/CIK&lt;cik&gt;.json) for a curated CIK list and produces RiskEvent rows per filing. As of May 2026 the ingester reads metadata only — not filing body text. Full 10-K / 8-K body extraction (risk factors, MD&amp;A, item 1.01 material agreements) is Workstream B and remains deferred until facility seed data lands.</w:t>
+      </w:r>
+    </w:p>
+    <w:p>
+      <w:pPr>
+        <w:spacing w:after="120"/>
+      </w:pPr>
+      <w:r>
+        <w:t xml:space="preserve">Covered forms: 10-K, 10-Q, 8-K (US issuers); 20-F, 6-K (foreign private issuers); NT 10-K / NT 10-Q (late-filing notifications — high signal); 10-K/A and 10-Q/A amendments; S-1, S-3 registration statements; DEF 14A proxies. Non-SEC issuers (CATL, LG Energy Solution, SK On, Ganfeng, Tianqi, BYD) don’t file with the SEC and are out of scope — financial-pressure signal for them needs a separate Korean / Chinese filings feed.</w:t>
+      </w:r>
+    </w:p>
+    <w:p>
+      <w:pPr>
+        <w:pStyle w:val="Heading3"/>
+        <w:spacing w:after="100" w:before="220"/>
+      </w:pPr>
+      <w:r>
+        <w:t xml:space="preserve">Three things the ingester does per CIK</w:t>
+      </w:r>
+    </w:p>
+    <w:p>
+      <w:pPr>
+        <w:pStyle w:val="ListParagraph"/>
+        <w:numPr>
+          <w:ilvl w:val="0"/>
+          <w:numId w:val="3"/>
+        </w:numPr>
+        <w:spacing w:after="80"/>
+      </w:pPr>
+      <w:r>
+        <w:t xml:space="preserve">Issuer enrichment. Looks up the Company by CIK and refreshes SEC-canonical fields from the submissions JSON: sic / sic_description / exchanges / sec_metadata are refreshed on every run; legal_name / public_ticker / is_public are set only when NULL (partner curation wins); formerNames and dual-class tickers upsert into CompanyAlias. CIKs with no matching Company row surface in the result dict’s companies_missing list as a soft warning — we don’t auto-create Company stubs from CIK alone; partner curation is the source of truth for which companies are tracked.</w:t>
+      </w:r>
+    </w:p>
+    <w:p>
+      <w:pPr>
+        <w:pStyle w:val="ListParagraph"/>
+        <w:numPr>
+          <w:ilvl w:val="0"/>
+          <w:numId w:val="3"/>
+        </w:numPr>
+        <w:spacing w:after="80"/>
+      </w:pPr>
+      <w:r>
+        <w:t xml:space="preserve">Per-filing SourceDocument upsert. Idempotent on (source_id, accession_number). metadata_json now carries the per-filing structured fields: items (8-K item codes parsed from the comma-separated string), primary_doc_description, is_xbrl / is_inline_xbrl, size_bytes, file_number. Items list is the highest-value addition — it drives the subtype mapping.</w:t>
+      </w:r>
+    </w:p>
+    <w:p>
+      <w:pPr>
+        <w:pStyle w:val="ListParagraph"/>
+        <w:numPr>
+          <w:ilvl w:val="0"/>
+          <w:numId w:val="3"/>
+        </w:numPr>
+        <w:spacing w:after="80"/>
+      </w:pPr>
+      <w:r>
+        <w:t xml:space="preserve">RiskEvent creation. One event per filing. event_subtype, event category, and severity_bump come from sec_subtype_map.map_sec_filing(form, items) — the single source of truth shared with evidence_aggregator. Per-filing severity = 0.10 + bump, giving an effective range of 0.10 (routine 8-K disclosure) to 0.65 (8-K item 1.03 BANKRUPTCY). Existing events are not updated — the ingester gates on existing_event is not None: continue.</w:t>
+      </w:r>
+    </w:p>
+    <w:p>
+      <w:pPr>
+        <w:pStyle w:val="Heading3"/>
+        <w:spacing w:after="100" w:before="220"/>
+      </w:pPr>
+      <w:r>
+        <w:t xml:space="preserve">8-K item subtype mapping</w:t>
+      </w:r>
+    </w:p>
+    <w:p>
+      <w:pPr>
+        <w:spacing w:after="120"/>
+      </w:pPr>
+      <w:r>
+        <w:t xml:space="preserve">When an 8-K carries multiple items (common — e.g. “1.01,9.01” or “2.04,8.01,9.01”) the ingester picks the highest-severity item from the table below (ties broken by item code ascending). All items remain in SourceDocument.metadata_json[“items”] for audit. The subtype-to-category column matters as much as severity — items in OPERATIONAL category land in the operational pillar’s evidence pool, not the financial-pressure pool.</w:t>
+      </w:r>
+    </w:p>
+    <w:tbl>
+      <w:tblPr>
+        <w:tblW w:type="dxa" w:w="9360"/>
+        <w:tblBorders>
+          <w:top w:val="single" w:color="auto" w:sz="4"/>
+          <w:left w:val="single" w:color="auto" w:sz="4"/>
+          <w:bottom w:val="single" w:color="auto" w:sz="4"/>
+          <w:right w:val="single" w:color="auto" w:sz="4"/>
+          <w:insideH w:val="single" w:color="auto" w:sz="4"/>
+          <w:insideV w:val="single" w:color="auto" w:sz="4"/>
+        </w:tblBorders>
+      </w:tblPr>
+      <w:tblGrid>
+        <w:gridCol w:w="1100"/>
+        <w:gridCol w:w="3300"/>
+        <w:gridCol w:w="2200"/>
+        <w:gridCol w:w="1100"/>
+        <w:gridCol w:w="1660"/>
+      </w:tblGrid>
+      <w:tr>
+        <w:tc>
+          <w:tcPr>
+            <w:tcW w:type="dxa" w:w="1100"/>
+            <w:tcBorders>
+              <w:top w:val="single" w:color="CCCCCC" w:sz="4"/>
+              <w:left w:val="single" w:color="CCCCCC" w:sz="4"/>
+              <w:bottom w:val="single" w:color="CCCCCC" w:sz="4"/>
+              <w:right w:val="single" w:color="CCCCCC" w:sz="4"/>
+            </w:tcBorders>
+            <w:shd w:fill="1F3A5F" w:color="auto" w:val="clear"/>
+            <w:tcMar>
+              <w:top w:type="dxa" w:w="100"/>
+              <w:left w:type="dxa" w:w="140"/>
+              <w:bottom w:type="dxa" w:w="100"/>
+              <w:right w:type="dxa" w:w="140"/>
+            </w:tcMar>
+            <w:vAlign w:val="center"/>
+          </w:tcPr>
+          <w:p>
+            <w:r>
+              <w:rPr>
+                <w:b/>
+                <w:bCs/>
+                <w:color w:val="FFFFFF"/>
+              </w:rPr>
+              <w:t xml:space="preserve">Item</w:t>
+            </w:r>
+          </w:p>
+        </w:tc>
+        <w:tc>
+          <w:tcPr>
+            <w:tcW w:type="dxa" w:w="3300"/>
+            <w:tcBorders>
+              <w:top w:val="single" w:color="CCCCCC" w:sz="4"/>
+              <w:left w:val="single" w:color="CCCCCC" w:sz="4"/>
+              <w:bottom w:val="single" w:color="CCCCCC" w:sz="4"/>
+              <w:right w:val="single" w:color="CCCCCC" w:sz="4"/>
+            </w:tcBorders>
+            <w:shd w:fill="1F3A5F" w:color="auto" w:val="clear"/>
+            <w:tcMar>
+              <w:top w:type="dxa" w:w="100"/>
+              <w:left w:type="dxa" w:w="140"/>
+              <w:bottom w:type="dxa" w:w="100"/>
+              <w:right w:type="dxa" w:w="140"/>
+            </w:tcMar>
+            <w:vAlign w:val="center"/>
+          </w:tcPr>
+          <w:p>
+            <w:r>
+              <w:rPr>
+                <w:b/>
+                <w:bCs/>
+                <w:color w:val="FFFFFF"/>
+              </w:rPr>
+              <w:t xml:space="preserve">Event meaning</w:t>
+            </w:r>
+          </w:p>
+        </w:tc>
+        <w:tc>
+          <w:tcPr>
+            <w:tcW w:type="dxa" w:w="2200"/>
+            <w:tcBorders>
+              <w:top w:val="single" w:color="CCCCCC" w:sz="4"/>
+              <w:left w:val="single" w:color="CCCCCC" w:sz="4"/>
+              <w:bottom w:val="single" w:color="CCCCCC" w:sz="4"/>
+              <w:right w:val="single" w:color="CCCCCC" w:sz="4"/>
+            </w:tcBorders>
+            <w:shd w:fill="1F3A5F" w:color="auto" w:val="clear"/>
+            <w:tcMar>
+              <w:top w:type="dxa" w:w="100"/>
+              <w:left w:type="dxa" w:w="140"/>
+              <w:bottom w:type="dxa" w:w="100"/>
+              <w:right w:type="dxa" w:w="140"/>
+            </w:tcMar>
+            <w:vAlign w:val="center"/>
+          </w:tcPr>
+          <w:p>
+            <w:r>
+              <w:rPr>
+                <w:b/>
+                <w:bCs/>
+                <w:color w:val="FFFFFF"/>
+              </w:rPr>
+              <w:t xml:space="preserve">Subtype</w:t>
+            </w:r>
+          </w:p>
+        </w:tc>
+        <w:tc>
+          <w:tcPr>
+            <w:tcW w:type="dxa" w:w="1100"/>
+            <w:tcBorders>
+              <w:top w:val="single" w:color="CCCCCC" w:sz="4"/>
+              <w:left w:val="single" w:color="CCCCCC" w:sz="4"/>
+              <w:bottom w:val="single" w:color="CCCCCC" w:sz="4"/>
+              <w:right w:val="single" w:color="CCCCCC" w:sz="4"/>
+            </w:tcBorders>
+            <w:shd w:fill="1F3A5F" w:color="auto" w:val="clear"/>
+            <w:tcMar>
+              <w:top w:type="dxa" w:w="100"/>
+              <w:left w:type="dxa" w:w="140"/>
+              <w:bottom w:type="dxa" w:w="100"/>
+              <w:right w:type="dxa" w:w="140"/>
+            </w:tcMar>
+            <w:vAlign w:val="center"/>
+          </w:tcPr>
+          <w:p>
+            <w:r>
+              <w:rPr>
+                <w:b/>
+                <w:bCs/>
+                <w:color w:val="FFFFFF"/>
+              </w:rPr>
+              <w:t xml:space="preserve">Category</w:t>
+            </w:r>
+          </w:p>
+        </w:tc>
+        <w:tc>
+          <w:tcPr>
+            <w:tcW w:type="dxa" w:w="1660"/>
+            <w:tcBorders>
+              <w:top w:val="single" w:color="CCCCCC" w:sz="4"/>
+              <w:left w:val="single" w:color="CCCCCC" w:sz="4"/>
+              <w:bottom w:val="single" w:color="CCCCCC" w:sz="4"/>
+              <w:right w:val="single" w:color="CCCCCC" w:sz="4"/>
+            </w:tcBorders>
+            <w:shd w:fill="1F3A5F" w:color="auto" w:val="clear"/>
+            <w:tcMar>
+              <w:top w:type="dxa" w:w="100"/>
+              <w:left w:type="dxa" w:w="140"/>
+              <w:bottom w:type="dxa" w:w="100"/>
+              <w:right w:type="dxa" w:w="140"/>
+            </w:tcMar>
+            <w:vAlign w:val="center"/>
+          </w:tcPr>
+          <w:p>
+            <w:r>
+              <w:rPr>
+                <w:b/>
+                <w:bCs/>
+                <w:color w:val="FFFFFF"/>
+              </w:rPr>
+              <w:t xml:space="preserve">Severity bump</w:t>
+            </w:r>
+          </w:p>
+        </w:tc>
+      </w:tr>
+      <w:tr>
+        <w:tc>
+          <w:tcPr>
+            <w:tcW w:type="dxa" w:w="1100"/>
+            <w:tcBorders>
+              <w:top w:val="single" w:color="CCCCCC" w:sz="4"/>
+              <w:left w:val="single" w:color="CCCCCC" w:sz="4"/>
+              <w:bottom w:val="single" w:color="CCCCCC" w:sz="4"/>
+              <w:right w:val="single" w:color="CCCCCC" w:sz="4"/>
+            </w:tcBorders>
+            <w:tcMar>
+              <w:top w:type="dxa" w:w="100"/>
+              <w:left w:type="dxa" w:w="140"/>
+              <w:bottom w:type="dxa" w:w="100"/>
+              <w:right w:type="dxa" w:w="140"/>
+            </w:tcMar>
+            <w:vAlign w:val="center"/>
+          </w:tcPr>
+          <w:p>
+            <w:r>
+              <w:t xml:space="preserve">1.03</w:t>
+            </w:r>
+          </w:p>
+        </w:tc>
+        <w:tc>
+          <w:tcPr>
+            <w:tcW w:type="dxa" w:w="3300"/>
+            <w:tcBorders>
+              <w:top w:val="single" w:color="CCCCCC" w:sz="4"/>
+              <w:left w:val="single" w:color="CCCCCC" w:sz="4"/>
+              <w:bottom w:val="single" w:color="CCCCCC" w:sz="4"/>
+              <w:right w:val="single" w:color="CCCCCC" w:sz="4"/>
+            </w:tcBorders>
+            <w:tcMar>
+              <w:top w:type="dxa" w:w="100"/>
+              <w:left w:type="dxa" w:w="140"/>
+              <w:bottom w:type="dxa" w:w="100"/>
+              <w:right w:type="dxa" w:w="140"/>
+            </w:tcMar>
+            <w:vAlign w:val="center"/>
+          </w:tcPr>
+          <w:p>
+            <w:r>
+              <w:t xml:space="preserve">Bankruptcy or Receivership</w:t>
+            </w:r>
+          </w:p>
+        </w:tc>
+        <w:tc>
+          <w:tcPr>
+            <w:tcW w:type="dxa" w:w="2200"/>
+            <w:tcBorders>
+              <w:top w:val="single" w:color="CCCCCC" w:sz="4"/>
+              <w:left w:val="single" w:color="CCCCCC" w:sz="4"/>
+              <w:bottom w:val="single" w:color="CCCCCC" w:sz="4"/>
+              <w:right w:val="single" w:color="CCCCCC" w:sz="4"/>
+            </w:tcBorders>
+            <w:tcMar>
+              <w:top w:type="dxa" w:w="100"/>
+              <w:left w:type="dxa" w:w="140"/>
+              <w:bottom w:type="dxa" w:w="100"/>
+              <w:right w:type="dxa" w:w="140"/>
+            </w:tcMar>
+            <w:vAlign w:val="center"/>
+          </w:tcPr>
+          <w:p>
+            <w:r>
+              <w:t xml:space="preserve">BANKRUPTCY</w:t>
+            </w:r>
+          </w:p>
+        </w:tc>
+        <w:tc>
+          <w:tcPr>
+            <w:tcW w:type="dxa" w:w="1100"/>
+            <w:tcBorders>
+              <w:top w:val="single" w:color="CCCCCC" w:sz="4"/>
+              <w:left w:val="single" w:color="CCCCCC" w:sz="4"/>
+              <w:bottom w:val="single" w:color="CCCCCC" w:sz="4"/>
+              <w:right w:val="single" w:color="CCCCCC" w:sz="4"/>
+            </w:tcBorders>
+            <w:tcMar>
+              <w:top w:type="dxa" w:w="100"/>
+              <w:left w:type="dxa" w:w="140"/>
+              <w:bottom w:type="dxa" w:w="100"/>
+              <w:right w:type="dxa" w:w="140"/>
+            </w:tcMar>
+            <w:vAlign w:val="center"/>
+          </w:tcPr>
+          <w:p>
+            <w:r>
+              <w:t xml:space="preserve">Financial</w:t>
+            </w:r>
+          </w:p>
+        </w:tc>
+        <w:tc>
+          <w:tcPr>
+            <w:tcW w:type="dxa" w:w="1660"/>
+            <w:tcBorders>
+              <w:top w:val="single" w:color="CCCCCC" w:sz="4"/>
+              <w:left w:val="single" w:color="CCCCCC" w:sz="4"/>
+              <w:bottom w:val="single" w:color="CCCCCC" w:sz="4"/>
+              <w:right w:val="single" w:color="CCCCCC" w:sz="4"/>
+            </w:tcBorders>
+            <w:tcMar>
+              <w:top w:type="dxa" w:w="100"/>
+              <w:left w:type="dxa" w:w="140"/>
+              <w:bottom w:type="dxa" w:w="100"/>
+              <w:right w:type="dxa" w:w="140"/>
+            </w:tcMar>
+            <w:vAlign w:val="center"/>
+          </w:tcPr>
+          <w:p>
+            <w:r>
+              <w:t xml:space="preserve">+0.55</w:t>
+            </w:r>
+          </w:p>
+        </w:tc>
+      </w:tr>
+      <w:tr>
+        <w:tc>
+          <w:tcPr>
+            <w:tcW w:type="dxa" w:w="1100"/>
+            <w:tcBorders>
+              <w:top w:val="single" w:color="CCCCCC" w:sz="4"/>
+              <w:left w:val="single" w:color="CCCCCC" w:sz="4"/>
+              <w:bottom w:val="single" w:color="CCCCCC" w:sz="4"/>
+              <w:right w:val="single" w:color="CCCCCC" w:sz="4"/>
+            </w:tcBorders>
+            <w:tcMar>
+              <w:top w:type="dxa" w:w="100"/>
+              <w:left w:type="dxa" w:w="140"/>
+              <w:bottom w:type="dxa" w:w="100"/>
+              <w:right w:type="dxa" w:w="140"/>
+            </w:tcMar>
+            <w:vAlign w:val="center"/>
+          </w:tcPr>
+          <w:p>
+            <w:r>
+              <w:t xml:space="preserve">2.04</w:t>
+            </w:r>
+          </w:p>
+        </w:tc>
+        <w:tc>
+          <w:tcPr>
+            <w:tcW w:type="dxa" w:w="3300"/>
+            <w:tcBorders>
+              <w:top w:val="single" w:color="CCCCCC" w:sz="4"/>
+              <w:left w:val="single" w:color="CCCCCC" w:sz="4"/>
+              <w:bottom w:val="single" w:color="CCCCCC" w:sz="4"/>
+              <w:right w:val="single" w:color="CCCCCC" w:sz="4"/>
+            </w:tcBorders>
+            <w:tcMar>
+              <w:top w:type="dxa" w:w="100"/>
+              <w:left w:type="dxa" w:w="140"/>
+              <w:bottom w:type="dxa" w:w="100"/>
+              <w:right w:type="dxa" w:w="140"/>
+            </w:tcMar>
+            <w:vAlign w:val="center"/>
+          </w:tcPr>
+          <w:p>
+            <w:r>
+              <w:t xml:space="preserve">Triggering events accelerating direct financial obligation</w:t>
+            </w:r>
+          </w:p>
+        </w:tc>
+        <w:tc>
+          <w:tcPr>
+            <w:tcW w:type="dxa" w:w="2200"/>
+            <w:tcBorders>
+              <w:top w:val="single" w:color="CCCCCC" w:sz="4"/>
+              <w:left w:val="single" w:color="CCCCCC" w:sz="4"/>
+              <w:bottom w:val="single" w:color="CCCCCC" w:sz="4"/>
+              <w:right w:val="single" w:color="CCCCCC" w:sz="4"/>
+            </w:tcBorders>
+            <w:tcMar>
+              <w:top w:type="dxa" w:w="100"/>
+              <w:left w:type="dxa" w:w="140"/>
+              <w:bottom w:type="dxa" w:w="100"/>
+              <w:right w:type="dxa" w:w="140"/>
+            </w:tcMar>
+            <w:vAlign w:val="center"/>
+          </w:tcPr>
+          <w:p>
+            <w:r>
+              <w:t xml:space="preserve">DEBT_ACCELERATION</w:t>
+            </w:r>
+          </w:p>
+        </w:tc>
+        <w:tc>
+          <w:tcPr>
+            <w:tcW w:type="dxa" w:w="1100"/>
+            <w:tcBorders>
+              <w:top w:val="single" w:color="CCCCCC" w:sz="4"/>
+              <w:left w:val="single" w:color="CCCCCC" w:sz="4"/>
+              <w:bottom w:val="single" w:color="CCCCCC" w:sz="4"/>
+              <w:right w:val="single" w:color="CCCCCC" w:sz="4"/>
+            </w:tcBorders>
+            <w:tcMar>
+              <w:top w:type="dxa" w:w="100"/>
+              <w:left w:type="dxa" w:w="140"/>
+              <w:bottom w:type="dxa" w:w="100"/>
+              <w:right w:type="dxa" w:w="140"/>
+            </w:tcMar>
+            <w:vAlign w:val="center"/>
+          </w:tcPr>
+          <w:p>
+            <w:r>
+              <w:t xml:space="preserve">Financial</w:t>
+            </w:r>
+          </w:p>
+        </w:tc>
+        <w:tc>
+          <w:tcPr>
+            <w:tcW w:type="dxa" w:w="1660"/>
+            <w:tcBorders>
+              <w:top w:val="single" w:color="CCCCCC" w:sz="4"/>
+              <w:left w:val="single" w:color="CCCCCC" w:sz="4"/>
+              <w:bottom w:val="single" w:color="CCCCCC" w:sz="4"/>
+              <w:right w:val="single" w:color="CCCCCC" w:sz="4"/>
+            </w:tcBorders>
+            <w:tcMar>
+              <w:top w:type="dxa" w:w="100"/>
+              <w:left w:type="dxa" w:w="140"/>
+              <w:bottom w:type="dxa" w:w="100"/>
+              <w:right w:type="dxa" w:w="140"/>
+            </w:tcMar>
+            <w:vAlign w:val="center"/>
+          </w:tcPr>
+          <w:p>
+            <w:r>
+              <w:t xml:space="preserve">+0.40</w:t>
+            </w:r>
+          </w:p>
+        </w:tc>
+      </w:tr>
+      <w:tr>
+        <w:tc>
+          <w:tcPr>
+            <w:tcW w:type="dxa" w:w="1100"/>
+            <w:tcBorders>
+              <w:top w:val="single" w:color="CCCCCC" w:sz="4"/>
+              <w:left w:val="single" w:color="CCCCCC" w:sz="4"/>
+              <w:bottom w:val="single" w:color="CCCCCC" w:sz="4"/>
+              <w:right w:val="single" w:color="CCCCCC" w:sz="4"/>
+            </w:tcBorders>
+            <w:tcMar>
+              <w:top w:type="dxa" w:w="100"/>
+              <w:left w:type="dxa" w:w="140"/>
+              <w:bottom w:type="dxa" w:w="100"/>
+              <w:right w:type="dxa" w:w="140"/>
+            </w:tcMar>
+            <w:vAlign w:val="center"/>
+          </w:tcPr>
+          <w:p>
+            <w:r>
+              <w:t xml:space="preserve">4.02</w:t>
+            </w:r>
+          </w:p>
+        </w:tc>
+        <w:tc>
+          <w:tcPr>
+            <w:tcW w:type="dxa" w:w="3300"/>
+            <w:tcBorders>
+              <w:top w:val="single" w:color="CCCCCC" w:sz="4"/>
+              <w:left w:val="single" w:color="CCCCCC" w:sz="4"/>
+              <w:bottom w:val="single" w:color="CCCCCC" w:sz="4"/>
+              <w:right w:val="single" w:color="CCCCCC" w:sz="4"/>
+            </w:tcBorders>
+            <w:tcMar>
+              <w:top w:type="dxa" w:w="100"/>
+              <w:left w:type="dxa" w:w="140"/>
+              <w:bottom w:type="dxa" w:w="100"/>
+              <w:right w:type="dxa" w:w="140"/>
+            </w:tcMar>
+            <w:vAlign w:val="center"/>
+          </w:tcPr>
+          <w:p>
+            <w:r>
+              <w:t xml:space="preserve">Non-reliance on previously issued financial statements</w:t>
+            </w:r>
+          </w:p>
+        </w:tc>
+        <w:tc>
+          <w:tcPr>
+            <w:tcW w:type="dxa" w:w="2200"/>
+            <w:tcBorders>
+              <w:top w:val="single" w:color="CCCCCC" w:sz="4"/>
+              <w:left w:val="single" w:color="CCCCCC" w:sz="4"/>
+              <w:bottom w:val="single" w:color="CCCCCC" w:sz="4"/>
+              <w:right w:val="single" w:color="CCCCCC" w:sz="4"/>
+            </w:tcBorders>
+            <w:tcMar>
+              <w:top w:type="dxa" w:w="100"/>
+              <w:left w:type="dxa" w:w="140"/>
+              <w:bottom w:type="dxa" w:w="100"/>
+              <w:right w:type="dxa" w:w="140"/>
+            </w:tcMar>
+            <w:vAlign w:val="center"/>
+          </w:tcPr>
+          <w:p>
+            <w:r>
+              <w:t xml:space="preserve">FINANCIAL_RESTATEMENT</w:t>
+            </w:r>
+          </w:p>
+        </w:tc>
+        <w:tc>
+          <w:tcPr>
+            <w:tcW w:type="dxa" w:w="1100"/>
+            <w:tcBorders>
+              <w:top w:val="single" w:color="CCCCCC" w:sz="4"/>
+              <w:left w:val="single" w:color="CCCCCC" w:sz="4"/>
+              <w:bottom w:val="single" w:color="CCCCCC" w:sz="4"/>
+              <w:right w:val="single" w:color="CCCCCC" w:sz="4"/>
+            </w:tcBorders>
+            <w:tcMar>
+              <w:top w:type="dxa" w:w="100"/>
+              <w:left w:type="dxa" w:w="140"/>
+              <w:bottom w:type="dxa" w:w="100"/>
+              <w:right w:type="dxa" w:w="140"/>
+            </w:tcMar>
+            <w:vAlign w:val="center"/>
+          </w:tcPr>
+          <w:p>
+            <w:r>
+              <w:t xml:space="preserve">Financial</w:t>
+            </w:r>
+          </w:p>
+        </w:tc>
+        <w:tc>
+          <w:tcPr>
+            <w:tcW w:type="dxa" w:w="1660"/>
+            <w:tcBorders>
+              <w:top w:val="single" w:color="CCCCCC" w:sz="4"/>
+              <w:left w:val="single" w:color="CCCCCC" w:sz="4"/>
+              <w:bottom w:val="single" w:color="CCCCCC" w:sz="4"/>
+              <w:right w:val="single" w:color="CCCCCC" w:sz="4"/>
+            </w:tcBorders>
+            <w:tcMar>
+              <w:top w:type="dxa" w:w="100"/>
+              <w:left w:type="dxa" w:w="140"/>
+              <w:bottom w:type="dxa" w:w="100"/>
+              <w:right w:type="dxa" w:w="140"/>
+            </w:tcMar>
+            <w:vAlign w:val="center"/>
+          </w:tcPr>
+          <w:p>
+            <w:r>
+              <w:t xml:space="preserve">+0.35</w:t>
+            </w:r>
+          </w:p>
+        </w:tc>
+      </w:tr>
+      <w:tr>
+        <w:tc>
+          <w:tcPr>
+            <w:tcW w:type="dxa" w:w="1100"/>
+            <w:tcBorders>
+              <w:top w:val="single" w:color="CCCCCC" w:sz="4"/>
+              <w:left w:val="single" w:color="CCCCCC" w:sz="4"/>
+              <w:bottom w:val="single" w:color="CCCCCC" w:sz="4"/>
+              <w:right w:val="single" w:color="CCCCCC" w:sz="4"/>
+            </w:tcBorders>
+            <w:tcMar>
+              <w:top w:type="dxa" w:w="100"/>
+              <w:left w:type="dxa" w:w="140"/>
+              <w:bottom w:type="dxa" w:w="100"/>
+              <w:right w:type="dxa" w:w="140"/>
+            </w:tcMar>
+            <w:vAlign w:val="center"/>
+          </w:tcPr>
+          <w:p>
+            <w:r>
+              <w:t xml:space="preserve">2.06</w:t>
+            </w:r>
+          </w:p>
+        </w:tc>
+        <w:tc>
+          <w:tcPr>
+            <w:tcW w:type="dxa" w:w="3300"/>
+            <w:tcBorders>
+              <w:top w:val="single" w:color="CCCCCC" w:sz="4"/>
+              <w:left w:val="single" w:color="CCCCCC" w:sz="4"/>
+              <w:bottom w:val="single" w:color="CCCCCC" w:sz="4"/>
+              <w:right w:val="single" w:color="CCCCCC" w:sz="4"/>
+            </w:tcBorders>
+            <w:tcMar>
+              <w:top w:type="dxa" w:w="100"/>
+              <w:left w:type="dxa" w:w="140"/>
+              <w:bottom w:type="dxa" w:w="100"/>
+              <w:right w:type="dxa" w:w="140"/>
+            </w:tcMar>
+            <w:vAlign w:val="center"/>
+          </w:tcPr>
+          <w:p>
+            <w:r>
+              <w:t xml:space="preserve">Material impairments</w:t>
+            </w:r>
+          </w:p>
+        </w:tc>
+        <w:tc>
+          <w:tcPr>
+            <w:tcW w:type="dxa" w:w="2200"/>
+            <w:tcBorders>
+              <w:top w:val="single" w:color="CCCCCC" w:sz="4"/>
+              <w:left w:val="single" w:color="CCCCCC" w:sz="4"/>
+              <w:bottom w:val="single" w:color="CCCCCC" w:sz="4"/>
+              <w:right w:val="single" w:color="CCCCCC" w:sz="4"/>
+            </w:tcBorders>
+            <w:tcMar>
+              <w:top w:type="dxa" w:w="100"/>
+              <w:left w:type="dxa" w:w="140"/>
+              <w:bottom w:type="dxa" w:w="100"/>
+              <w:right w:type="dxa" w:w="140"/>
+            </w:tcMar>
+            <w:vAlign w:val="center"/>
+          </w:tcPr>
+          <w:p>
+            <w:r>
+              <w:t xml:space="preserve">MATERIAL_IMPAIRMENT</w:t>
+            </w:r>
+          </w:p>
+        </w:tc>
+        <w:tc>
+          <w:tcPr>
+            <w:tcW w:type="dxa" w:w="1100"/>
+            <w:tcBorders>
+              <w:top w:val="single" w:color="CCCCCC" w:sz="4"/>
+              <w:left w:val="single" w:color="CCCCCC" w:sz="4"/>
+              <w:bottom w:val="single" w:color="CCCCCC" w:sz="4"/>
+              <w:right w:val="single" w:color="CCCCCC" w:sz="4"/>
+            </w:tcBorders>
+            <w:tcMar>
+              <w:top w:type="dxa" w:w="100"/>
+              <w:left w:type="dxa" w:w="140"/>
+              <w:bottom w:type="dxa" w:w="100"/>
+              <w:right w:type="dxa" w:w="140"/>
+            </w:tcMar>
+            <w:vAlign w:val="center"/>
+          </w:tcPr>
+          <w:p>
+            <w:r>
+              <w:t xml:space="preserve">Financial</w:t>
+            </w:r>
+          </w:p>
+        </w:tc>
+        <w:tc>
+          <w:tcPr>
+            <w:tcW w:type="dxa" w:w="1660"/>
+            <w:tcBorders>
+              <w:top w:val="single" w:color="CCCCCC" w:sz="4"/>
+              <w:left w:val="single" w:color="CCCCCC" w:sz="4"/>
+              <w:bottom w:val="single" w:color="CCCCCC" w:sz="4"/>
+              <w:right w:val="single" w:color="CCCCCC" w:sz="4"/>
+            </w:tcBorders>
+            <w:tcMar>
+              <w:top w:type="dxa" w:w="100"/>
+              <w:left w:type="dxa" w:w="140"/>
+              <w:bottom w:type="dxa" w:w="100"/>
+              <w:right w:type="dxa" w:w="140"/>
+            </w:tcMar>
+            <w:vAlign w:val="center"/>
+          </w:tcPr>
+          <w:p>
+            <w:r>
+              <w:t xml:space="preserve">+0.30</w:t>
+            </w:r>
+          </w:p>
+        </w:tc>
+      </w:tr>
+      <w:tr>
+        <w:tc>
+          <w:tcPr>
+            <w:tcW w:type="dxa" w:w="1100"/>
+            <w:tcBorders>
+              <w:top w:val="single" w:color="CCCCCC" w:sz="4"/>
+              <w:left w:val="single" w:color="CCCCCC" w:sz="4"/>
+              <w:bottom w:val="single" w:color="CCCCCC" w:sz="4"/>
+              <w:right w:val="single" w:color="CCCCCC" w:sz="4"/>
+            </w:tcBorders>
+            <w:tcMar>
+              <w:top w:type="dxa" w:w="100"/>
+              <w:left w:type="dxa" w:w="140"/>
+              <w:bottom w:type="dxa" w:w="100"/>
+              <w:right w:type="dxa" w:w="140"/>
+            </w:tcMar>
+            <w:vAlign w:val="center"/>
+          </w:tcPr>
+          <w:p>
+            <w:r>
+              <w:t xml:space="preserve">3.01</w:t>
+            </w:r>
+          </w:p>
+        </w:tc>
+        <w:tc>
+          <w:tcPr>
+            <w:tcW w:type="dxa" w:w="3300"/>
+            <w:tcBorders>
+              <w:top w:val="single" w:color="CCCCCC" w:sz="4"/>
+              <w:left w:val="single" w:color="CCCCCC" w:sz="4"/>
+              <w:bottom w:val="single" w:color="CCCCCC" w:sz="4"/>
+              <w:right w:val="single" w:color="CCCCCC" w:sz="4"/>
+            </w:tcBorders>
+            <w:tcMar>
+              <w:top w:type="dxa" w:w="100"/>
+              <w:left w:type="dxa" w:w="140"/>
+              <w:bottom w:type="dxa" w:w="100"/>
+              <w:right w:type="dxa" w:w="140"/>
+            </w:tcMar>
+            <w:vAlign w:val="center"/>
+          </w:tcPr>
+          <w:p>
+            <w:r>
+              <w:t xml:space="preserve">Notice of delisting</w:t>
+            </w:r>
+          </w:p>
+        </w:tc>
+        <w:tc>
+          <w:tcPr>
+            <w:tcW w:type="dxa" w:w="2200"/>
+            <w:tcBorders>
+              <w:top w:val="single" w:color="CCCCCC" w:sz="4"/>
+              <w:left w:val="single" w:color="CCCCCC" w:sz="4"/>
+              <w:bottom w:val="single" w:color="CCCCCC" w:sz="4"/>
+              <w:right w:val="single" w:color="CCCCCC" w:sz="4"/>
+            </w:tcBorders>
+            <w:tcMar>
+              <w:top w:type="dxa" w:w="100"/>
+              <w:left w:type="dxa" w:w="140"/>
+              <w:bottom w:type="dxa" w:w="100"/>
+              <w:right w:type="dxa" w:w="140"/>
+            </w:tcMar>
+            <w:vAlign w:val="center"/>
+          </w:tcPr>
+          <w:p>
+            <w:r>
+              <w:t xml:space="preserve">DELISTING_NOTICE</w:t>
+            </w:r>
+          </w:p>
+        </w:tc>
+        <w:tc>
+          <w:tcPr>
+            <w:tcW w:type="dxa" w:w="1100"/>
+            <w:tcBorders>
+              <w:top w:val="single" w:color="CCCCCC" w:sz="4"/>
+              <w:left w:val="single" w:color="CCCCCC" w:sz="4"/>
+              <w:bottom w:val="single" w:color="CCCCCC" w:sz="4"/>
+              <w:right w:val="single" w:color="CCCCCC" w:sz="4"/>
+            </w:tcBorders>
+            <w:tcMar>
+              <w:top w:type="dxa" w:w="100"/>
+              <w:left w:type="dxa" w:w="140"/>
+              <w:bottom w:type="dxa" w:w="100"/>
+              <w:right w:type="dxa" w:w="140"/>
+            </w:tcMar>
+            <w:vAlign w:val="center"/>
+          </w:tcPr>
+          <w:p>
+            <w:r>
+              <w:t xml:space="preserve">Financial</w:t>
+            </w:r>
+          </w:p>
+        </w:tc>
+        <w:tc>
+          <w:tcPr>
+            <w:tcW w:type="dxa" w:w="1660"/>
+            <w:tcBorders>
+              <w:top w:val="single" w:color="CCCCCC" w:sz="4"/>
+              <w:left w:val="single" w:color="CCCCCC" w:sz="4"/>
+              <w:bottom w:val="single" w:color="CCCCCC" w:sz="4"/>
+              <w:right w:val="single" w:color="CCCCCC" w:sz="4"/>
+            </w:tcBorders>
+            <w:tcMar>
+              <w:top w:type="dxa" w:w="100"/>
+              <w:left w:type="dxa" w:w="140"/>
+              <w:bottom w:type="dxa" w:w="100"/>
+              <w:right w:type="dxa" w:w="140"/>
+            </w:tcMar>
+            <w:vAlign w:val="center"/>
+          </w:tcPr>
+          <w:p>
+            <w:r>
+              <w:t xml:space="preserve">+0.30</w:t>
+            </w:r>
+          </w:p>
+        </w:tc>
+      </w:tr>
+      <w:tr>
+        <w:tc>
+          <w:tcPr>
+            <w:tcW w:type="dxa" w:w="1100"/>
+            <w:tcBorders>
+              <w:top w:val="single" w:color="CCCCCC" w:sz="4"/>
+              <w:left w:val="single" w:color="CCCCCC" w:sz="4"/>
+              <w:bottom w:val="single" w:color="CCCCCC" w:sz="4"/>
+              <w:right w:val="single" w:color="CCCCCC" w:sz="4"/>
+            </w:tcBorders>
+            <w:tcMar>
+              <w:top w:type="dxa" w:w="100"/>
+              <w:left w:type="dxa" w:w="140"/>
+              <w:bottom w:type="dxa" w:w="100"/>
+              <w:right w:type="dxa" w:w="140"/>
+            </w:tcMar>
+            <w:vAlign w:val="center"/>
+          </w:tcPr>
+          <w:p>
+            <w:r>
+              <w:t xml:space="preserve">1.05</w:t>
+            </w:r>
+          </w:p>
+        </w:tc>
+        <w:tc>
+          <w:tcPr>
+            <w:tcW w:type="dxa" w:w="3300"/>
+            <w:tcBorders>
+              <w:top w:val="single" w:color="CCCCCC" w:sz="4"/>
+              <w:left w:val="single" w:color="CCCCCC" w:sz="4"/>
+              <w:bottom w:val="single" w:color="CCCCCC" w:sz="4"/>
+              <w:right w:val="single" w:color="CCCCCC" w:sz="4"/>
+            </w:tcBorders>
+            <w:tcMar>
+              <w:top w:type="dxa" w:w="100"/>
+              <w:left w:type="dxa" w:w="140"/>
+              <w:bottom w:type="dxa" w:w="100"/>
+              <w:right w:type="dxa" w:w="140"/>
+            </w:tcMar>
+            <w:vAlign w:val="center"/>
+          </w:tcPr>
+          <w:p>
+            <w:r>
+              <w:t xml:space="preserve">Material cybersecurity incident</w:t>
+            </w:r>
+          </w:p>
+        </w:tc>
+        <w:tc>
+          <w:tcPr>
+            <w:tcW w:type="dxa" w:w="2200"/>
+            <w:tcBorders>
+              <w:top w:val="single" w:color="CCCCCC" w:sz="4"/>
+              <w:left w:val="single" w:color="CCCCCC" w:sz="4"/>
+              <w:bottom w:val="single" w:color="CCCCCC" w:sz="4"/>
+              <w:right w:val="single" w:color="CCCCCC" w:sz="4"/>
+            </w:tcBorders>
+            <w:tcMar>
+              <w:top w:type="dxa" w:w="100"/>
+              <w:left w:type="dxa" w:w="140"/>
+              <w:bottom w:type="dxa" w:w="100"/>
+              <w:right w:type="dxa" w:w="140"/>
+            </w:tcMar>
+            <w:vAlign w:val="center"/>
+          </w:tcPr>
+          <w:p>
+            <w:r>
+              <w:t xml:space="preserve">CYBERSECURITY_INCIDENT</w:t>
+            </w:r>
+          </w:p>
+        </w:tc>
+        <w:tc>
+          <w:tcPr>
+            <w:tcW w:type="dxa" w:w="1100"/>
+            <w:tcBorders>
+              <w:top w:val="single" w:color="CCCCCC" w:sz="4"/>
+              <w:left w:val="single" w:color="CCCCCC" w:sz="4"/>
+              <w:bottom w:val="single" w:color="CCCCCC" w:sz="4"/>
+              <w:right w:val="single" w:color="CCCCCC" w:sz="4"/>
+            </w:tcBorders>
+            <w:tcMar>
+              <w:top w:type="dxa" w:w="100"/>
+              <w:left w:type="dxa" w:w="140"/>
+              <w:bottom w:type="dxa" w:w="100"/>
+              <w:right w:type="dxa" w:w="140"/>
+            </w:tcMar>
+            <w:vAlign w:val="center"/>
+          </w:tcPr>
+          <w:p>
+            <w:r>
+              <w:t xml:space="preserve">Operational</w:t>
+            </w:r>
+          </w:p>
+        </w:tc>
+        <w:tc>
+          <w:tcPr>
+            <w:tcW w:type="dxa" w:w="1660"/>
+            <w:tcBorders>
+              <w:top w:val="single" w:color="CCCCCC" w:sz="4"/>
+              <w:left w:val="single" w:color="CCCCCC" w:sz="4"/>
+              <w:bottom w:val="single" w:color="CCCCCC" w:sz="4"/>
+              <w:right w:val="single" w:color="CCCCCC" w:sz="4"/>
+            </w:tcBorders>
+            <w:tcMar>
+              <w:top w:type="dxa" w:w="100"/>
+              <w:left w:type="dxa" w:w="140"/>
+              <w:bottom w:type="dxa" w:w="100"/>
+              <w:right w:type="dxa" w:w="140"/>
+            </w:tcMar>
+            <w:vAlign w:val="center"/>
+          </w:tcPr>
+          <w:p>
+            <w:r>
+              <w:t xml:space="preserve">+0.25</w:t>
+            </w:r>
+          </w:p>
+        </w:tc>
+      </w:tr>
+      <w:tr>
+        <w:tc>
+          <w:tcPr>
+            <w:tcW w:type="dxa" w:w="1100"/>
+            <w:tcBorders>
+              <w:top w:val="single" w:color="CCCCCC" w:sz="4"/>
+              <w:left w:val="single" w:color="CCCCCC" w:sz="4"/>
+              <w:bottom w:val="single" w:color="CCCCCC" w:sz="4"/>
+              <w:right w:val="single" w:color="CCCCCC" w:sz="4"/>
+            </w:tcBorders>
+            <w:tcMar>
+              <w:top w:type="dxa" w:w="100"/>
+              <w:left w:type="dxa" w:w="140"/>
+              <w:bottom w:type="dxa" w:w="100"/>
+              <w:right w:type="dxa" w:w="140"/>
+            </w:tcMar>
+            <w:vAlign w:val="center"/>
+          </w:tcPr>
+          <w:p>
+            <w:r>
+              <w:t xml:space="preserve">4.01</w:t>
+            </w:r>
+          </w:p>
+        </w:tc>
+        <w:tc>
+          <w:tcPr>
+            <w:tcW w:type="dxa" w:w="3300"/>
+            <w:tcBorders>
+              <w:top w:val="single" w:color="CCCCCC" w:sz="4"/>
+              <w:left w:val="single" w:color="CCCCCC" w:sz="4"/>
+              <w:bottom w:val="single" w:color="CCCCCC" w:sz="4"/>
+              <w:right w:val="single" w:color="CCCCCC" w:sz="4"/>
+            </w:tcBorders>
+            <w:tcMar>
+              <w:top w:type="dxa" w:w="100"/>
+              <w:left w:type="dxa" w:w="140"/>
+              <w:bottom w:type="dxa" w:w="100"/>
+              <w:right w:type="dxa" w:w="140"/>
+            </w:tcMar>
+            <w:vAlign w:val="center"/>
+          </w:tcPr>
+          <w:p>
+            <w:r>
+              <w:t xml:space="preserve">Change in certifying accountant</w:t>
+            </w:r>
+          </w:p>
+        </w:tc>
+        <w:tc>
+          <w:tcPr>
+            <w:tcW w:type="dxa" w:w="2200"/>
+            <w:tcBorders>
+              <w:top w:val="single" w:color="CCCCCC" w:sz="4"/>
+              <w:left w:val="single" w:color="CCCCCC" w:sz="4"/>
+              <w:bottom w:val="single" w:color="CCCCCC" w:sz="4"/>
+              <w:right w:val="single" w:color="CCCCCC" w:sz="4"/>
+            </w:tcBorders>
+            <w:tcMar>
+              <w:top w:type="dxa" w:w="100"/>
+              <w:left w:type="dxa" w:w="140"/>
+              <w:bottom w:type="dxa" w:w="100"/>
+              <w:right w:type="dxa" w:w="140"/>
+            </w:tcMar>
+            <w:vAlign w:val="center"/>
+          </w:tcPr>
+          <w:p>
+            <w:r>
+              <w:t xml:space="preserve">AUDITOR_CHANGE</w:t>
+            </w:r>
+          </w:p>
+        </w:tc>
+        <w:tc>
+          <w:tcPr>
+            <w:tcW w:type="dxa" w:w="1100"/>
+            <w:tcBorders>
+              <w:top w:val="single" w:color="CCCCCC" w:sz="4"/>
+              <w:left w:val="single" w:color="CCCCCC" w:sz="4"/>
+              <w:bottom w:val="single" w:color="CCCCCC" w:sz="4"/>
+              <w:right w:val="single" w:color="CCCCCC" w:sz="4"/>
+            </w:tcBorders>
+            <w:tcMar>
+              <w:top w:type="dxa" w:w="100"/>
+              <w:left w:type="dxa" w:w="140"/>
+              <w:bottom w:type="dxa" w:w="100"/>
+              <w:right w:type="dxa" w:w="140"/>
+            </w:tcMar>
+            <w:vAlign w:val="center"/>
+          </w:tcPr>
+          <w:p>
+            <w:r>
+              <w:t xml:space="preserve">Financial</w:t>
+            </w:r>
+          </w:p>
+        </w:tc>
+        <w:tc>
+          <w:tcPr>
+            <w:tcW w:type="dxa" w:w="1660"/>
+            <w:tcBorders>
+              <w:top w:val="single" w:color="CCCCCC" w:sz="4"/>
+              <w:left w:val="single" w:color="CCCCCC" w:sz="4"/>
+              <w:bottom w:val="single" w:color="CCCCCC" w:sz="4"/>
+              <w:right w:val="single" w:color="CCCCCC" w:sz="4"/>
+            </w:tcBorders>
+            <w:tcMar>
+              <w:top w:type="dxa" w:w="100"/>
+              <w:left w:type="dxa" w:w="140"/>
+              <w:bottom w:type="dxa" w:w="100"/>
+              <w:right w:type="dxa" w:w="140"/>
+            </w:tcMar>
+            <w:vAlign w:val="center"/>
+          </w:tcPr>
+          <w:p>
+            <w:r>
+              <w:t xml:space="preserve">+0.20</w:t>
+            </w:r>
+          </w:p>
+        </w:tc>
+      </w:tr>
+      <w:tr>
+        <w:tc>
+          <w:tcPr>
+            <w:tcW w:type="dxa" w:w="1100"/>
+            <w:tcBorders>
+              <w:top w:val="single" w:color="CCCCCC" w:sz="4"/>
+              <w:left w:val="single" w:color="CCCCCC" w:sz="4"/>
+              <w:bottom w:val="single" w:color="CCCCCC" w:sz="4"/>
+              <w:right w:val="single" w:color="CCCCCC" w:sz="4"/>
+            </w:tcBorders>
+            <w:tcMar>
+              <w:top w:type="dxa" w:w="100"/>
+              <w:left w:type="dxa" w:w="140"/>
+              <w:bottom w:type="dxa" w:w="100"/>
+              <w:right w:type="dxa" w:w="140"/>
+            </w:tcMar>
+            <w:vAlign w:val="center"/>
+          </w:tcPr>
+          <w:p>
+            <w:r>
+              <w:t xml:space="preserve">2.05</w:t>
+            </w:r>
+          </w:p>
+        </w:tc>
+        <w:tc>
+          <w:tcPr>
+            <w:tcW w:type="dxa" w:w="3300"/>
+            <w:tcBorders>
+              <w:top w:val="single" w:color="CCCCCC" w:sz="4"/>
+              <w:left w:val="single" w:color="CCCCCC" w:sz="4"/>
+              <w:bottom w:val="single" w:color="CCCCCC" w:sz="4"/>
+              <w:right w:val="single" w:color="CCCCCC" w:sz="4"/>
+            </w:tcBorders>
+            <w:tcMar>
+              <w:top w:type="dxa" w:w="100"/>
+              <w:left w:type="dxa" w:w="140"/>
+              <w:bottom w:type="dxa" w:w="100"/>
+              <w:right w:type="dxa" w:w="140"/>
+            </w:tcMar>
+            <w:vAlign w:val="center"/>
+          </w:tcPr>
+          <w:p>
+            <w:r>
+              <w:t xml:space="preserve">Costs associated with exit/disposal</w:t>
+            </w:r>
+          </w:p>
+        </w:tc>
+        <w:tc>
+          <w:tcPr>
+            <w:tcW w:type="dxa" w:w="2200"/>
+            <w:tcBorders>
+              <w:top w:val="single" w:color="CCCCCC" w:sz="4"/>
+              <w:left w:val="single" w:color="CCCCCC" w:sz="4"/>
+              <w:bottom w:val="single" w:color="CCCCCC" w:sz="4"/>
+              <w:right w:val="single" w:color="CCCCCC" w:sz="4"/>
+            </w:tcBorders>
+            <w:tcMar>
+              <w:top w:type="dxa" w:w="100"/>
+              <w:left w:type="dxa" w:w="140"/>
+              <w:bottom w:type="dxa" w:w="100"/>
+              <w:right w:type="dxa" w:w="140"/>
+            </w:tcMar>
+            <w:vAlign w:val="center"/>
+          </w:tcPr>
+          <w:p>
+            <w:r>
+              <w:t xml:space="preserve">RESTRUCTURING</w:t>
+            </w:r>
+          </w:p>
+        </w:tc>
+        <w:tc>
+          <w:tcPr>
+            <w:tcW w:type="dxa" w:w="1100"/>
+            <w:tcBorders>
+              <w:top w:val="single" w:color="CCCCCC" w:sz="4"/>
+              <w:left w:val="single" w:color="CCCCCC" w:sz="4"/>
+              <w:bottom w:val="single" w:color="CCCCCC" w:sz="4"/>
+              <w:right w:val="single" w:color="CCCCCC" w:sz="4"/>
+            </w:tcBorders>
+            <w:tcMar>
+              <w:top w:type="dxa" w:w="100"/>
+              <w:left w:type="dxa" w:w="140"/>
+              <w:bottom w:type="dxa" w:w="100"/>
+              <w:right w:type="dxa" w:w="140"/>
+            </w:tcMar>
+            <w:vAlign w:val="center"/>
+          </w:tcPr>
+          <w:p>
+            <w:r>
+              <w:t xml:space="preserve">Financial</w:t>
+            </w:r>
+          </w:p>
+        </w:tc>
+        <w:tc>
+          <w:tcPr>
+            <w:tcW w:type="dxa" w:w="1660"/>
+            <w:tcBorders>
+              <w:top w:val="single" w:color="CCCCCC" w:sz="4"/>
+              <w:left w:val="single" w:color="CCCCCC" w:sz="4"/>
+              <w:bottom w:val="single" w:color="CCCCCC" w:sz="4"/>
+              <w:right w:val="single" w:color="CCCCCC" w:sz="4"/>
+            </w:tcBorders>
+            <w:tcMar>
+              <w:top w:type="dxa" w:w="100"/>
+              <w:left w:type="dxa" w:w="140"/>
+              <w:bottom w:type="dxa" w:w="100"/>
+              <w:right w:type="dxa" w:w="140"/>
+            </w:tcMar>
+            <w:vAlign w:val="center"/>
+          </w:tcPr>
+          <w:p>
+            <w:r>
+              <w:t xml:space="preserve">+0.20</w:t>
+            </w:r>
+          </w:p>
+        </w:tc>
+      </w:tr>
+      <w:tr>
+        <w:tc>
+          <w:tcPr>
+            <w:tcW w:type="dxa" w:w="1100"/>
+            <w:tcBorders>
+              <w:top w:val="single" w:color="CCCCCC" w:sz="4"/>
+              <w:left w:val="single" w:color="CCCCCC" w:sz="4"/>
+              <w:bottom w:val="single" w:color="CCCCCC" w:sz="4"/>
+              <w:right w:val="single" w:color="CCCCCC" w:sz="4"/>
+            </w:tcBorders>
+            <w:tcMar>
+              <w:top w:type="dxa" w:w="100"/>
+              <w:left w:type="dxa" w:w="140"/>
+              <w:bottom w:type="dxa" w:w="100"/>
+              <w:right w:type="dxa" w:w="140"/>
+            </w:tcMar>
+            <w:vAlign w:val="center"/>
+          </w:tcPr>
+          <w:p>
+            <w:r>
+              <w:t xml:space="preserve">1.02</w:t>
+            </w:r>
+          </w:p>
+        </w:tc>
+        <w:tc>
+          <w:tcPr>
+            <w:tcW w:type="dxa" w:w="3300"/>
+            <w:tcBorders>
+              <w:top w:val="single" w:color="CCCCCC" w:sz="4"/>
+              <w:left w:val="single" w:color="CCCCCC" w:sz="4"/>
+              <w:bottom w:val="single" w:color="CCCCCC" w:sz="4"/>
+              <w:right w:val="single" w:color="CCCCCC" w:sz="4"/>
+            </w:tcBorders>
+            <w:tcMar>
+              <w:top w:type="dxa" w:w="100"/>
+              <w:left w:type="dxa" w:w="140"/>
+              <w:bottom w:type="dxa" w:w="100"/>
+              <w:right w:type="dxa" w:w="140"/>
+            </w:tcMar>
+            <w:vAlign w:val="center"/>
+          </w:tcPr>
+          <w:p>
+            <w:r>
+              <w:t xml:space="preserve">Termination of material agreement</w:t>
+            </w:r>
+          </w:p>
+        </w:tc>
+        <w:tc>
+          <w:tcPr>
+            <w:tcW w:type="dxa" w:w="2200"/>
+            <w:tcBorders>
+              <w:top w:val="single" w:color="CCCCCC" w:sz="4"/>
+              <w:left w:val="single" w:color="CCCCCC" w:sz="4"/>
+              <w:bottom w:val="single" w:color="CCCCCC" w:sz="4"/>
+              <w:right w:val="single" w:color="CCCCCC" w:sz="4"/>
+            </w:tcBorders>
+            <w:tcMar>
+              <w:top w:type="dxa" w:w="100"/>
+              <w:left w:type="dxa" w:w="140"/>
+              <w:bottom w:type="dxa" w:w="100"/>
+              <w:right w:type="dxa" w:w="140"/>
+            </w:tcMar>
+            <w:vAlign w:val="center"/>
+          </w:tcPr>
+          <w:p>
+            <w:r>
+              <w:t xml:space="preserve">MATERIAL_AGREEMENT_TERMINATION</w:t>
+            </w:r>
+          </w:p>
+        </w:tc>
+        <w:tc>
+          <w:tcPr>
+            <w:tcW w:type="dxa" w:w="1100"/>
+            <w:tcBorders>
+              <w:top w:val="single" w:color="CCCCCC" w:sz="4"/>
+              <w:left w:val="single" w:color="CCCCCC" w:sz="4"/>
+              <w:bottom w:val="single" w:color="CCCCCC" w:sz="4"/>
+              <w:right w:val="single" w:color="CCCCCC" w:sz="4"/>
+            </w:tcBorders>
+            <w:tcMar>
+              <w:top w:type="dxa" w:w="100"/>
+              <w:left w:type="dxa" w:w="140"/>
+              <w:bottom w:type="dxa" w:w="100"/>
+              <w:right w:type="dxa" w:w="140"/>
+            </w:tcMar>
+            <w:vAlign w:val="center"/>
+          </w:tcPr>
+          <w:p>
+            <w:r>
+              <w:t xml:space="preserve">Operational</w:t>
+            </w:r>
+          </w:p>
+        </w:tc>
+        <w:tc>
+          <w:tcPr>
+            <w:tcW w:type="dxa" w:w="1660"/>
+            <w:tcBorders>
+              <w:top w:val="single" w:color="CCCCCC" w:sz="4"/>
+              <w:left w:val="single" w:color="CCCCCC" w:sz="4"/>
+              <w:bottom w:val="single" w:color="CCCCCC" w:sz="4"/>
+              <w:right w:val="single" w:color="CCCCCC" w:sz="4"/>
+            </w:tcBorders>
+            <w:tcMar>
+              <w:top w:type="dxa" w:w="100"/>
+              <w:left w:type="dxa" w:w="140"/>
+              <w:bottom w:type="dxa" w:w="100"/>
+              <w:right w:type="dxa" w:w="140"/>
+            </w:tcMar>
+            <w:vAlign w:val="center"/>
+          </w:tcPr>
+          <w:p>
+            <w:r>
+              <w:t xml:space="preserve">+0.20</w:t>
+            </w:r>
+          </w:p>
+        </w:tc>
+      </w:tr>
+      <w:tr>
+        <w:tc>
+          <w:tcPr>
+            <w:tcW w:type="dxa" w:w="1100"/>
+            <w:tcBorders>
+              <w:top w:val="single" w:color="CCCCCC" w:sz="4"/>
+              <w:left w:val="single" w:color="CCCCCC" w:sz="4"/>
+              <w:bottom w:val="single" w:color="CCCCCC" w:sz="4"/>
+              <w:right w:val="single" w:color="CCCCCC" w:sz="4"/>
+            </w:tcBorders>
+            <w:tcMar>
+              <w:top w:type="dxa" w:w="100"/>
+              <w:left w:type="dxa" w:w="140"/>
+              <w:bottom w:type="dxa" w:w="100"/>
+              <w:right w:type="dxa" w:w="140"/>
+            </w:tcMar>
+            <w:vAlign w:val="center"/>
+          </w:tcPr>
+          <w:p>
+            <w:r>
+              <w:t xml:space="preserve">1.01</w:t>
+            </w:r>
+          </w:p>
+        </w:tc>
+        <w:tc>
+          <w:tcPr>
+            <w:tcW w:type="dxa" w:w="3300"/>
+            <w:tcBorders>
+              <w:top w:val="single" w:color="CCCCCC" w:sz="4"/>
+              <w:left w:val="single" w:color="CCCCCC" w:sz="4"/>
+              <w:bottom w:val="single" w:color="CCCCCC" w:sz="4"/>
+              <w:right w:val="single" w:color="CCCCCC" w:sz="4"/>
+            </w:tcBorders>
+            <w:tcMar>
+              <w:top w:type="dxa" w:w="100"/>
+              <w:left w:type="dxa" w:w="140"/>
+              <w:bottom w:type="dxa" w:w="100"/>
+              <w:right w:type="dxa" w:w="140"/>
+            </w:tcMar>
+            <w:vAlign w:val="center"/>
+          </w:tcPr>
+          <w:p>
+            <w:r>
+              <w:t xml:space="preserve">Entry into material definitive agreement</w:t>
+            </w:r>
+          </w:p>
+        </w:tc>
+        <w:tc>
+          <w:tcPr>
+            <w:tcW w:type="dxa" w:w="2200"/>
+            <w:tcBorders>
+              <w:top w:val="single" w:color="CCCCCC" w:sz="4"/>
+              <w:left w:val="single" w:color="CCCCCC" w:sz="4"/>
+              <w:bottom w:val="single" w:color="CCCCCC" w:sz="4"/>
+              <w:right w:val="single" w:color="CCCCCC" w:sz="4"/>
+            </w:tcBorders>
+            <w:tcMar>
+              <w:top w:type="dxa" w:w="100"/>
+              <w:left w:type="dxa" w:w="140"/>
+              <w:bottom w:type="dxa" w:w="100"/>
+              <w:right w:type="dxa" w:w="140"/>
+            </w:tcMar>
+            <w:vAlign w:val="center"/>
+          </w:tcPr>
+          <w:p>
+            <w:r>
+              <w:t xml:space="preserve">MATERIAL_AGREEMENT</w:t>
+            </w:r>
+          </w:p>
+        </w:tc>
+        <w:tc>
+          <w:tcPr>
+            <w:tcW w:type="dxa" w:w="1100"/>
+            <w:tcBorders>
+              <w:top w:val="single" w:color="CCCCCC" w:sz="4"/>
+              <w:left w:val="single" w:color="CCCCCC" w:sz="4"/>
+              <w:bottom w:val="single" w:color="CCCCCC" w:sz="4"/>
+              <w:right w:val="single" w:color="CCCCCC" w:sz="4"/>
+            </w:tcBorders>
+            <w:tcMar>
+              <w:top w:type="dxa" w:w="100"/>
+              <w:left w:type="dxa" w:w="140"/>
+              <w:bottom w:type="dxa" w:w="100"/>
+              <w:right w:type="dxa" w:w="140"/>
+            </w:tcMar>
+            <w:vAlign w:val="center"/>
+          </w:tcPr>
+          <w:p>
+            <w:r>
+              <w:t xml:space="preserve">Operational</w:t>
+            </w:r>
+          </w:p>
+        </w:tc>
+        <w:tc>
+          <w:tcPr>
+            <w:tcW w:type="dxa" w:w="1660"/>
+            <w:tcBorders>
+              <w:top w:val="single" w:color="CCCCCC" w:sz="4"/>
+              <w:left w:val="single" w:color="CCCCCC" w:sz="4"/>
+              <w:bottom w:val="single" w:color="CCCCCC" w:sz="4"/>
+              <w:right w:val="single" w:color="CCCCCC" w:sz="4"/>
+            </w:tcBorders>
+            <w:tcMar>
+              <w:top w:type="dxa" w:w="100"/>
+              <w:left w:type="dxa" w:w="140"/>
+              <w:bottom w:type="dxa" w:w="100"/>
+              <w:right w:type="dxa" w:w="140"/>
+            </w:tcMar>
+            <w:vAlign w:val="center"/>
+          </w:tcPr>
+          <w:p>
+            <w:r>
+              <w:t xml:space="preserve">+0.15</w:t>
+            </w:r>
+          </w:p>
+        </w:tc>
+      </w:tr>
+      <w:tr>
+        <w:tc>
+          <w:tcPr>
+            <w:tcW w:type="dxa" w:w="1100"/>
+            <w:tcBorders>
+              <w:top w:val="single" w:color="CCCCCC" w:sz="4"/>
+              <w:left w:val="single" w:color="CCCCCC" w:sz="4"/>
+              <w:bottom w:val="single" w:color="CCCCCC" w:sz="4"/>
+              <w:right w:val="single" w:color="CCCCCC" w:sz="4"/>
+            </w:tcBorders>
+            <w:tcMar>
+              <w:top w:type="dxa" w:w="100"/>
+              <w:left w:type="dxa" w:w="140"/>
+              <w:bottom w:type="dxa" w:w="100"/>
+              <w:right w:type="dxa" w:w="140"/>
+            </w:tcMar>
+            <w:vAlign w:val="center"/>
+          </w:tcPr>
+          <w:p>
+            <w:r>
+              <w:t xml:space="preserve">2.01</w:t>
+            </w:r>
+          </w:p>
+        </w:tc>
+        <w:tc>
+          <w:tcPr>
+            <w:tcW w:type="dxa" w:w="3300"/>
+            <w:tcBorders>
+              <w:top w:val="single" w:color="CCCCCC" w:sz="4"/>
+              <w:left w:val="single" w:color="CCCCCC" w:sz="4"/>
+              <w:bottom w:val="single" w:color="CCCCCC" w:sz="4"/>
+              <w:right w:val="single" w:color="CCCCCC" w:sz="4"/>
+            </w:tcBorders>
+            <w:tcMar>
+              <w:top w:type="dxa" w:w="100"/>
+              <w:left w:type="dxa" w:w="140"/>
+              <w:bottom w:type="dxa" w:w="100"/>
+              <w:right w:type="dxa" w:w="140"/>
+            </w:tcMar>
+            <w:vAlign w:val="center"/>
+          </w:tcPr>
+          <w:p>
+            <w:r>
+              <w:t xml:space="preserve">Completion of acquisition or disposition</w:t>
+            </w:r>
+          </w:p>
+        </w:tc>
+        <w:tc>
+          <w:tcPr>
+            <w:tcW w:type="dxa" w:w="2200"/>
+            <w:tcBorders>
+              <w:top w:val="single" w:color="CCCCCC" w:sz="4"/>
+              <w:left w:val="single" w:color="CCCCCC" w:sz="4"/>
+              <w:bottom w:val="single" w:color="CCCCCC" w:sz="4"/>
+              <w:right w:val="single" w:color="CCCCCC" w:sz="4"/>
+            </w:tcBorders>
+            <w:tcMar>
+              <w:top w:type="dxa" w:w="100"/>
+              <w:left w:type="dxa" w:w="140"/>
+              <w:bottom w:type="dxa" w:w="100"/>
+              <w:right w:type="dxa" w:w="140"/>
+            </w:tcMar>
+            <w:vAlign w:val="center"/>
+          </w:tcPr>
+          <w:p>
+            <w:r>
+              <w:t xml:space="preserve">ACQUISITION</w:t>
+            </w:r>
+          </w:p>
+        </w:tc>
+        <w:tc>
+          <w:tcPr>
+            <w:tcW w:type="dxa" w:w="1100"/>
+            <w:tcBorders>
+              <w:top w:val="single" w:color="CCCCCC" w:sz="4"/>
+              <w:left w:val="single" w:color="CCCCCC" w:sz="4"/>
+              <w:bottom w:val="single" w:color="CCCCCC" w:sz="4"/>
+              <w:right w:val="single" w:color="CCCCCC" w:sz="4"/>
+            </w:tcBorders>
+            <w:tcMar>
+              <w:top w:type="dxa" w:w="100"/>
+              <w:left w:type="dxa" w:w="140"/>
+              <w:bottom w:type="dxa" w:w="100"/>
+              <w:right w:type="dxa" w:w="140"/>
+            </w:tcMar>
+            <w:vAlign w:val="center"/>
+          </w:tcPr>
+          <w:p>
+            <w:r>
+              <w:t xml:space="preserve">Operational</w:t>
+            </w:r>
+          </w:p>
+        </w:tc>
+        <w:tc>
+          <w:tcPr>
+            <w:tcW w:type="dxa" w:w="1660"/>
+            <w:tcBorders>
+              <w:top w:val="single" w:color="CCCCCC" w:sz="4"/>
+              <w:left w:val="single" w:color="CCCCCC" w:sz="4"/>
+              <w:bottom w:val="single" w:color="CCCCCC" w:sz="4"/>
+              <w:right w:val="single" w:color="CCCCCC" w:sz="4"/>
+            </w:tcBorders>
+            <w:tcMar>
+              <w:top w:type="dxa" w:w="100"/>
+              <w:left w:type="dxa" w:w="140"/>
+              <w:bottom w:type="dxa" w:w="100"/>
+              <w:right w:type="dxa" w:w="140"/>
+            </w:tcMar>
+            <w:vAlign w:val="center"/>
+          </w:tcPr>
+          <w:p>
+            <w:r>
+              <w:t xml:space="preserve">+0.10</w:t>
+            </w:r>
+          </w:p>
+        </w:tc>
+      </w:tr>
+      <w:tr>
+        <w:tc>
+          <w:tcPr>
+            <w:tcW w:type="dxa" w:w="1100"/>
+            <w:tcBorders>
+              <w:top w:val="single" w:color="CCCCCC" w:sz="4"/>
+              <w:left w:val="single" w:color="CCCCCC" w:sz="4"/>
+              <w:bottom w:val="single" w:color="CCCCCC" w:sz="4"/>
+              <w:right w:val="single" w:color="CCCCCC" w:sz="4"/>
+            </w:tcBorders>
+            <w:tcMar>
+              <w:top w:type="dxa" w:w="100"/>
+              <w:left w:type="dxa" w:w="140"/>
+              <w:bottom w:type="dxa" w:w="100"/>
+              <w:right w:type="dxa" w:w="140"/>
+            </w:tcMar>
+            <w:vAlign w:val="center"/>
+          </w:tcPr>
+          <w:p>
+            <w:r>
+              <w:t xml:space="preserve">2.03</w:t>
+            </w:r>
+          </w:p>
+        </w:tc>
+        <w:tc>
+          <w:tcPr>
+            <w:tcW w:type="dxa" w:w="3300"/>
+            <w:tcBorders>
+              <w:top w:val="single" w:color="CCCCCC" w:sz="4"/>
+              <w:left w:val="single" w:color="CCCCCC" w:sz="4"/>
+              <w:bottom w:val="single" w:color="CCCCCC" w:sz="4"/>
+              <w:right w:val="single" w:color="CCCCCC" w:sz="4"/>
+            </w:tcBorders>
+            <w:tcMar>
+              <w:top w:type="dxa" w:w="100"/>
+              <w:left w:type="dxa" w:w="140"/>
+              <w:bottom w:type="dxa" w:w="100"/>
+              <w:right w:type="dxa" w:w="140"/>
+            </w:tcMar>
+            <w:vAlign w:val="center"/>
+          </w:tcPr>
+          <w:p>
+            <w:r>
+              <w:t xml:space="preserve">Creation of direct financial obligation</w:t>
+            </w:r>
+          </w:p>
+        </w:tc>
+        <w:tc>
+          <w:tcPr>
+            <w:tcW w:type="dxa" w:w="2200"/>
+            <w:tcBorders>
+              <w:top w:val="single" w:color="CCCCCC" w:sz="4"/>
+              <w:left w:val="single" w:color="CCCCCC" w:sz="4"/>
+              <w:bottom w:val="single" w:color="CCCCCC" w:sz="4"/>
+              <w:right w:val="single" w:color="CCCCCC" w:sz="4"/>
+            </w:tcBorders>
+            <w:tcMar>
+              <w:top w:type="dxa" w:w="100"/>
+              <w:left w:type="dxa" w:w="140"/>
+              <w:bottom w:type="dxa" w:w="100"/>
+              <w:right w:type="dxa" w:w="140"/>
+            </w:tcMar>
+            <w:vAlign w:val="center"/>
+          </w:tcPr>
+          <w:p>
+            <w:r>
+              <w:t xml:space="preserve">DEBT_OBLIGATION</w:t>
+            </w:r>
+          </w:p>
+        </w:tc>
+        <w:tc>
+          <w:tcPr>
+            <w:tcW w:type="dxa" w:w="1100"/>
+            <w:tcBorders>
+              <w:top w:val="single" w:color="CCCCCC" w:sz="4"/>
+              <w:left w:val="single" w:color="CCCCCC" w:sz="4"/>
+              <w:bottom w:val="single" w:color="CCCCCC" w:sz="4"/>
+              <w:right w:val="single" w:color="CCCCCC" w:sz="4"/>
+            </w:tcBorders>
+            <w:tcMar>
+              <w:top w:type="dxa" w:w="100"/>
+              <w:left w:type="dxa" w:w="140"/>
+              <w:bottom w:type="dxa" w:w="100"/>
+              <w:right w:type="dxa" w:w="140"/>
+            </w:tcMar>
+            <w:vAlign w:val="center"/>
+          </w:tcPr>
+          <w:p>
+            <w:r>
+              <w:t xml:space="preserve">Financial</w:t>
+            </w:r>
+          </w:p>
+        </w:tc>
+        <w:tc>
+          <w:tcPr>
+            <w:tcW w:type="dxa" w:w="1660"/>
+            <w:tcBorders>
+              <w:top w:val="single" w:color="CCCCCC" w:sz="4"/>
+              <w:left w:val="single" w:color="CCCCCC" w:sz="4"/>
+              <w:bottom w:val="single" w:color="CCCCCC" w:sz="4"/>
+              <w:right w:val="single" w:color="CCCCCC" w:sz="4"/>
+            </w:tcBorders>
+            <w:tcMar>
+              <w:top w:type="dxa" w:w="100"/>
+              <w:left w:type="dxa" w:w="140"/>
+              <w:bottom w:type="dxa" w:w="100"/>
+              <w:right w:type="dxa" w:w="140"/>
+            </w:tcMar>
+            <w:vAlign w:val="center"/>
+          </w:tcPr>
+          <w:p>
+            <w:r>
+              <w:t xml:space="preserve">+0.10</w:t>
+            </w:r>
+          </w:p>
+        </w:tc>
+      </w:tr>
+      <w:tr>
+        <w:tc>
+          <w:tcPr>
+            <w:tcW w:type="dxa" w:w="1100"/>
+            <w:tcBorders>
+              <w:top w:val="single" w:color="CCCCCC" w:sz="4"/>
+              <w:left w:val="single" w:color="CCCCCC" w:sz="4"/>
+              <w:bottom w:val="single" w:color="CCCCCC" w:sz="4"/>
+              <w:right w:val="single" w:color="CCCCCC" w:sz="4"/>
+            </w:tcBorders>
+            <w:tcMar>
+              <w:top w:type="dxa" w:w="100"/>
+              <w:left w:type="dxa" w:w="140"/>
+              <w:bottom w:type="dxa" w:w="100"/>
+              <w:right w:type="dxa" w:w="140"/>
+            </w:tcMar>
+            <w:vAlign w:val="center"/>
+          </w:tcPr>
+          <w:p>
+            <w:r>
+              <w:t xml:space="preserve">5.02</w:t>
+            </w:r>
+          </w:p>
+        </w:tc>
+        <w:tc>
+          <w:tcPr>
+            <w:tcW w:type="dxa" w:w="3300"/>
+            <w:tcBorders>
+              <w:top w:val="single" w:color="CCCCCC" w:sz="4"/>
+              <w:left w:val="single" w:color="CCCCCC" w:sz="4"/>
+              <w:bottom w:val="single" w:color="CCCCCC" w:sz="4"/>
+              <w:right w:val="single" w:color="CCCCCC" w:sz="4"/>
+            </w:tcBorders>
+            <w:tcMar>
+              <w:top w:type="dxa" w:w="100"/>
+              <w:left w:type="dxa" w:w="140"/>
+              <w:bottom w:type="dxa" w:w="100"/>
+              <w:right w:type="dxa" w:w="140"/>
+            </w:tcMar>
+            <w:vAlign w:val="center"/>
+          </w:tcPr>
+          <w:p>
+            <w:r>
+              <w:t xml:space="preserve">Director / officer departure</w:t>
+            </w:r>
+          </w:p>
+        </w:tc>
+        <w:tc>
+          <w:tcPr>
+            <w:tcW w:type="dxa" w:w="2200"/>
+            <w:tcBorders>
+              <w:top w:val="single" w:color="CCCCCC" w:sz="4"/>
+              <w:left w:val="single" w:color="CCCCCC" w:sz="4"/>
+              <w:bottom w:val="single" w:color="CCCCCC" w:sz="4"/>
+              <w:right w:val="single" w:color="CCCCCC" w:sz="4"/>
+            </w:tcBorders>
+            <w:tcMar>
+              <w:top w:type="dxa" w:w="100"/>
+              <w:left w:type="dxa" w:w="140"/>
+              <w:bottom w:type="dxa" w:w="100"/>
+              <w:right w:type="dxa" w:w="140"/>
+            </w:tcMar>
+            <w:vAlign w:val="center"/>
+          </w:tcPr>
+          <w:p>
+            <w:r>
+              <w:t xml:space="preserve">GOVERNANCE_CHANGE</w:t>
+            </w:r>
+          </w:p>
+        </w:tc>
+        <w:tc>
+          <w:tcPr>
+            <w:tcW w:type="dxa" w:w="1100"/>
+            <w:tcBorders>
+              <w:top w:val="single" w:color="CCCCCC" w:sz="4"/>
+              <w:left w:val="single" w:color="CCCCCC" w:sz="4"/>
+              <w:bottom w:val="single" w:color="CCCCCC" w:sz="4"/>
+              <w:right w:val="single" w:color="CCCCCC" w:sz="4"/>
+            </w:tcBorders>
+            <w:tcMar>
+              <w:top w:type="dxa" w:w="100"/>
+              <w:left w:type="dxa" w:w="140"/>
+              <w:bottom w:type="dxa" w:w="100"/>
+              <w:right w:type="dxa" w:w="140"/>
+            </w:tcMar>
+            <w:vAlign w:val="center"/>
+          </w:tcPr>
+          <w:p>
+            <w:r>
+              <w:t xml:space="preserve">Operational</w:t>
+            </w:r>
+          </w:p>
+        </w:tc>
+        <w:tc>
+          <w:tcPr>
+            <w:tcW w:type="dxa" w:w="1660"/>
+            <w:tcBorders>
+              <w:top w:val="single" w:color="CCCCCC" w:sz="4"/>
+              <w:left w:val="single" w:color="CCCCCC" w:sz="4"/>
+              <w:bottom w:val="single" w:color="CCCCCC" w:sz="4"/>
+              <w:right w:val="single" w:color="CCCCCC" w:sz="4"/>
+            </w:tcBorders>
+            <w:tcMar>
+              <w:top w:type="dxa" w:w="100"/>
+              <w:left w:type="dxa" w:w="140"/>
+              <w:bottom w:type="dxa" w:w="100"/>
+              <w:right w:type="dxa" w:w="140"/>
+            </w:tcMar>
+            <w:vAlign w:val="center"/>
+          </w:tcPr>
+          <w:p>
+            <w:r>
+              <w:t xml:space="preserve">+0.05</w:t>
+            </w:r>
+          </w:p>
+        </w:tc>
+      </w:tr>
+      <w:tr>
+        <w:tc>
+          <w:tcPr>
+            <w:tcW w:type="dxa" w:w="1100"/>
+            <w:tcBorders>
+              <w:top w:val="single" w:color="CCCCCC" w:sz="4"/>
+              <w:left w:val="single" w:color="CCCCCC" w:sz="4"/>
+              <w:bottom w:val="single" w:color="CCCCCC" w:sz="4"/>
+              <w:right w:val="single" w:color="CCCCCC" w:sz="4"/>
+            </w:tcBorders>
+            <w:tcMar>
+              <w:top w:type="dxa" w:w="100"/>
+              <w:left w:type="dxa" w:w="140"/>
+              <w:bottom w:type="dxa" w:w="100"/>
+              <w:right w:type="dxa" w:w="140"/>
+            </w:tcMar>
+            <w:vAlign w:val="center"/>
+          </w:tcPr>
+          <w:p>
+            <w:r>
+              <w:t xml:space="preserve">7.01 / 8.01</w:t>
+            </w:r>
+          </w:p>
+        </w:tc>
+        <w:tc>
+          <w:tcPr>
+            <w:tcW w:type="dxa" w:w="3300"/>
+            <w:tcBorders>
+              <w:top w:val="single" w:color="CCCCCC" w:sz="4"/>
+              <w:left w:val="single" w:color="CCCCCC" w:sz="4"/>
+              <w:bottom w:val="single" w:color="CCCCCC" w:sz="4"/>
+              <w:right w:val="single" w:color="CCCCCC" w:sz="4"/>
+            </w:tcBorders>
+            <w:tcMar>
+              <w:top w:type="dxa" w:w="100"/>
+              <w:left w:type="dxa" w:w="140"/>
+              <w:bottom w:type="dxa" w:w="100"/>
+              <w:right w:type="dxa" w:w="140"/>
+            </w:tcMar>
+            <w:vAlign w:val="center"/>
+          </w:tcPr>
+          <w:p>
+            <w:r>
+              <w:t xml:space="preserve">Reg FD / Other Events</w:t>
+            </w:r>
+          </w:p>
+        </w:tc>
+        <w:tc>
+          <w:tcPr>
+            <w:tcW w:type="dxa" w:w="2200"/>
+            <w:tcBorders>
+              <w:top w:val="single" w:color="CCCCCC" w:sz="4"/>
+              <w:left w:val="single" w:color="CCCCCC" w:sz="4"/>
+              <w:bottom w:val="single" w:color="CCCCCC" w:sz="4"/>
+              <w:right w:val="single" w:color="CCCCCC" w:sz="4"/>
+            </w:tcBorders>
+            <w:tcMar>
+              <w:top w:type="dxa" w:w="100"/>
+              <w:left w:type="dxa" w:w="140"/>
+              <w:bottom w:type="dxa" w:w="100"/>
+              <w:right w:type="dxa" w:w="140"/>
+            </w:tcMar>
+            <w:vAlign w:val="center"/>
+          </w:tcPr>
+          <w:p>
+            <w:r>
+              <w:t xml:space="preserve">REGULATION_FD_DISCLOSURE / OTHER_EVENT</w:t>
+            </w:r>
+          </w:p>
+        </w:tc>
+        <w:tc>
+          <w:tcPr>
+            <w:tcW w:type="dxa" w:w="1100"/>
+            <w:tcBorders>
+              <w:top w:val="single" w:color="CCCCCC" w:sz="4"/>
+              <w:left w:val="single" w:color="CCCCCC" w:sz="4"/>
+              <w:bottom w:val="single" w:color="CCCCCC" w:sz="4"/>
+              <w:right w:val="single" w:color="CCCCCC" w:sz="4"/>
+            </w:tcBorders>
+            <w:tcMar>
+              <w:top w:type="dxa" w:w="100"/>
+              <w:left w:type="dxa" w:w="140"/>
+              <w:bottom w:type="dxa" w:w="100"/>
+              <w:right w:type="dxa" w:w="140"/>
+            </w:tcMar>
+            <w:vAlign w:val="center"/>
+          </w:tcPr>
+          <w:p>
+            <w:r>
+              <w:t xml:space="preserve">Financial</w:t>
+            </w:r>
+          </w:p>
+        </w:tc>
+        <w:tc>
+          <w:tcPr>
+            <w:tcW w:type="dxa" w:w="1660"/>
+            <w:tcBorders>
+              <w:top w:val="single" w:color="CCCCCC" w:sz="4"/>
+              <w:left w:val="single" w:color="CCCCCC" w:sz="4"/>
+              <w:bottom w:val="single" w:color="CCCCCC" w:sz="4"/>
+              <w:right w:val="single" w:color="CCCCCC" w:sz="4"/>
+            </w:tcBorders>
+            <w:tcMar>
+              <w:top w:type="dxa" w:w="100"/>
+              <w:left w:type="dxa" w:w="140"/>
+              <w:bottom w:type="dxa" w:w="100"/>
+              <w:right w:type="dxa" w:w="140"/>
+            </w:tcMar>
+            <w:vAlign w:val="center"/>
+          </w:tcPr>
+          <w:p>
+            <w:r>
+              <w:t xml:space="preserve">+0.00</w:t>
+            </w:r>
+          </w:p>
+        </w:tc>
+      </w:tr>
+      <w:tr>
+        <w:tc>
+          <w:tcPr>
+            <w:tcW w:type="dxa" w:w="1100"/>
+            <w:tcBorders>
+              <w:top w:val="single" w:color="CCCCCC" w:sz="4"/>
+              <w:left w:val="single" w:color="CCCCCC" w:sz="4"/>
+              <w:bottom w:val="single" w:color="CCCCCC" w:sz="4"/>
+              <w:right w:val="single" w:color="CCCCCC" w:sz="4"/>
+            </w:tcBorders>
+            <w:tcMar>
+              <w:top w:type="dxa" w:w="100"/>
+              <w:left w:type="dxa" w:w="140"/>
+              <w:bottom w:type="dxa" w:w="100"/>
+              <w:right w:type="dxa" w:w="140"/>
+            </w:tcMar>
+            <w:vAlign w:val="center"/>
+          </w:tcPr>
+          <w:p>
+            <w:r>
+              <w:t xml:space="preserve">9.01</w:t>
+            </w:r>
+          </w:p>
+        </w:tc>
+        <w:tc>
+          <w:tcPr>
+            <w:tcW w:type="dxa" w:w="3300"/>
+            <w:tcBorders>
+              <w:top w:val="single" w:color="CCCCCC" w:sz="4"/>
+              <w:left w:val="single" w:color="CCCCCC" w:sz="4"/>
+              <w:bottom w:val="single" w:color="CCCCCC" w:sz="4"/>
+              <w:right w:val="single" w:color="CCCCCC" w:sz="4"/>
+            </w:tcBorders>
+            <w:tcMar>
+              <w:top w:type="dxa" w:w="100"/>
+              <w:left w:type="dxa" w:w="140"/>
+              <w:bottom w:type="dxa" w:w="100"/>
+              <w:right w:type="dxa" w:w="140"/>
+            </w:tcMar>
+            <w:vAlign w:val="center"/>
+          </w:tcPr>
+          <w:p>
+            <w:r>
+              <w:t xml:space="preserve">Attached exhibits (never solo)</w:t>
+            </w:r>
+          </w:p>
+        </w:tc>
+        <w:tc>
+          <w:tcPr>
+            <w:tcW w:type="dxa" w:w="2200"/>
+            <w:tcBorders>
+              <w:top w:val="single" w:color="CCCCCC" w:sz="4"/>
+              <w:left w:val="single" w:color="CCCCCC" w:sz="4"/>
+              <w:bottom w:val="single" w:color="CCCCCC" w:sz="4"/>
+              <w:right w:val="single" w:color="CCCCCC" w:sz="4"/>
+            </w:tcBorders>
+            <w:tcMar>
+              <w:top w:type="dxa" w:w="100"/>
+              <w:left w:type="dxa" w:w="140"/>
+              <w:bottom w:type="dxa" w:w="100"/>
+              <w:right w:type="dxa" w:w="140"/>
+            </w:tcMar>
+            <w:vAlign w:val="center"/>
+          </w:tcPr>
+          <w:p>
+            <w:r>
+              <w:t xml:space="preserve">ATTACHED_EXHIBITS</w:t>
+            </w:r>
+          </w:p>
+        </w:tc>
+        <w:tc>
+          <w:tcPr>
+            <w:tcW w:type="dxa" w:w="1100"/>
+            <w:tcBorders>
+              <w:top w:val="single" w:color="CCCCCC" w:sz="4"/>
+              <w:left w:val="single" w:color="CCCCCC" w:sz="4"/>
+              <w:bottom w:val="single" w:color="CCCCCC" w:sz="4"/>
+              <w:right w:val="single" w:color="CCCCCC" w:sz="4"/>
+            </w:tcBorders>
+            <w:tcMar>
+              <w:top w:type="dxa" w:w="100"/>
+              <w:left w:type="dxa" w:w="140"/>
+              <w:bottom w:type="dxa" w:w="100"/>
+              <w:right w:type="dxa" w:w="140"/>
+            </w:tcMar>
+            <w:vAlign w:val="center"/>
+          </w:tcPr>
+          <w:p>
+            <w:r>
+              <w:t xml:space="preserve">Financial</w:t>
+            </w:r>
+          </w:p>
+        </w:tc>
+        <w:tc>
+          <w:tcPr>
+            <w:tcW w:type="dxa" w:w="1660"/>
+            <w:tcBorders>
+              <w:top w:val="single" w:color="CCCCCC" w:sz="4"/>
+              <w:left w:val="single" w:color="CCCCCC" w:sz="4"/>
+              <w:bottom w:val="single" w:color="CCCCCC" w:sz="4"/>
+              <w:right w:val="single" w:color="CCCCCC" w:sz="4"/>
+            </w:tcBorders>
+            <w:tcMar>
+              <w:top w:type="dxa" w:w="100"/>
+              <w:left w:type="dxa" w:w="140"/>
+              <w:bottom w:type="dxa" w:w="100"/>
+              <w:right w:type="dxa" w:w="140"/>
+            </w:tcMar>
+            <w:vAlign w:val="center"/>
+          </w:tcPr>
+          <w:p>
+            <w:r>
+              <w:t xml:space="preserve">+0.00</w:t>
+            </w:r>
+          </w:p>
+        </w:tc>
+      </w:tr>
+    </w:tbl>
+    <w:p>
+      <w:pPr>
+        <w:pStyle w:val="Heading3"/>
+        <w:spacing w:after="100" w:before="220"/>
+      </w:pPr>
+      <w:r>
+        <w:t xml:space="preserve">Non-8-K form mapping</w:t>
+      </w:r>
+    </w:p>
+    <w:tbl>
+      <w:tblPr>
+        <w:tblW w:type="dxa" w:w="9360"/>
+        <w:tblBorders>
+          <w:top w:val="single" w:color="auto" w:sz="4"/>
+          <w:left w:val="single" w:color="auto" w:sz="4"/>
+          <w:bottom w:val="single" w:color="auto" w:sz="4"/>
+          <w:right w:val="single" w:color="auto" w:sz="4"/>
+          <w:insideH w:val="single" w:color="auto" w:sz="4"/>
+          <w:insideV w:val="single" w:color="auto" w:sz="4"/>
+        </w:tblBorders>
+      </w:tblPr>
+      <w:tblGrid>
+        <w:gridCol w:w="1300"/>
+        <w:gridCol w:w="3000"/>
+        <w:gridCol w:w="2300"/>
+        <w:gridCol w:w="2760"/>
+      </w:tblGrid>
+      <w:tr>
+        <w:tc>
+          <w:tcPr>
+            <w:tcW w:type="dxa" w:w="1300"/>
+            <w:tcBorders>
+              <w:top w:val="single" w:color="CCCCCC" w:sz="4"/>
+              <w:left w:val="single" w:color="CCCCCC" w:sz="4"/>
+              <w:bottom w:val="single" w:color="CCCCCC" w:sz="4"/>
+              <w:right w:val="single" w:color="CCCCCC" w:sz="4"/>
+            </w:tcBorders>
+            <w:shd w:fill="1F3A5F" w:color="auto" w:val="clear"/>
+            <w:tcMar>
+              <w:top w:type="dxa" w:w="100"/>
+              <w:left w:type="dxa" w:w="140"/>
+              <w:bottom w:type="dxa" w:w="100"/>
+              <w:right w:type="dxa" w:w="140"/>
+            </w:tcMar>
+            <w:vAlign w:val="center"/>
+          </w:tcPr>
+          <w:p>
+            <w:r>
+              <w:rPr>
+                <w:b/>
+                <w:bCs/>
+                <w:color w:val="FFFFFF"/>
+              </w:rPr>
+              <w:t xml:space="preserve">Form</w:t>
+            </w:r>
+          </w:p>
+        </w:tc>
+        <w:tc>
+          <w:tcPr>
+            <w:tcW w:type="dxa" w:w="3000"/>
+            <w:tcBorders>
+              <w:top w:val="single" w:color="CCCCCC" w:sz="4"/>
+              <w:left w:val="single" w:color="CCCCCC" w:sz="4"/>
+              <w:bottom w:val="single" w:color="CCCCCC" w:sz="4"/>
+              <w:right w:val="single" w:color="CCCCCC" w:sz="4"/>
+            </w:tcBorders>
+            <w:shd w:fill="1F3A5F" w:color="auto" w:val="clear"/>
+            <w:tcMar>
+              <w:top w:type="dxa" w:w="100"/>
+              <w:left w:type="dxa" w:w="140"/>
+              <w:bottom w:type="dxa" w:w="100"/>
+              <w:right w:type="dxa" w:w="140"/>
+            </w:tcMar>
+            <w:vAlign w:val="center"/>
+          </w:tcPr>
+          <w:p>
+            <w:r>
+              <w:rPr>
+                <w:b/>
+                <w:bCs/>
+                <w:color w:val="FFFFFF"/>
+              </w:rPr>
+              <w:t xml:space="preserve">Subtype</w:t>
+            </w:r>
+          </w:p>
+        </w:tc>
+        <w:tc>
+          <w:tcPr>
+            <w:tcW w:type="dxa" w:w="2300"/>
+            <w:tcBorders>
+              <w:top w:val="single" w:color="CCCCCC" w:sz="4"/>
+              <w:left w:val="single" w:color="CCCCCC" w:sz="4"/>
+              <w:bottom w:val="single" w:color="CCCCCC" w:sz="4"/>
+              <w:right w:val="single" w:color="CCCCCC" w:sz="4"/>
+            </w:tcBorders>
+            <w:shd w:fill="1F3A5F" w:color="auto" w:val="clear"/>
+            <w:tcMar>
+              <w:top w:type="dxa" w:w="100"/>
+              <w:left w:type="dxa" w:w="140"/>
+              <w:bottom w:type="dxa" w:w="100"/>
+              <w:right w:type="dxa" w:w="140"/>
+            </w:tcMar>
+            <w:vAlign w:val="center"/>
+          </w:tcPr>
+          <w:p>
+            <w:r>
+              <w:rPr>
+                <w:b/>
+                <w:bCs/>
+                <w:color w:val="FFFFFF"/>
+              </w:rPr>
+              <w:t xml:space="preserve">Category</w:t>
+            </w:r>
+          </w:p>
+        </w:tc>
+        <w:tc>
+          <w:tcPr>
+            <w:tcW w:type="dxa" w:w="2760"/>
+            <w:tcBorders>
+              <w:top w:val="single" w:color="CCCCCC" w:sz="4"/>
+              <w:left w:val="single" w:color="CCCCCC" w:sz="4"/>
+              <w:bottom w:val="single" w:color="CCCCCC" w:sz="4"/>
+              <w:right w:val="single" w:color="CCCCCC" w:sz="4"/>
+            </w:tcBorders>
+            <w:shd w:fill="1F3A5F" w:color="auto" w:val="clear"/>
+            <w:tcMar>
+              <w:top w:type="dxa" w:w="100"/>
+              <w:left w:type="dxa" w:w="140"/>
+              <w:bottom w:type="dxa" w:w="100"/>
+              <w:right w:type="dxa" w:w="140"/>
+            </w:tcMar>
+            <w:vAlign w:val="center"/>
+          </w:tcPr>
+          <w:p>
+            <w:r>
+              <w:rPr>
+                <w:b/>
+                <w:bCs/>
+                <w:color w:val="FFFFFF"/>
+              </w:rPr>
+              <w:t xml:space="preserve">Base severity</w:t>
+            </w:r>
+          </w:p>
+        </w:tc>
+      </w:tr>
+      <w:tr>
+        <w:tc>
+          <w:tcPr>
+            <w:tcW w:type="dxa" w:w="1300"/>
+            <w:tcBorders>
+              <w:top w:val="single" w:color="CCCCCC" w:sz="4"/>
+              <w:left w:val="single" w:color="CCCCCC" w:sz="4"/>
+              <w:bottom w:val="single" w:color="CCCCCC" w:sz="4"/>
+              <w:right w:val="single" w:color="CCCCCC" w:sz="4"/>
+            </w:tcBorders>
+            <w:tcMar>
+              <w:top w:type="dxa" w:w="100"/>
+              <w:left w:type="dxa" w:w="140"/>
+              <w:bottom w:type="dxa" w:w="100"/>
+              <w:right w:type="dxa" w:w="140"/>
+            </w:tcMar>
+            <w:vAlign w:val="center"/>
+          </w:tcPr>
+          <w:p>
+            <w:r>
+              <w:t xml:space="preserve">10-K</w:t>
+            </w:r>
+          </w:p>
+        </w:tc>
+        <w:tc>
+          <w:tcPr>
+            <w:tcW w:type="dxa" w:w="3000"/>
+            <w:tcBorders>
+              <w:top w:val="single" w:color="CCCCCC" w:sz="4"/>
+              <w:left w:val="single" w:color="CCCCCC" w:sz="4"/>
+              <w:bottom w:val="single" w:color="CCCCCC" w:sz="4"/>
+              <w:right w:val="single" w:color="CCCCCC" w:sz="4"/>
+            </w:tcBorders>
+            <w:tcMar>
+              <w:top w:type="dxa" w:w="100"/>
+              <w:left w:type="dxa" w:w="140"/>
+              <w:bottom w:type="dxa" w:w="100"/>
+              <w:right w:type="dxa" w:w="140"/>
+            </w:tcMar>
+            <w:vAlign w:val="center"/>
+          </w:tcPr>
+          <w:p>
+            <w:r>
+              <w:t xml:space="preserve">ANNUAL_REPORT</w:t>
+            </w:r>
+          </w:p>
+        </w:tc>
+        <w:tc>
+          <w:tcPr>
+            <w:tcW w:type="dxa" w:w="2300"/>
+            <w:tcBorders>
+              <w:top w:val="single" w:color="CCCCCC" w:sz="4"/>
+              <w:left w:val="single" w:color="CCCCCC" w:sz="4"/>
+              <w:bottom w:val="single" w:color="CCCCCC" w:sz="4"/>
+              <w:right w:val="single" w:color="CCCCCC" w:sz="4"/>
+            </w:tcBorders>
+            <w:tcMar>
+              <w:top w:type="dxa" w:w="100"/>
+              <w:left w:type="dxa" w:w="140"/>
+              <w:bottom w:type="dxa" w:w="100"/>
+              <w:right w:type="dxa" w:w="140"/>
+            </w:tcMar>
+            <w:vAlign w:val="center"/>
+          </w:tcPr>
+          <w:p>
+            <w:r>
+              <w:t xml:space="preserve">Financial</w:t>
+            </w:r>
+          </w:p>
+        </w:tc>
+        <w:tc>
+          <w:tcPr>
+            <w:tcW w:type="dxa" w:w="2760"/>
+            <w:tcBorders>
+              <w:top w:val="single" w:color="CCCCCC" w:sz="4"/>
+              <w:left w:val="single" w:color="CCCCCC" w:sz="4"/>
+              <w:bottom w:val="single" w:color="CCCCCC" w:sz="4"/>
+              <w:right w:val="single" w:color="CCCCCC" w:sz="4"/>
+            </w:tcBorders>
+            <w:tcMar>
+              <w:top w:type="dxa" w:w="100"/>
+              <w:left w:type="dxa" w:w="140"/>
+              <w:bottom w:type="dxa" w:w="100"/>
+              <w:right w:type="dxa" w:w="140"/>
+            </w:tcMar>
+            <w:vAlign w:val="center"/>
+          </w:tcPr>
+          <w:p>
+            <w:r>
+              <w:t xml:space="preserve">0.20</w:t>
+            </w:r>
+          </w:p>
+        </w:tc>
+      </w:tr>
+      <w:tr>
+        <w:tc>
+          <w:tcPr>
+            <w:tcW w:type="dxa" w:w="1300"/>
+            <w:tcBorders>
+              <w:top w:val="single" w:color="CCCCCC" w:sz="4"/>
+              <w:left w:val="single" w:color="CCCCCC" w:sz="4"/>
+              <w:bottom w:val="single" w:color="CCCCCC" w:sz="4"/>
+              <w:right w:val="single" w:color="CCCCCC" w:sz="4"/>
+            </w:tcBorders>
+            <w:tcMar>
+              <w:top w:type="dxa" w:w="100"/>
+              <w:left w:type="dxa" w:w="140"/>
+              <w:bottom w:type="dxa" w:w="100"/>
+              <w:right w:type="dxa" w:w="140"/>
+            </w:tcMar>
+            <w:vAlign w:val="center"/>
+          </w:tcPr>
+          <w:p>
+            <w:r>
+              <w:t xml:space="preserve">10-K/A</w:t>
+            </w:r>
+          </w:p>
+        </w:tc>
+        <w:tc>
+          <w:tcPr>
+            <w:tcW w:type="dxa" w:w="3000"/>
+            <w:tcBorders>
+              <w:top w:val="single" w:color="CCCCCC" w:sz="4"/>
+              <w:left w:val="single" w:color="CCCCCC" w:sz="4"/>
+              <w:bottom w:val="single" w:color="CCCCCC" w:sz="4"/>
+              <w:right w:val="single" w:color="CCCCCC" w:sz="4"/>
+            </w:tcBorders>
+            <w:tcMar>
+              <w:top w:type="dxa" w:w="100"/>
+              <w:left w:type="dxa" w:w="140"/>
+              <w:bottom w:type="dxa" w:w="100"/>
+              <w:right w:type="dxa" w:w="140"/>
+            </w:tcMar>
+            <w:vAlign w:val="center"/>
+          </w:tcPr>
+          <w:p>
+            <w:r>
+              <w:t xml:space="preserve">ANNUAL_REPORT_AMENDMENT</w:t>
+            </w:r>
+          </w:p>
+        </w:tc>
+        <w:tc>
+          <w:tcPr>
+            <w:tcW w:type="dxa" w:w="2300"/>
+            <w:tcBorders>
+              <w:top w:val="single" w:color="CCCCCC" w:sz="4"/>
+              <w:left w:val="single" w:color="CCCCCC" w:sz="4"/>
+              <w:bottom w:val="single" w:color="CCCCCC" w:sz="4"/>
+              <w:right w:val="single" w:color="CCCCCC" w:sz="4"/>
+            </w:tcBorders>
+            <w:tcMar>
+              <w:top w:type="dxa" w:w="100"/>
+              <w:left w:type="dxa" w:w="140"/>
+              <w:bottom w:type="dxa" w:w="100"/>
+              <w:right w:type="dxa" w:w="140"/>
+            </w:tcMar>
+            <w:vAlign w:val="center"/>
+          </w:tcPr>
+          <w:p>
+            <w:r>
+              <w:t xml:space="preserve">Financial</w:t>
+            </w:r>
+          </w:p>
+        </w:tc>
+        <w:tc>
+          <w:tcPr>
+            <w:tcW w:type="dxa" w:w="2760"/>
+            <w:tcBorders>
+              <w:top w:val="single" w:color="CCCCCC" w:sz="4"/>
+              <w:left w:val="single" w:color="CCCCCC" w:sz="4"/>
+              <w:bottom w:val="single" w:color="CCCCCC" w:sz="4"/>
+              <w:right w:val="single" w:color="CCCCCC" w:sz="4"/>
+            </w:tcBorders>
+            <w:tcMar>
+              <w:top w:type="dxa" w:w="100"/>
+              <w:left w:type="dxa" w:w="140"/>
+              <w:bottom w:type="dxa" w:w="100"/>
+              <w:right w:type="dxa" w:w="140"/>
+            </w:tcMar>
+            <w:vAlign w:val="center"/>
+          </w:tcPr>
+          <w:p>
+            <w:r>
+              <w:t xml:space="preserve">0.35 (amendments signal correction)</w:t>
+            </w:r>
+          </w:p>
+        </w:tc>
+      </w:tr>
+      <w:tr>
+        <w:tc>
+          <w:tcPr>
+            <w:tcW w:type="dxa" w:w="1300"/>
+            <w:tcBorders>
+              <w:top w:val="single" w:color="CCCCCC" w:sz="4"/>
+              <w:left w:val="single" w:color="CCCCCC" w:sz="4"/>
+              <w:bottom w:val="single" w:color="CCCCCC" w:sz="4"/>
+              <w:right w:val="single" w:color="CCCCCC" w:sz="4"/>
+            </w:tcBorders>
+            <w:tcMar>
+              <w:top w:type="dxa" w:w="100"/>
+              <w:left w:type="dxa" w:w="140"/>
+              <w:bottom w:type="dxa" w:w="100"/>
+              <w:right w:type="dxa" w:w="140"/>
+            </w:tcMar>
+            <w:vAlign w:val="center"/>
+          </w:tcPr>
+          <w:p>
+            <w:r>
+              <w:t xml:space="preserve">10-Q</w:t>
+            </w:r>
+          </w:p>
+        </w:tc>
+        <w:tc>
+          <w:tcPr>
+            <w:tcW w:type="dxa" w:w="3000"/>
+            <w:tcBorders>
+              <w:top w:val="single" w:color="CCCCCC" w:sz="4"/>
+              <w:left w:val="single" w:color="CCCCCC" w:sz="4"/>
+              <w:bottom w:val="single" w:color="CCCCCC" w:sz="4"/>
+              <w:right w:val="single" w:color="CCCCCC" w:sz="4"/>
+            </w:tcBorders>
+            <w:tcMar>
+              <w:top w:type="dxa" w:w="100"/>
+              <w:left w:type="dxa" w:w="140"/>
+              <w:bottom w:type="dxa" w:w="100"/>
+              <w:right w:type="dxa" w:w="140"/>
+            </w:tcMar>
+            <w:vAlign w:val="center"/>
+          </w:tcPr>
+          <w:p>
+            <w:r>
+              <w:t xml:space="preserve">QUARTERLY_REPORT</w:t>
+            </w:r>
+          </w:p>
+        </w:tc>
+        <w:tc>
+          <w:tcPr>
+            <w:tcW w:type="dxa" w:w="2300"/>
+            <w:tcBorders>
+              <w:top w:val="single" w:color="CCCCCC" w:sz="4"/>
+              <w:left w:val="single" w:color="CCCCCC" w:sz="4"/>
+              <w:bottom w:val="single" w:color="CCCCCC" w:sz="4"/>
+              <w:right w:val="single" w:color="CCCCCC" w:sz="4"/>
+            </w:tcBorders>
+            <w:tcMar>
+              <w:top w:type="dxa" w:w="100"/>
+              <w:left w:type="dxa" w:w="140"/>
+              <w:bottom w:type="dxa" w:w="100"/>
+              <w:right w:type="dxa" w:w="140"/>
+            </w:tcMar>
+            <w:vAlign w:val="center"/>
+          </w:tcPr>
+          <w:p>
+            <w:r>
+              <w:t xml:space="preserve">Financial</w:t>
+            </w:r>
+          </w:p>
+        </w:tc>
+        <w:tc>
+          <w:tcPr>
+            <w:tcW w:type="dxa" w:w="2760"/>
+            <w:tcBorders>
+              <w:top w:val="single" w:color="CCCCCC" w:sz="4"/>
+              <w:left w:val="single" w:color="CCCCCC" w:sz="4"/>
+              <w:bottom w:val="single" w:color="CCCCCC" w:sz="4"/>
+              <w:right w:val="single" w:color="CCCCCC" w:sz="4"/>
+            </w:tcBorders>
+            <w:tcMar>
+              <w:top w:type="dxa" w:w="100"/>
+              <w:left w:type="dxa" w:w="140"/>
+              <w:bottom w:type="dxa" w:w="100"/>
+              <w:right w:type="dxa" w:w="140"/>
+            </w:tcMar>
+            <w:vAlign w:val="center"/>
+          </w:tcPr>
+          <w:p>
+            <w:r>
+              <w:t xml:space="preserve">0.15</w:t>
+            </w:r>
+          </w:p>
+        </w:tc>
+      </w:tr>
+      <w:tr>
+        <w:tc>
+          <w:tcPr>
+            <w:tcW w:type="dxa" w:w="1300"/>
+            <w:tcBorders>
+              <w:top w:val="single" w:color="CCCCCC" w:sz="4"/>
+              <w:left w:val="single" w:color="CCCCCC" w:sz="4"/>
+              <w:bottom w:val="single" w:color="CCCCCC" w:sz="4"/>
+              <w:right w:val="single" w:color="CCCCCC" w:sz="4"/>
+            </w:tcBorders>
+            <w:tcMar>
+              <w:top w:type="dxa" w:w="100"/>
+              <w:left w:type="dxa" w:w="140"/>
+              <w:bottom w:type="dxa" w:w="100"/>
+              <w:right w:type="dxa" w:w="140"/>
+            </w:tcMar>
+            <w:vAlign w:val="center"/>
+          </w:tcPr>
+          <w:p>
+            <w:r>
+              <w:t xml:space="preserve">10-Q/A</w:t>
+            </w:r>
+          </w:p>
+        </w:tc>
+        <w:tc>
+          <w:tcPr>
+            <w:tcW w:type="dxa" w:w="3000"/>
+            <w:tcBorders>
+              <w:top w:val="single" w:color="CCCCCC" w:sz="4"/>
+              <w:left w:val="single" w:color="CCCCCC" w:sz="4"/>
+              <w:bottom w:val="single" w:color="CCCCCC" w:sz="4"/>
+              <w:right w:val="single" w:color="CCCCCC" w:sz="4"/>
+            </w:tcBorders>
+            <w:tcMar>
+              <w:top w:type="dxa" w:w="100"/>
+              <w:left w:type="dxa" w:w="140"/>
+              <w:bottom w:type="dxa" w:w="100"/>
+              <w:right w:type="dxa" w:w="140"/>
+            </w:tcMar>
+            <w:vAlign w:val="center"/>
+          </w:tcPr>
+          <w:p>
+            <w:r>
+              <w:t xml:space="preserve">QUARTERLY_REPORT_AMENDMENT</w:t>
+            </w:r>
+          </w:p>
+        </w:tc>
+        <w:tc>
+          <w:tcPr>
+            <w:tcW w:type="dxa" w:w="2300"/>
+            <w:tcBorders>
+              <w:top w:val="single" w:color="CCCCCC" w:sz="4"/>
+              <w:left w:val="single" w:color="CCCCCC" w:sz="4"/>
+              <w:bottom w:val="single" w:color="CCCCCC" w:sz="4"/>
+              <w:right w:val="single" w:color="CCCCCC" w:sz="4"/>
+            </w:tcBorders>
+            <w:tcMar>
+              <w:top w:type="dxa" w:w="100"/>
+              <w:left w:type="dxa" w:w="140"/>
+              <w:bottom w:type="dxa" w:w="100"/>
+              <w:right w:type="dxa" w:w="140"/>
+            </w:tcMar>
+            <w:vAlign w:val="center"/>
+          </w:tcPr>
+          <w:p>
+            <w:r>
+              <w:t xml:space="preserve">Financial</w:t>
+            </w:r>
+          </w:p>
+        </w:tc>
+        <w:tc>
+          <w:tcPr>
+            <w:tcW w:type="dxa" w:w="2760"/>
+            <w:tcBorders>
+              <w:top w:val="single" w:color="CCCCCC" w:sz="4"/>
+              <w:left w:val="single" w:color="CCCCCC" w:sz="4"/>
+              <w:bottom w:val="single" w:color="CCCCCC" w:sz="4"/>
+              <w:right w:val="single" w:color="CCCCCC" w:sz="4"/>
+            </w:tcBorders>
+            <w:tcMar>
+              <w:top w:type="dxa" w:w="100"/>
+              <w:left w:type="dxa" w:w="140"/>
+              <w:bottom w:type="dxa" w:w="100"/>
+              <w:right w:type="dxa" w:w="140"/>
+            </w:tcMar>
+            <w:vAlign w:val="center"/>
+          </w:tcPr>
+          <w:p>
+            <w:r>
+              <w:t xml:space="preserve">0.30</w:t>
+            </w:r>
+          </w:p>
+        </w:tc>
+      </w:tr>
+      <w:tr>
+        <w:tc>
+          <w:tcPr>
+            <w:tcW w:type="dxa" w:w="1300"/>
+            <w:tcBorders>
+              <w:top w:val="single" w:color="CCCCCC" w:sz="4"/>
+              <w:left w:val="single" w:color="CCCCCC" w:sz="4"/>
+              <w:bottom w:val="single" w:color="CCCCCC" w:sz="4"/>
+              <w:right w:val="single" w:color="CCCCCC" w:sz="4"/>
+            </w:tcBorders>
+            <w:tcMar>
+              <w:top w:type="dxa" w:w="100"/>
+              <w:left w:type="dxa" w:w="140"/>
+              <w:bottom w:type="dxa" w:w="100"/>
+              <w:right w:type="dxa" w:w="140"/>
+            </w:tcMar>
+            <w:vAlign w:val="center"/>
+          </w:tcPr>
+          <w:p>
+            <w:r>
+              <w:t xml:space="preserve">20-F</w:t>
+            </w:r>
+          </w:p>
+        </w:tc>
+        <w:tc>
+          <w:tcPr>
+            <w:tcW w:type="dxa" w:w="3000"/>
+            <w:tcBorders>
+              <w:top w:val="single" w:color="CCCCCC" w:sz="4"/>
+              <w:left w:val="single" w:color="CCCCCC" w:sz="4"/>
+              <w:bottom w:val="single" w:color="CCCCCC" w:sz="4"/>
+              <w:right w:val="single" w:color="CCCCCC" w:sz="4"/>
+            </w:tcBorders>
+            <w:tcMar>
+              <w:top w:type="dxa" w:w="100"/>
+              <w:left w:type="dxa" w:w="140"/>
+              <w:bottom w:type="dxa" w:w="100"/>
+              <w:right w:type="dxa" w:w="140"/>
+            </w:tcMar>
+            <w:vAlign w:val="center"/>
+          </w:tcPr>
+          <w:p>
+            <w:r>
+              <w:t xml:space="preserve">FOREIGN_ANNUAL_REPORT</w:t>
+            </w:r>
+          </w:p>
+        </w:tc>
+        <w:tc>
+          <w:tcPr>
+            <w:tcW w:type="dxa" w:w="2300"/>
+            <w:tcBorders>
+              <w:top w:val="single" w:color="CCCCCC" w:sz="4"/>
+              <w:left w:val="single" w:color="CCCCCC" w:sz="4"/>
+              <w:bottom w:val="single" w:color="CCCCCC" w:sz="4"/>
+              <w:right w:val="single" w:color="CCCCCC" w:sz="4"/>
+            </w:tcBorders>
+            <w:tcMar>
+              <w:top w:type="dxa" w:w="100"/>
+              <w:left w:type="dxa" w:w="140"/>
+              <w:bottom w:type="dxa" w:w="100"/>
+              <w:right w:type="dxa" w:w="140"/>
+            </w:tcMar>
+            <w:vAlign w:val="center"/>
+          </w:tcPr>
+          <w:p>
+            <w:r>
+              <w:t xml:space="preserve">Financial</w:t>
+            </w:r>
+          </w:p>
+        </w:tc>
+        <w:tc>
+          <w:tcPr>
+            <w:tcW w:type="dxa" w:w="2760"/>
+            <w:tcBorders>
+              <w:top w:val="single" w:color="CCCCCC" w:sz="4"/>
+              <w:left w:val="single" w:color="CCCCCC" w:sz="4"/>
+              <w:bottom w:val="single" w:color="CCCCCC" w:sz="4"/>
+              <w:right w:val="single" w:color="CCCCCC" w:sz="4"/>
+            </w:tcBorders>
+            <w:tcMar>
+              <w:top w:type="dxa" w:w="100"/>
+              <w:left w:type="dxa" w:w="140"/>
+              <w:bottom w:type="dxa" w:w="100"/>
+              <w:right w:type="dxa" w:w="140"/>
+            </w:tcMar>
+            <w:vAlign w:val="center"/>
+          </w:tcPr>
+          <w:p>
+            <w:r>
+              <w:t xml:space="preserve">0.20</w:t>
+            </w:r>
+          </w:p>
+        </w:tc>
+      </w:tr>
+      <w:tr>
+        <w:tc>
+          <w:tcPr>
+            <w:tcW w:type="dxa" w:w="1300"/>
+            <w:tcBorders>
+              <w:top w:val="single" w:color="CCCCCC" w:sz="4"/>
+              <w:left w:val="single" w:color="CCCCCC" w:sz="4"/>
+              <w:bottom w:val="single" w:color="CCCCCC" w:sz="4"/>
+              <w:right w:val="single" w:color="CCCCCC" w:sz="4"/>
+            </w:tcBorders>
+            <w:tcMar>
+              <w:top w:type="dxa" w:w="100"/>
+              <w:left w:type="dxa" w:w="140"/>
+              <w:bottom w:type="dxa" w:w="100"/>
+              <w:right w:type="dxa" w:w="140"/>
+            </w:tcMar>
+            <w:vAlign w:val="center"/>
+          </w:tcPr>
+          <w:p>
+            <w:r>
+              <w:t xml:space="preserve">6-K</w:t>
+            </w:r>
+          </w:p>
+        </w:tc>
+        <w:tc>
+          <w:tcPr>
+            <w:tcW w:type="dxa" w:w="3000"/>
+            <w:tcBorders>
+              <w:top w:val="single" w:color="CCCCCC" w:sz="4"/>
+              <w:left w:val="single" w:color="CCCCCC" w:sz="4"/>
+              <w:bottom w:val="single" w:color="CCCCCC" w:sz="4"/>
+              <w:right w:val="single" w:color="CCCCCC" w:sz="4"/>
+            </w:tcBorders>
+            <w:tcMar>
+              <w:top w:type="dxa" w:w="100"/>
+              <w:left w:type="dxa" w:w="140"/>
+              <w:bottom w:type="dxa" w:w="100"/>
+              <w:right w:type="dxa" w:w="140"/>
+            </w:tcMar>
+            <w:vAlign w:val="center"/>
+          </w:tcPr>
+          <w:p>
+            <w:r>
+              <w:t xml:space="preserve">FOREIGN_CURRENT_REPORT</w:t>
+            </w:r>
+          </w:p>
+        </w:tc>
+        <w:tc>
+          <w:tcPr>
+            <w:tcW w:type="dxa" w:w="2300"/>
+            <w:tcBorders>
+              <w:top w:val="single" w:color="CCCCCC" w:sz="4"/>
+              <w:left w:val="single" w:color="CCCCCC" w:sz="4"/>
+              <w:bottom w:val="single" w:color="CCCCCC" w:sz="4"/>
+              <w:right w:val="single" w:color="CCCCCC" w:sz="4"/>
+            </w:tcBorders>
+            <w:tcMar>
+              <w:top w:type="dxa" w:w="100"/>
+              <w:left w:type="dxa" w:w="140"/>
+              <w:bottom w:type="dxa" w:w="100"/>
+              <w:right w:type="dxa" w:w="140"/>
+            </w:tcMar>
+            <w:vAlign w:val="center"/>
+          </w:tcPr>
+          <w:p>
+            <w:r>
+              <w:t xml:space="preserve">Financial</w:t>
+            </w:r>
+          </w:p>
+        </w:tc>
+        <w:tc>
+          <w:tcPr>
+            <w:tcW w:type="dxa" w:w="2760"/>
+            <w:tcBorders>
+              <w:top w:val="single" w:color="CCCCCC" w:sz="4"/>
+              <w:left w:val="single" w:color="CCCCCC" w:sz="4"/>
+              <w:bottom w:val="single" w:color="CCCCCC" w:sz="4"/>
+              <w:right w:val="single" w:color="CCCCCC" w:sz="4"/>
+            </w:tcBorders>
+            <w:tcMar>
+              <w:top w:type="dxa" w:w="100"/>
+              <w:left w:type="dxa" w:w="140"/>
+              <w:bottom w:type="dxa" w:w="100"/>
+              <w:right w:type="dxa" w:w="140"/>
+            </w:tcMar>
+            <w:vAlign w:val="center"/>
+          </w:tcPr>
+          <w:p>
+            <w:r>
+              <w:t xml:space="preserve">0.15</w:t>
+            </w:r>
+          </w:p>
+        </w:tc>
+      </w:tr>
+      <w:tr>
+        <w:tc>
+          <w:tcPr>
+            <w:tcW w:type="dxa" w:w="1300"/>
+            <w:tcBorders>
+              <w:top w:val="single" w:color="CCCCCC" w:sz="4"/>
+              <w:left w:val="single" w:color="CCCCCC" w:sz="4"/>
+              <w:bottom w:val="single" w:color="CCCCCC" w:sz="4"/>
+              <w:right w:val="single" w:color="CCCCCC" w:sz="4"/>
+            </w:tcBorders>
+            <w:tcMar>
+              <w:top w:type="dxa" w:w="100"/>
+              <w:left w:type="dxa" w:w="140"/>
+              <w:bottom w:type="dxa" w:w="100"/>
+              <w:right w:type="dxa" w:w="140"/>
+            </w:tcMar>
+            <w:vAlign w:val="center"/>
+          </w:tcPr>
+          <w:p>
+            <w:r>
+              <w:t xml:space="preserve">NT 10-K / NT 10-Q</w:t>
+            </w:r>
+          </w:p>
+        </w:tc>
+        <w:tc>
+          <w:tcPr>
+            <w:tcW w:type="dxa" w:w="3000"/>
+            <w:tcBorders>
+              <w:top w:val="single" w:color="CCCCCC" w:sz="4"/>
+              <w:left w:val="single" w:color="CCCCCC" w:sz="4"/>
+              <w:bottom w:val="single" w:color="CCCCCC" w:sz="4"/>
+              <w:right w:val="single" w:color="CCCCCC" w:sz="4"/>
+            </w:tcBorders>
+            <w:tcMar>
+              <w:top w:type="dxa" w:w="100"/>
+              <w:left w:type="dxa" w:w="140"/>
+              <w:bottom w:type="dxa" w:w="100"/>
+              <w:right w:type="dxa" w:w="140"/>
+            </w:tcMar>
+            <w:vAlign w:val="center"/>
+          </w:tcPr>
+          <w:p>
+            <w:r>
+              <w:t xml:space="preserve">LATE_FILING_NOTIFICATION</w:t>
+            </w:r>
+          </w:p>
+        </w:tc>
+        <w:tc>
+          <w:tcPr>
+            <w:tcW w:type="dxa" w:w="2300"/>
+            <w:tcBorders>
+              <w:top w:val="single" w:color="CCCCCC" w:sz="4"/>
+              <w:left w:val="single" w:color="CCCCCC" w:sz="4"/>
+              <w:bottom w:val="single" w:color="CCCCCC" w:sz="4"/>
+              <w:right w:val="single" w:color="CCCCCC" w:sz="4"/>
+            </w:tcBorders>
+            <w:tcMar>
+              <w:top w:type="dxa" w:w="100"/>
+              <w:left w:type="dxa" w:w="140"/>
+              <w:bottom w:type="dxa" w:w="100"/>
+              <w:right w:type="dxa" w:w="140"/>
+            </w:tcMar>
+            <w:vAlign w:val="center"/>
+          </w:tcPr>
+          <w:p>
+            <w:r>
+              <w:t xml:space="preserve">Financial</w:t>
+            </w:r>
+          </w:p>
+        </w:tc>
+        <w:tc>
+          <w:tcPr>
+            <w:tcW w:type="dxa" w:w="2760"/>
+            <w:tcBorders>
+              <w:top w:val="single" w:color="CCCCCC" w:sz="4"/>
+              <w:left w:val="single" w:color="CCCCCC" w:sz="4"/>
+              <w:bottom w:val="single" w:color="CCCCCC" w:sz="4"/>
+              <w:right w:val="single" w:color="CCCCCC" w:sz="4"/>
+            </w:tcBorders>
+            <w:tcMar>
+              <w:top w:type="dxa" w:w="100"/>
+              <w:left w:type="dxa" w:w="140"/>
+              <w:bottom w:type="dxa" w:w="100"/>
+              <w:right w:type="dxa" w:w="140"/>
+            </w:tcMar>
+            <w:vAlign w:val="center"/>
+          </w:tcPr>
+          <w:p>
+            <w:r>
+              <w:t xml:space="preserve">0.45 (high signal — filer couldn’t file on time)</w:t>
+            </w:r>
+          </w:p>
+        </w:tc>
+      </w:tr>
+      <w:tr>
+        <w:tc>
+          <w:tcPr>
+            <w:tcW w:type="dxa" w:w="1300"/>
+            <w:tcBorders>
+              <w:top w:val="single" w:color="CCCCCC" w:sz="4"/>
+              <w:left w:val="single" w:color="CCCCCC" w:sz="4"/>
+              <w:bottom w:val="single" w:color="CCCCCC" w:sz="4"/>
+              <w:right w:val="single" w:color="CCCCCC" w:sz="4"/>
+            </w:tcBorders>
+            <w:tcMar>
+              <w:top w:type="dxa" w:w="100"/>
+              <w:left w:type="dxa" w:w="140"/>
+              <w:bottom w:type="dxa" w:w="100"/>
+              <w:right w:type="dxa" w:w="140"/>
+            </w:tcMar>
+            <w:vAlign w:val="center"/>
+          </w:tcPr>
+          <w:p>
+            <w:r>
+              <w:t xml:space="preserve">8-K (no items)</w:t>
+            </w:r>
+          </w:p>
+        </w:tc>
+        <w:tc>
+          <w:tcPr>
+            <w:tcW w:type="dxa" w:w="3000"/>
+            <w:tcBorders>
+              <w:top w:val="single" w:color="CCCCCC" w:sz="4"/>
+              <w:left w:val="single" w:color="CCCCCC" w:sz="4"/>
+              <w:bottom w:val="single" w:color="CCCCCC" w:sz="4"/>
+              <w:right w:val="single" w:color="CCCCCC" w:sz="4"/>
+            </w:tcBorders>
+            <w:tcMar>
+              <w:top w:type="dxa" w:w="100"/>
+              <w:left w:type="dxa" w:w="140"/>
+              <w:bottom w:type="dxa" w:w="100"/>
+              <w:right w:type="dxa" w:w="140"/>
+            </w:tcMar>
+            <w:vAlign w:val="center"/>
+          </w:tcPr>
+          <w:p>
+            <w:r>
+              <w:t xml:space="preserve">FILING_INDEX</w:t>
+            </w:r>
+          </w:p>
+        </w:tc>
+        <w:tc>
+          <w:tcPr>
+            <w:tcW w:type="dxa" w:w="2300"/>
+            <w:tcBorders>
+              <w:top w:val="single" w:color="CCCCCC" w:sz="4"/>
+              <w:left w:val="single" w:color="CCCCCC" w:sz="4"/>
+              <w:bottom w:val="single" w:color="CCCCCC" w:sz="4"/>
+              <w:right w:val="single" w:color="CCCCCC" w:sz="4"/>
+            </w:tcBorders>
+            <w:tcMar>
+              <w:top w:type="dxa" w:w="100"/>
+              <w:left w:type="dxa" w:w="140"/>
+              <w:bottom w:type="dxa" w:w="100"/>
+              <w:right w:type="dxa" w:w="140"/>
+            </w:tcMar>
+            <w:vAlign w:val="center"/>
+          </w:tcPr>
+          <w:p>
+            <w:r>
+              <w:t xml:space="preserve">Financial</w:t>
+            </w:r>
+          </w:p>
+        </w:tc>
+        <w:tc>
+          <w:tcPr>
+            <w:tcW w:type="dxa" w:w="2760"/>
+            <w:tcBorders>
+              <w:top w:val="single" w:color="CCCCCC" w:sz="4"/>
+              <w:left w:val="single" w:color="CCCCCC" w:sz="4"/>
+              <w:bottom w:val="single" w:color="CCCCCC" w:sz="4"/>
+              <w:right w:val="single" w:color="CCCCCC" w:sz="4"/>
+            </w:tcBorders>
+            <w:tcMar>
+              <w:top w:type="dxa" w:w="100"/>
+              <w:left w:type="dxa" w:w="140"/>
+              <w:bottom w:type="dxa" w:w="100"/>
+              <w:right w:type="dxa" w:w="140"/>
+            </w:tcMar>
+            <w:vAlign w:val="center"/>
+          </w:tcPr>
+          <w:p>
+            <w:r>
+              <w:t xml:space="preserve">0.10</w:t>
+            </w:r>
+          </w:p>
+        </w:tc>
+      </w:tr>
+      <w:tr>
+        <w:tc>
+          <w:tcPr>
+            <w:tcW w:type="dxa" w:w="1300"/>
+            <w:tcBorders>
+              <w:top w:val="single" w:color="CCCCCC" w:sz="4"/>
+              <w:left w:val="single" w:color="CCCCCC" w:sz="4"/>
+              <w:bottom w:val="single" w:color="CCCCCC" w:sz="4"/>
+              <w:right w:val="single" w:color="CCCCCC" w:sz="4"/>
+            </w:tcBorders>
+            <w:tcMar>
+              <w:top w:type="dxa" w:w="100"/>
+              <w:left w:type="dxa" w:w="140"/>
+              <w:bottom w:type="dxa" w:w="100"/>
+              <w:right w:type="dxa" w:w="140"/>
+            </w:tcMar>
+            <w:vAlign w:val="center"/>
+          </w:tcPr>
+          <w:p>
+            <w:r>
+              <w:t xml:space="preserve">DEF 14A</w:t>
+            </w:r>
+          </w:p>
+        </w:tc>
+        <w:tc>
+          <w:tcPr>
+            <w:tcW w:type="dxa" w:w="3000"/>
+            <w:tcBorders>
+              <w:top w:val="single" w:color="CCCCCC" w:sz="4"/>
+              <w:left w:val="single" w:color="CCCCCC" w:sz="4"/>
+              <w:bottom w:val="single" w:color="CCCCCC" w:sz="4"/>
+              <w:right w:val="single" w:color="CCCCCC" w:sz="4"/>
+            </w:tcBorders>
+            <w:tcMar>
+              <w:top w:type="dxa" w:w="100"/>
+              <w:left w:type="dxa" w:w="140"/>
+              <w:bottom w:type="dxa" w:w="100"/>
+              <w:right w:type="dxa" w:w="140"/>
+            </w:tcMar>
+            <w:vAlign w:val="center"/>
+          </w:tcPr>
+          <w:p>
+            <w:r>
+              <w:t xml:space="preserve">PROXY_STATEMENT</w:t>
+            </w:r>
+          </w:p>
+        </w:tc>
+        <w:tc>
+          <w:tcPr>
+            <w:tcW w:type="dxa" w:w="2300"/>
+            <w:tcBorders>
+              <w:top w:val="single" w:color="CCCCCC" w:sz="4"/>
+              <w:left w:val="single" w:color="CCCCCC" w:sz="4"/>
+              <w:bottom w:val="single" w:color="CCCCCC" w:sz="4"/>
+              <w:right w:val="single" w:color="CCCCCC" w:sz="4"/>
+            </w:tcBorders>
+            <w:tcMar>
+              <w:top w:type="dxa" w:w="100"/>
+              <w:left w:type="dxa" w:w="140"/>
+              <w:bottom w:type="dxa" w:w="100"/>
+              <w:right w:type="dxa" w:w="140"/>
+            </w:tcMar>
+            <w:vAlign w:val="center"/>
+          </w:tcPr>
+          <w:p>
+            <w:r>
+              <w:t xml:space="preserve">Operational</w:t>
+            </w:r>
+          </w:p>
+        </w:tc>
+        <w:tc>
+          <w:tcPr>
+            <w:tcW w:type="dxa" w:w="2760"/>
+            <w:tcBorders>
+              <w:top w:val="single" w:color="CCCCCC" w:sz="4"/>
+              <w:left w:val="single" w:color="CCCCCC" w:sz="4"/>
+              <w:bottom w:val="single" w:color="CCCCCC" w:sz="4"/>
+              <w:right w:val="single" w:color="CCCCCC" w:sz="4"/>
+            </w:tcBorders>
+            <w:tcMar>
+              <w:top w:type="dxa" w:w="100"/>
+              <w:left w:type="dxa" w:w="140"/>
+              <w:bottom w:type="dxa" w:w="100"/>
+              <w:right w:type="dxa" w:w="140"/>
+            </w:tcMar>
+            <w:vAlign w:val="center"/>
+          </w:tcPr>
+          <w:p>
+            <w:r>
+              <w:t xml:space="preserve">0.05</w:t>
+            </w:r>
+          </w:p>
+        </w:tc>
+      </w:tr>
+      <w:tr>
+        <w:tc>
+          <w:tcPr>
+            <w:tcW w:type="dxa" w:w="1300"/>
+            <w:tcBorders>
+              <w:top w:val="single" w:color="CCCCCC" w:sz="4"/>
+              <w:left w:val="single" w:color="CCCCCC" w:sz="4"/>
+              <w:bottom w:val="single" w:color="CCCCCC" w:sz="4"/>
+              <w:right w:val="single" w:color="CCCCCC" w:sz="4"/>
+            </w:tcBorders>
+            <w:tcMar>
+              <w:top w:type="dxa" w:w="100"/>
+              <w:left w:type="dxa" w:w="140"/>
+              <w:bottom w:type="dxa" w:w="100"/>
+              <w:right w:type="dxa" w:w="140"/>
+            </w:tcMar>
+            <w:vAlign w:val="center"/>
+          </w:tcPr>
+          <w:p>
+            <w:r>
+              <w:t xml:space="preserve">S-1 / S-3</w:t>
+            </w:r>
+          </w:p>
+        </w:tc>
+        <w:tc>
+          <w:tcPr>
+            <w:tcW w:type="dxa" w:w="3000"/>
+            <w:tcBorders>
+              <w:top w:val="single" w:color="CCCCCC" w:sz="4"/>
+              <w:left w:val="single" w:color="CCCCCC" w:sz="4"/>
+              <w:bottom w:val="single" w:color="CCCCCC" w:sz="4"/>
+              <w:right w:val="single" w:color="CCCCCC" w:sz="4"/>
+            </w:tcBorders>
+            <w:tcMar>
+              <w:top w:type="dxa" w:w="100"/>
+              <w:left w:type="dxa" w:w="140"/>
+              <w:bottom w:type="dxa" w:w="100"/>
+              <w:right w:type="dxa" w:w="140"/>
+            </w:tcMar>
+            <w:vAlign w:val="center"/>
+          </w:tcPr>
+          <w:p>
+            <w:r>
+              <w:t xml:space="preserve">REGISTRATION_STATEMENT</w:t>
+            </w:r>
+          </w:p>
+        </w:tc>
+        <w:tc>
+          <w:tcPr>
+            <w:tcW w:type="dxa" w:w="2300"/>
+            <w:tcBorders>
+              <w:top w:val="single" w:color="CCCCCC" w:sz="4"/>
+              <w:left w:val="single" w:color="CCCCCC" w:sz="4"/>
+              <w:bottom w:val="single" w:color="CCCCCC" w:sz="4"/>
+              <w:right w:val="single" w:color="CCCCCC" w:sz="4"/>
+            </w:tcBorders>
+            <w:tcMar>
+              <w:top w:type="dxa" w:w="100"/>
+              <w:left w:type="dxa" w:w="140"/>
+              <w:bottom w:type="dxa" w:w="100"/>
+              <w:right w:type="dxa" w:w="140"/>
+            </w:tcMar>
+            <w:vAlign w:val="center"/>
+          </w:tcPr>
+          <w:p>
+            <w:r>
+              <w:t xml:space="preserve">Financial</w:t>
+            </w:r>
+          </w:p>
+        </w:tc>
+        <w:tc>
+          <w:tcPr>
+            <w:tcW w:type="dxa" w:w="2760"/>
+            <w:tcBorders>
+              <w:top w:val="single" w:color="CCCCCC" w:sz="4"/>
+              <w:left w:val="single" w:color="CCCCCC" w:sz="4"/>
+              <w:bottom w:val="single" w:color="CCCCCC" w:sz="4"/>
+              <w:right w:val="single" w:color="CCCCCC" w:sz="4"/>
+            </w:tcBorders>
+            <w:tcMar>
+              <w:top w:type="dxa" w:w="100"/>
+              <w:left w:type="dxa" w:w="140"/>
+              <w:bottom w:type="dxa" w:w="100"/>
+              <w:right w:type="dxa" w:w="140"/>
+            </w:tcMar>
+            <w:vAlign w:val="center"/>
+          </w:tcPr>
+          <w:p>
+            <w:r>
+              <w:t xml:space="preserve">0.10</w:t>
+            </w:r>
+          </w:p>
+        </w:tc>
+      </w:tr>
+    </w:tbl>
+    <w:p>
+      <w:pPr>
+        <w:pStyle w:val="Heading3"/>
+        <w:spacing w:after="100" w:before="220"/>
+      </w:pPr>
+      <w:r>
+        <w:t xml:space="preserve">What flows to which pillar</w:t>
+      </w:r>
+    </w:p>
+    <w:p>
+      <w:pPr>
+        <w:spacing w:after="120"/>
+      </w:pPr>
+      <w:r>
+        <w:t xml:space="preserve">The May 2026 rewrite split the SEC event stream across two pillars. Items previously dumped into the Financial Pressure pillar that are operationally — not financially — meaningful (material agreements, governance changes, cybersecurity incidents) now route to the Operational pillar instead. The split is consequential because the financial-pressure pillar’s leverage/liquidity bonus math averages severities — diluting that pool with material-agreement signal noise was suppressing real distress signals.</w:t>
+      </w:r>
+    </w:p>
+    <w:p>
+      <w:pPr>
+        <w:pStyle w:val="ListParagraph"/>
+        <w:numPr>
+          <w:ilvl w:val="0"/>
+          <w:numId w:val="3"/>
+        </w:numPr>
+        <w:spacing w:after="80"/>
+      </w:pPr>
+      <w:r>
+        <w:t xml:space="preserve">Financial Pressure pillar receives: all routine 10-K / 10-Q / 20-F / 6-K, all NT 10-K / NT 10-Q late-filing notifications, and the financial-distress 8-K items (1.03 BANKRUPTCY, 2.04 DEBT_ACCELERATION, 2.06 MATERIAL_IMPAIRMENT, 4.01 AUDITOR_CHANGE, 4.02 FINANCIAL_RESTATEMENT, 2.05 RESTRUCTURING, 3.01 DELISTING, 2.03 DEBT_OBLIGATION, 2.02 EARNINGS_RELEASE, 3.02-3.03 equity actions, 7.01 / 8.01 disclosure).</w:t>
+      </w:r>
+    </w:p>
+    <w:p>
+      <w:pPr>
+        <w:pStyle w:val="ListParagraph"/>
+        <w:numPr>
+          <w:ilvl w:val="0"/>
+          <w:numId w:val="3"/>
+        </w:numPr>
+        <w:spacing w:after="80"/>
+      </w:pPr>
+      <w:r>
+        <w:t xml:space="preserve">Operational pillar receives: 1.01 MATERIAL_AGREEMENT, 1.02 termination, 1.05 CYBERSECURITY_INCIDENT, 2.01 ACQUISITION, 5.02 GOVERNANCE_CHANGE, 5.03 corporate-governance amendments, 5.07 shareholder vote, plus DEF 14A proxies. None of these are evidence of financial distress; lumping them into base_filing_signal was diluting the leverage/liquidity bonus math.</w:t>
+      </w:r>
+    </w:p>
+    <w:p>
+      <w:pPr>
+        <w:pStyle w:val="Heading3"/>
+        <w:spacing w:after="100" w:before="220"/>
+      </w:pPr>
+      <w:r>
+        <w:t xml:space="preserve">What is deliberately not happening today</w:t>
+      </w:r>
+    </w:p>
+    <w:p>
+      <w:pPr>
+        <w:spacing w:after="120"/>
+      </w:pPr>
+      <w:r>
+        <w:t xml:space="preserve">The narrative_excerpt on every ParsedFiling is a hardcoded placeholder of the form “&lt;FORM&gt; filing for &lt;ISSUER&gt; (CIK &lt;CIK&gt;).” The submissions endpoint doesn’t carry filing body text. Material attribution via MaterialCache.detect + MaterialClassifier.classify is gated off when ParsedFiling.is_narrative_placeholder is True (currently always) so we don’t burn Haiku API calls on stub text and don’t emit noisy keyword-on-name matches. The gate auto-opens once Workstream B lands real body fetch.</w:t>
+      </w:r>
+    </w:p>
+    <w:p>
+      <w:pPr>
+        <w:spacing w:after="120"/>
+      </w:pPr>
+      <w:r>
+        <w:rPr>
+          <w:i/>
+          <w:iCs/>
+        </w:rPr>
+        <w:t xml:space="preserve">WORKSTREAM B (deferred): fetch the primary_document URL for each filing, extract Items 1A (risk factors), 2 (properties), 7 (MD&amp;A) for 10-K; fetch full body + parse Item 1.01 contract exhibits for 8-K material agreements. This is the single highest-value addition for OEM→supplier edge discovery once it lands — Ford–Livent, GM–Livent, GM–Vale, Tesla–Piedmont offtakes are all 8-K item 1.01 disclosures.</w:t>
+      </w:r>
+    </w:p>
+    <w:p>
+      <w:pPr>
+        <w:spacing w:after="120"/>
+      </w:pPr>
+      <w:r>
+        <w:rPr>
+          <w:i/>
+          <w:iCs/>
+        </w:rPr>
+        <w:t xml:space="preserve">KNOWN GAP: Non-SEC issuers (CATL, LG Energy Solution, SK On, Ganfeng, Tianqi, BYD) generate no Financial Pressure pillar signal at all. These are most of the world’s top-tier cell makers and midstream Chinese refiners — the very companies most likely to swing supply-chain risk. Korean DART and Chinese HKEX / SZSE filing feeds are the way forward; neither has clean free APIs.</w:t>
+      </w:r>
+    </w:p>
+    <w:p>
+      <w:pPr>
+        <w:spacing w:after="120"/>
+      </w:pPr>
+      <w:r>
+        <w:rPr>
+          <w:i/>
+          <w:iCs/>
+        </w:rPr>
+        <w:t xml:space="preserve">KNOWN GAP: The ingester reads only the most-recent ~1000 filings per CIK (SEC’s “recent” window) and ignores filings.files[] pagination. Adding a CIK to the curated list mid-stream means losing that issuer’s history — the ingester picks up from the most-recent N going forward. Worth revisiting if backfill matters for any specific case (Workstream B scope overlap).</w:t>
       </w:r>
     </w:p>
     <w:p>
@@ -14805,7 +20582,7 @@
         <w:spacing w:after="120"/>
       </w:pPr>
       <w:r>
-        <w:t xml:space="preserve">Future versions of this document will provide the same depth of coverage for the remaining event source categories. Brief framing here so the partner has the full landscape:</w:t>
+        <w:t xml:space="preserve">Future versions of this document will provide the same depth of coverage for trade volumes, prices, and criticality signals. The MCS section below has been brought up to full depth following the May–June 2026 source audit; the remaining structural sources are covered in brief here so the partner has the full landscape:</w:t>
       </w:r>
     </w:p>
     <w:p>
@@ -14822,7 +20599,675 @@
         <w:spacing w:after="120"/>
       </w:pPr>
       <w:r>
-        <w:t xml:space="preserve">Annual production volumes by country and material, from USGS Mineral Commodity Summaries (MCS) PDFs and CSV exports. Feeds the Material Concentration pillar's concentration sub-input (HCG share calculation) and the market-level scoring layer's country_concentration sub-input. The 2026 MCS is the current data vintage.</w:t>
+        <w:t xml:space="preserve">The single largest structural-data source feeding the engine. Annual production volumes, capacity, prices, and US import-source shares for the world’s critical minerals, published once a year by the US Geological Survey. The 2026 vintage is current. After the May–June 2026 source-by-source audit (mcs2026_parser, mcs2026_fig10_parser, and mcs_pdf_parser walked through end-to-end), the ingest architecture and downstream contribution are now fully characterised — both for what the engine actually uses today and for the methodology choices that remain partner judgment calls.</w:t>
+      </w:r>
+    </w:p>
+    <w:p>
+      <w:pPr>
+        <w:pStyle w:val="Heading3"/>
+        <w:spacing w:after="120" w:before="240"/>
+      </w:pPr>
+      <w:r>
+        <w:t xml:space="preserve">What USGS publishes and what we ingest</w:t>
+      </w:r>
+    </w:p>
+    <w:p>
+      <w:pPr>
+        <w:spacing w:after="120"/>
+      </w:pPr>
+      <w:r>
+        <w:t xml:space="preserve">MCS is one publication delivered in two artifacts — a long-format CSV (machine-readable, ~50 commodity chapters, multi-year history of production, capacity, US imports and exports) and a per-commodity PDF (the authoritative narrative document, including 10-digit US tariff codes, salient statistics, and import-source breakdowns the CSV doesn’t expose). The CSV is the easier surface for structured per-country production data; the PDF is the only surface for US Harmonized Tariff Schedule codes. We ingest both, but they do disjoint jobs.</w:t>
+      </w:r>
+    </w:p>
+    <w:p>
+      <w:pPr>
+        <w:spacing w:after="120"/>
+      </w:pPr>
+      <w:r>
+        <w:t xml:space="preserve">A third artifact, the MCS “Figure 10” price growth CSV, accompanies the 2026 release. It carries year-over-year and 5-year CAGR price changes for ~30 critical minerals. We ingest it through a small dedicated parser (mcs2026_fig10_parser) and route the values into MaterialCriticalitySignal as additional signal on the criticality and trade-volatility sub-inputs of Material Concentration.</w:t>
+      </w:r>
+    </w:p>
+    <w:p>
+      <w:pPr>
+        <w:pStyle w:val="Heading3"/>
+        <w:spacing w:after="120" w:before="240"/>
+      </w:pPr>
+      <w:r>
+        <w:t xml:space="preserve">Two paths, two responsibilities — what each one actually writes</w:t>
+      </w:r>
+    </w:p>
+    <w:p>
+      <w:pPr>
+        <w:spacing w:after="120"/>
+      </w:pPr>
+      <w:r>
+        <w:t xml:space="preserve">The CSV and PDF paths were originally designed to share work — both extracted per-country production shares. The CSV path was substantially expanded in May 2026 to cover everything the PDF was doing on the production side. The Section 5 audit confirmed empirically that the PDF parser’s production-leaders extractor had been returning zero rows against the MCS 2026 layout for the entire history of the 2026 vintage, while the CSV path had quietly populated all 413 per-country production-share rows that the scoring engine actually reads. The PDF’s dead extractor was removed in June 2026; its responsibilities were narrowed to the data points the CSV doesn’t carry. The result is a clean split:</w:t>
+      </w:r>
+    </w:p>
+    <w:p>
+      <w:pPr>
+        <w:pStyle w:val="Heading4"/>
+        <w:spacing w:after="80" w:before="180"/>
+      </w:pPr>
+      <w:r>
+        <w:t xml:space="preserve">CSV path (mcs2026_parser.py + mcs2026_fig10_parser.py)</w:t>
+      </w:r>
+    </w:p>
+    <w:p>
+      <w:pPr>
+        <w:spacing w:after="120"/>
+      </w:pPr>
+      <w:r>
+        <w:t xml:space="preserve">The structural workhorse. Reads the MCS long-format CSV and the Fig 10 price-growth CSV, and writes the following tables (the scoring engine reads from these directly):</w:t>
+      </w:r>
+    </w:p>
+    <w:p>
+      <w:pPr>
+        <w:numPr>
+          <w:ilvl w:val="0"/>
+          <w:numId w:val="1"/>
+        </w:numPr>
+        <w:spacing w:after="60"/>
+      </w:pPr>
+      <w:r>
+        <w:t xml:space="preserve">material_world_production — one row per (material, reference_year) with global total production volume, units, and source year. Drives the material-level totals used for normalising country shares.</w:t>
+      </w:r>
+    </w:p>
+    <w:p>
+      <w:pPr>
+        <w:numPr>
+          <w:ilvl w:val="0"/>
+          <w:numId w:val="1"/>
+        </w:numPr>
+        <w:spacing w:after="60"/>
+      </w:pPr>
+      <w:r>
+        <w:t xml:space="preserve">material_world_capacity — production capacity (where USGS reports it; not every chapter), used for the operational capacity-utilization signal.</w:t>
+      </w:r>
+    </w:p>
+    <w:p>
+      <w:pPr>
+        <w:numPr>
+          <w:ilvl w:val="0"/>
+          <w:numId w:val="1"/>
+        </w:numPr>
+        <w:spacing w:after="60"/>
+      </w:pPr>
+      <w:r>
+        <w:t xml:space="preserve">material_world_consolidation — annual HHI (Herfindahl-Hirschman Index) per material, computed from the per-country production shares. This is the headline concentration metric the engine reads when it asks “how consolidated is global production of cobalt this year?”</w:t>
+      </w:r>
+    </w:p>
+    <w:p>
+      <w:pPr>
+        <w:numPr>
+          <w:ilvl w:val="0"/>
+          <w:numId w:val="1"/>
+        </w:numPr>
+        <w:spacing w:after="60"/>
+      </w:pPr>
+      <w:r>
+        <w:t xml:space="preserve">material_production_share and material_capacity_share — per-country, per-material rows feeding the Geopolitical pillar’s country-concentration sub-input and the OpenSanctions geography-exposure path (which attributes sanctioned-entity counts to materials where the country holds ≥5% global share).</w:t>
+      </w:r>
+    </w:p>
+    <w:p>
+      <w:pPr>
+        <w:numPr>
+          <w:ilvl w:val="0"/>
+          <w:numId w:val="1"/>
+        </w:numPr>
+        <w:spacing w:after="60"/>
+      </w:pPr>
+      <w:r>
+        <w:t xml:space="preserve">hs_code_production_shares (market_scope=‘global’) — per-country, per-stage shares aligned to the HS-code stage taxonomy (ore vs refined vs battery-grade). The Section 5 audit confirmed 413 rows in this table for MCS 2026, all from the CSV path. This is what hs_node_scorer reads when it computes stage-aware production diversity for a specific HS node.</w:t>
+      </w:r>
+    </w:p>
+    <w:p>
+      <w:pPr>
+        <w:numPr>
+          <w:ilvl w:val="0"/>
+          <w:numId w:val="1"/>
+        </w:numPr>
+        <w:spacing w:after="60"/>
+      </w:pPr>
+      <w:r>
+        <w:t xml:space="preserve">hs_code_production_shares (market_scope=‘us’) — per-country US import-source shares from the “Salient statistics — United States: Import Sources” field in the CSV. Stored under the same table but scoped to US imports so they don’t contaminate global HHI.</w:t>
+      </w:r>
+    </w:p>
+    <w:p>
+      <w:pPr>
+        <w:numPr>
+          <w:ilvl w:val="0"/>
+          <w:numId w:val="1"/>
+        </w:numPr>
+        <w:spacing w:after="120"/>
+      </w:pPr>
+      <w:r>
+        <w:t xml:space="preserve">MaterialCriticalitySignal.price_yoy_pct and .price_cagr_5yr_pct (from Fig 10) — used directly by the market aggregator for trade-volatility and price-volatility signals.</w:t>
+      </w:r>
+    </w:p>
+    <w:p>
+      <w:pPr>
+        <w:pStyle w:val="Heading4"/>
+        <w:spacing w:after="80" w:before="180"/>
+      </w:pPr>
+      <w:r>
+        <w:t xml:space="preserve">PDF path (mcs_pdf_parser.py + mcs_pdf_llm_locator.py)</w:t>
+      </w:r>
+    </w:p>
+    <w:p>
+      <w:pPr>
+        <w:spacing w:after="120"/>
+      </w:pPr>
+      <w:r>
+        <w:t xml:space="preserve">Post-audit, the PDF path has one job: maintain the HS-code → material mapping table that every event-attribution path depends on. It reads each commodity chapter’s tariff schedule and writes:</w:t>
+      </w:r>
+    </w:p>
+    <w:p>
+      <w:pPr>
+        <w:numPr>
+          <w:ilvl w:val="0"/>
+          <w:numId w:val="1"/>
+        </w:numPr>
+        <w:spacing w:after="60"/>
+      </w:pPr>
+      <w:r>
+        <w:t xml:space="preserve">hs_code_material_mappings (market_scope=‘us’, digit_count=10) — 10-digit US Harmonized Tariff Schedule codes lifted from each chapter’s tariff table, attributed to that chapter’s canonical material. These are the codes GTA, Federal Register, BIS, and Comtrade events match against when computing tariff and export-restriction exposure.</w:t>
+      </w:r>
+    </w:p>
+    <w:p>
+      <w:pPr>
+        <w:numPr>
+          <w:ilvl w:val="0"/>
+          <w:numId w:val="1"/>
+        </w:numPr>
+        <w:spacing w:after="60"/>
+      </w:pPr>
+      <w:r>
+        <w:t xml:space="preserve">hs_code_material_mappings (market_scope=‘global’, digit_count=6) — derived 6-digit global prefixes built by truncating each 10-digit US code. These bridge the US HTS namespace to the global 6-digit HS namespace that international trade data uses.</w:t>
+      </w:r>
+    </w:p>
+    <w:p>
+      <w:pPr>
+        <w:numPr>
+          <w:ilvl w:val="0"/>
+          <w:numId w:val="1"/>
+        </w:numPr>
+        <w:spacing w:after="120"/>
+      </w:pPr>
+      <w:r>
+        <w:t xml:space="preserve">MaterialCriticalitySignal.metadata_json[‘salient_notes’] — verbatim text of each chapter’s Salient Statistics block. Written as a forward-compatibility hook for future LLM-assisted scoring; no current reader (open question below).</w:t>
+      </w:r>
+    </w:p>
+    <w:p>
+      <w:pPr>
+        <w:spacing w:after="120"/>
+      </w:pPr>
+      <w:r>
+        <w:t xml:space="preserve">Critically, the PDF path no longer writes production-share rows. The Step 4a write block (_parse_production_leaders, _pick_production_hs_id, _upsert_production_share) was removed in June 2026 after the audit confirmed it had been silently producing zero rows against MCS 2026’s real table layout. The CSV path is the sole populator of hs_code_production_shares for both market scopes.</w:t>
+      </w:r>
+    </w:p>
+    <w:p>
+      <w:pPr>
+        <w:pStyle w:val="Heading3"/>
+        <w:spacing w:after="120" w:before="240"/>
+      </w:pPr>
+      <w:r>
+        <w:t xml:space="preserve">How the PDF parser locates chapters — the LLM locator</w:t>
+      </w:r>
+    </w:p>
+    <w:p>
+      <w:pPr>
+        <w:spacing w:after="120"/>
+      </w:pPr>
+      <w:r>
+        <w:t xml:space="preserve">USGS shifts the MCS PDF’s layout slightly every year — adds footnote markers to headings, renames variant table headers (“World Smelter Production” vs “World Mine Production”), drifts page breaks. A regex-only chapter detector accumulated a long tail of one-off fixes and still occasionally over-segmented (e.g., attributing CLAYS tariff codes to CHROMIUM in MCS 2025). Rather than keep adding regex patches, we hand the “where is each chapter” question to Anthropic’s Claude (Sonnet 4.6, env-overridable via MCS_LOCATOR_MODEL) and keep deterministic regex extractors responsible for the values inside each chapter. The locator is invoked once per ingest run and returns the page ranges for each commodity chapter mapping to a canonical material.</w:t>
+      </w:r>
+    </w:p>
+    <w:p>
+      <w:pPr>
+        <w:spacing w:after="120"/>
+      </w:pPr>
+      <w:r>
+        <w:t xml:space="preserve">For the 2026 MCS, the locator identified 31 commodity chapters mapping to canonical materials and explicitly skipped 54 others (BAUXITE AND ALUMINA as upstream of battery-relevant aluminum; CLAYS, GYPSUM, MICA, SALT, etc. as not battery-relevant). The skipped list is preserved as a diagnostic — if USGS adds a new battery-relevant commodity in a future edition, it surfaces here for partner review before being silently dropped.</w:t>
+      </w:r>
+    </w:p>
+    <w:p>
+      <w:pPr>
+        <w:spacing w:after="120"/>
+      </w:pPr>
+      <w:r>
+        <w:t xml:space="preserve">The call uses Anthropic’s Batch API (5–30 minute wait, but 50% cheaper than synchronous and not subject to per-minute rate limits on lower account tiers). End-to-end cost is roughly $0.65 per annual MCS ingest. The result is cached to data/mcs2026_locator_result.json so subsequent runs within the same vintage skip the LLM entirely — useful for CI and for deterministic re-seeds. A regex fallback is preserved as a secondary route, but in production it is never exercised.</w:t>
+      </w:r>
+    </w:p>
+    <w:p>
+      <w:pPr>
+        <w:spacing w:after="120"/>
+      </w:pPr>
+      <w:r>
+        <w:t xml:space="preserve">A safety net inside the deterministic post-processor catches the dominant LLM failure mode: page-number hallucination. After the locator returns chapter page bounds, the post-processor confirms the LLM-reported heading actually appears in the resolved chapter text. If it doesn’t — say, the LLM claimed COBALT spans pages 65–66 but the resolved text is actually CESIUM — the chapter is dropped with a warning rather than silently misattributing content. Across the May 2026 ingest cycle the safety net dropped zero chapters; every LLM-reported chapter resolved correctly.</w:t>
+      </w:r>
+    </w:p>
+    <w:p>
+      <w:pPr>
+        <w:pStyle w:val="Heading3"/>
+        <w:spacing w:after="120" w:before="240"/>
+      </w:pPr>
+      <w:r>
+        <w:t xml:space="preserve">Source-name resolution — material_source_aliases</w:t>
+      </w:r>
+    </w:p>
+    <w:p>
+      <w:pPr>
+        <w:spacing w:after="120"/>
+      </w:pPr>
+      <w:r>
+        <w:t xml:space="preserve">USGS uses commodity chapter names that don’t always match our canonical material names. “GRAPHITE (NATURAL)” in the PDF heading is “Natural Graphite” in our materials table; “SODA ASH” resolves to “Sodium” (the canonical name we use for the sodium-ion battery cathode precursor); “BAUXITE AND ALUMINA” resolves to “Aluminum” on the CSV path and is explicitly excluded on the PDF path. All this mapping lives in a single DB-backed lookup, material_source_aliases, keyed by (source_system, source_name). Each parser passes its source slug (‘mcs_pdf’, ‘mcs_2026_csv’, ‘fig10_prices’) and the raw commodity name; the resolver returns either an OK match, a deliberate “skipped” sentinel, or an unknown that logs for partner review.</w:t>
+      </w:r>
+    </w:p>
+    <w:p>
+      <w:pPr>
+        <w:spacing w:after="120"/>
+      </w:pPr>
+      <w:r>
+        <w:t xml:space="preserve">This table replaced four scattered Python dicts in May–June 2026 (_CHAPTER_TO_MATERIAL on the CSV side, _MCS_COMMODITY_MAP on the PDF side, _PRICE_NAME_TO_MATERIAL on Fig 10, and a legacy _COMMODITY_CONFIG). Adding a new commodity to MCS coverage is now one seed row, not edits across three files.</w:t>
+      </w:r>
+    </w:p>
+    <w:p>
+      <w:pPr>
+        <w:pStyle w:val="Heading3"/>
+        <w:spacing w:after="120" w:before="240"/>
+      </w:pPr>
+      <w:r>
+        <w:t xml:space="preserve">How MCS data feeds the scoring engine</w:t>
+      </w:r>
+    </w:p>
+    <w:p>
+      <w:pPr>
+        <w:spacing w:after="120"/>
+      </w:pPr>
+      <w:r>
+        <w:t xml:space="preserve">Tracing MCS data from ingestion to scoring requires walking both the structural-data side and the event-attribution side, because the PDF path’s HS-code mapping is what makes event attribution possible at all.</w:t>
+      </w:r>
+    </w:p>
+    <w:p>
+      <w:pPr>
+        <w:numPr>
+          <w:ilvl w:val="0"/>
+          <w:numId w:val="1"/>
+        </w:numPr>
+        <w:spacing w:after="60"/>
+      </w:pPr>
+      <w:r>
+        <w:t xml:space="preserve">Material Concentration → concentration (35% sub-input). Computed at company-scoring time as a chemistry-weighted share of the company’s exposures whose source geography sits in the High-Concentration Geography (HCG) set. The HCG share itself is determined by joining each material’s per-country production shares (from material_production_share, written by the CSV path) against the HCG set {CN, CD, RU}. A company heavily exposed to cobalt where USGS data shows 70% of production in the DRC inherits high concentration weight from that overlap.</w:t>
+      </w:r>
+    </w:p>
+    <w:p>
+      <w:pPr>
+        <w:numPr>
+          <w:ilvl w:val="0"/>
+          <w:numId w:val="1"/>
+        </w:numPr>
+        <w:spacing w:after="60"/>
+      </w:pPr>
+      <w:r>
+        <w:t xml:space="preserve">Material Concentration → trade volatility (30% sub-input). Reads MaterialCriticalitySignal.price_yoy_pct and .price_cagr_5yr_pct (populated from Fig 10 by mcs2026_fig10_parser) as a recency-decayed signal of price movement on the materials a company is exposed to.</w:t>
+      </w:r>
+    </w:p>
+    <w:p>
+      <w:pPr>
+        <w:numPr>
+          <w:ilvl w:val="0"/>
+          <w:numId w:val="1"/>
+        </w:numPr>
+        <w:spacing w:after="60"/>
+      </w:pPr>
+      <w:r>
+        <w:t xml:space="preserve">Geopolitical / Trade → country concentration (40% sub-input). Same production-share data feeds this sub-input but joined against facility countries as well as source geographies. A company that operates a facility in China for processing DRC cobalt scores high on both halves of country concentration.</w:t>
+      </w:r>
+    </w:p>
+    <w:p>
+      <w:pPr>
+        <w:numPr>
+          <w:ilvl w:val="0"/>
+          <w:numId w:val="1"/>
+        </w:numPr>
+        <w:spacing w:after="60"/>
+      </w:pPr>
+      <w:r>
+        <w:t xml:space="preserve">Market-level scoring (material-by-geography rollup). When the engine scores a material rather than a company, it iterates per producing country and weights by production share. Combined with the facility-presence floor (0.02 baseline applied when MRDS shows facilities exist but production shares are missing), every (material, country) pair gets a non-zero base signal that subsequent event impacts amplify.</w:t>
+      </w:r>
+    </w:p>
+    <w:p>
+      <w:pPr>
+        <w:numPr>
+          <w:ilvl w:val="0"/>
+          <w:numId w:val="1"/>
+        </w:numPr>
+        <w:spacing w:after="60"/>
+      </w:pPr>
+      <w:r>
+        <w:t xml:space="preserve">Material × HS-node scoring (hs_node_scorer). For stage-aware diversity (ore vs refined vs battery-grade), the scorer reads hs_code_production_shares directly and computes per-stage HHI on the fly. This is where the CSV path’s 413 stage-tagged rows do their primary work.</w:t>
+      </w:r>
+    </w:p>
+    <w:p>
+      <w:pPr>
+        <w:numPr>
+          <w:ilvl w:val="0"/>
+          <w:numId w:val="1"/>
+        </w:numPr>
+        <w:spacing w:after="60"/>
+      </w:pPr>
+      <w:r>
+        <w:t xml:space="preserve">Event attribution (PDF path’s contribution). Every tariff event from GTA, every export-control notice from BIS in the Federal Register, every Section 232/301 trade action — they all carry HS codes, not material names. The hs_code_material_mappings table written by the PDF parser is what lets the engine answer “does this HS-8105 tariff event affect Cobalt exposure?” Without the PDF path running, tariff and export-restriction events would not propagate to material scores at all.</w:t>
+      </w:r>
+    </w:p>
+    <w:p>
+      <w:pPr>
+        <w:numPr>
+          <w:ilvl w:val="0"/>
+          <w:numId w:val="1"/>
+        </w:numPr>
+        <w:spacing w:after="120"/>
+      </w:pPr>
+      <w:r>
+        <w:t xml:space="preserve">OpenSanctions geography exposure. When a country accumulates significant sanctioned-entity exposure, the OpenSanctions parser attributes that geography risk to materials where the country holds ≥5% global production share. The ≥5% threshold reads material_production_share — again, CSV-path data.</w:t>
+      </w:r>
+    </w:p>
+    <w:p>
+      <w:pPr>
+        <w:pStyle w:val="Heading3"/>
+        <w:spacing w:after="120" w:before="240"/>
+      </w:pPr>
+      <w:r>
+        <w:t xml:space="preserve">Coverage today</w:t>
+      </w:r>
+    </w:p>
+    <w:p>
+      <w:pPr>
+        <w:spacing w:after="120"/>
+      </w:pPr>
+      <w:r>
+        <w:t xml:space="preserve">As of the MCS 2026 ingest:</w:t>
+      </w:r>
+    </w:p>
+    <w:p>
+      <w:pPr>
+        <w:numPr>
+          <w:ilvl w:val="0"/>
+          <w:numId w:val="1"/>
+        </w:numPr>
+        <w:spacing w:after="60"/>
+      </w:pPr>
+      <w:r>
+        <w:t xml:space="preserve">31 commodity chapters located and parsed via the LLM locator; 54 commodities explicitly skipped (appendix material plus non-battery-relevant commodities).</w:t>
+      </w:r>
+    </w:p>
+    <w:p>
+      <w:pPr>
+        <w:numPr>
+          <w:ilvl w:val="0"/>
+          <w:numId w:val="1"/>
+        </w:numPr>
+        <w:spacing w:after="60"/>
+      </w:pPr>
+      <w:r>
+        <w:t xml:space="preserve">413 per-country production-share rows in hs_code_production_shares (market_scope=‘global’, source=‘usgs_mcs’), all written by the CSV path.</w:t>
+      </w:r>
+    </w:p>
+    <w:p>
+      <w:pPr>
+        <w:numPr>
+          <w:ilvl w:val="0"/>
+          <w:numId w:val="1"/>
+        </w:numPr>
+        <w:spacing w:after="60"/>
+      </w:pPr>
+      <w:r>
+        <w:t xml:space="preserve">294 per-country US import-source rows in hs_code_production_shares (market_scope=‘us’), used for US-specific scoring views.</w:t>
+      </w:r>
+    </w:p>
+    <w:p>
+      <w:pPr>
+        <w:numPr>
+          <w:ilvl w:val="0"/>
+          <w:numId w:val="1"/>
+        </w:numPr>
+        <w:spacing w:after="60"/>
+      </w:pPr>
+      <w:r>
+        <w:t xml:space="preserve">~200 10-digit US HTS codes and ~200 derived 6-digit global codes in hs_code_material_mappings, written by the PDF path.</w:t>
+      </w:r>
+    </w:p>
+    <w:p>
+      <w:pPr>
+        <w:numPr>
+          <w:ilvl w:val="0"/>
+          <w:numId w:val="1"/>
+        </w:numPr>
+        <w:spacing w:after="120"/>
+      </w:pPr>
+      <w:r>
+        <w:t xml:space="preserve">~30 commodities covered in Fig 10 prices, each producing a MaterialCriticalitySignal row.</w:t>
+      </w:r>
+    </w:p>
+    <w:p>
+      <w:pPr>
+        <w:pStyle w:val="Heading3"/>
+        <w:spacing w:after="120" w:before="240"/>
+      </w:pPr>
+      <w:r>
+        <w:t xml:space="preserve">Known gaps and deferred items</w:t>
+      </w:r>
+    </w:p>
+    <w:p>
+      <w:pPr>
+        <w:spacing w:after="120"/>
+      </w:pPr>
+      <w:r>
+        <w:rPr>
+          <w:b/>
+        </w:rPr>
+        <w:t xml:space="preserve">DEFERRED — LLM-locator cache invalidation by content fingerprint. </w:t>
+      </w:r>
+      <w:r>
+        <w:t xml:space="preserve">The disk cache at data/mcs&lt;year&gt;_locator_result.json is keyed only on the publication year. Changes to the PDF binary, the canonical_materials list, the system prompt, or the model version are silently ignored — the cache serves the stale result. The most likely real-world failure mode: a partner adds a new commodity to the material_source_aliases table expecting the next ingest to pick it up, but the cached locator result has no entry for it and the chapter is silently skipped. Mitigation today is a manual delete of the cache file or a --force-refresh CLI flag. A content-fingerprint cache key (hash of PDF + canonical list + prompt + model) is scoped but not yet implemented.</w:t>
+      </w:r>
+    </w:p>
+    <w:p>
+      <w:pPr>
+        <w:spacing w:after="120"/>
+      </w:pPr>
+      <w:r>
+        <w:rPr>
+          <w:b/>
+        </w:rPr>
+        <w:t xml:space="preserve">DEFERRED — Per-product HS-code attribution for US import sources. </w:t>
+      </w:r>
+      <w:r>
+        <w:t xml:space="preserve">MCS publishes US import sources broken down by sub-product (e.g., “Cobalt: Metal, oxide, and salts — Norway 26%, Finland 16%...”). The CSV path currently aggregates these to the chapter level rather than splitting by sub-product onto the corresponding HS-code prefix. For materials with multiple sub-products at different stages (silicon ferrosilicon vs silicon metal, copper mine vs copper refinery), the engine attributes import shares slightly upstream of where the actual import flows occur. Tracked as a methodology gap; partner judgment needed on whether the sub-product split is worth the curation overhead.</w:t>
+      </w:r>
+    </w:p>
+    <w:p>
+      <w:pPr>
+        <w:spacing w:after="120"/>
+      </w:pPr>
+      <w:r>
+        <w:rPr>
+          <w:b/>
+        </w:rPr>
+        <w:t xml:space="preserve">DEFERRED — TELLURIUM duplicate row adjudication. </w:t>
+      </w:r>
+      <w:r>
+        <w:t xml:space="preserve">MCS 2026 reports tellurium under two production-stage rubrics that look similar but aren’t identical. The CSV parser flags the duplicate-suspect pair with a data_quality_flag rather than silently de-duplicating; partner review is open on which row to treat as authoritative.</w:t>
+      </w:r>
+    </w:p>
+    <w:p>
+      <w:pPr>
+        <w:spacing w:after="120"/>
+      </w:pPr>
+      <w:r>
+        <w:rPr>
+          <w:b/>
+        </w:rPr>
+        <w:t xml:space="preserve">DEFERRED — Salient-notes consumer. </w:t>
+      </w:r>
+      <w:r>
+        <w:t xml:space="preserve">The PDF parser captures the per-chapter Salient Statistics text into MaterialCriticalitySignal.metadata_json. No scoring component reads it today; it’s a forward-compatibility hook for future LLM-assisted scoring (e.g., a Haiku pass that extracts qualitative events from the salient narrative). Pending partner direction on whether to wire a reader or drop the write.</w:t>
+      </w:r>
+    </w:p>
+    <w:p>
+      <w:pPr>
+        <w:spacing w:after="120"/>
+      </w:pPr>
+      <w:r>
+        <w:rPr>
+          <w:b/>
+        </w:rPr>
+        <w:t xml:space="preserve">DEFERRED — “Iron Ore (LFP Grade)” vs general iron ore scope. </w:t>
+      </w:r>
+      <w:r>
+        <w:t xml:space="preserve">The MCS “IRON ORE” chapter is mapped to canonical “Iron Ore (LFP Grade)” for LFP-cathode relevance. USGS does not distinguish battery-grade iron from steel-grade iron at the chapter level — the entire chapter’s production volume is being inherited, which over-attributes iron ore production toward the LFP supply chain. A similar question exists for “PHOSPHATE ROCK” → “Phosphate (Battery Grade).” Partner judgment needed: apply a fractional weight (e.g., 5% of USGS iron ore = LFP-grade), keep chapter-level inheritance, or split into multiple canonical materials with curated shares?</w:t>
+      </w:r>
+    </w:p>
+    <w:p>
+      <w:pPr>
+        <w:spacing w:after="120"/>
+      </w:pPr>
+      <w:r>
+        <w:rPr>
+          <w:b/>
+        </w:rPr>
+        <w:t xml:space="preserve">DEFERRED — Bottleneck weights for 12-stage supply chain. </w:t>
+      </w:r>
+      <w:r>
+        <w:t xml:space="preserve">The HS-code stage taxonomy spans 12 stages from ore through battery-grade. Today the engine treats each stage as equally weighted when computing diversity; in practice, bottleneck stages (e.g., refining of cobalt sulfate) drive risk far more than upstream ore extraction. Bottleneck-weight calibration is scoped but pending methodology call.</w:t>
+      </w:r>
+    </w:p>
+    <w:p>
+      <w:pPr>
+        <w:spacing w:after="120"/>
+      </w:pPr>
+      <w:r>
+        <w:rPr>
+          <w:b/>
+        </w:rPr>
+        <w:t xml:space="preserve">KNOWN GAP — Capacity utilization Primary-only filter. </w:t>
+      </w:r>
+      <w:r>
+        <w:t xml:space="preserve">Capacity utilization (production / capacity) is computed from CSV-path data, but the current implementation doesn’t filter for “primary” capacity vs. capacity that includes secondary recovery (recycling, byproduct streams). For materials where secondary supply is non-trivial (cobalt, copper), this conflates two structurally different production routes into one utilisation number. Methodology call pending.</w:t>
+      </w:r>
+    </w:p>
+    <w:p>
+      <w:pPr>
+        <w:spacing w:after="120"/>
+      </w:pPr>
+      <w:r>
+        <w:rPr>
+          <w:b/>
+        </w:rPr>
+        <w:t xml:space="preserve">KNOWN GAP — China midstream-refining concentration is not directly captured. </w:t>
+      </w:r>
+      <w:r>
+        <w:t xml:space="preserve">USGS MCS reports country-of-extraction (mining) and country-of-refining where available, but for many cathode materials the “refining” concentration in China (60–80% of cathode/anode precursor chemistry) is reported at the chemical-precursor level rather than the elemental-material level. The engine sees moderate concentration on the upstream side but understates the midstream chokepoint. Partial mitigation via the HCG set and per-stage HS-code mapping, but a methodology decision on how to upweight midstream concentration is open.</w:t>
+      </w:r>
+    </w:p>
+    <w:p>
+      <w:pPr>
+        <w:pStyle w:val="Heading3"/>
+        <w:spacing w:after="120" w:before="240"/>
+      </w:pPr>
+      <w:r>
+        <w:t xml:space="preserve">Partner input requested</w:t>
+      </w:r>
+    </w:p>
+    <w:p>
+      <w:pPr>
+        <w:spacing w:after="120"/>
+        <w:ind w:left="360"/>
+      </w:pPr>
+      <w:r>
+        <w:rPr>
+          <w:b/>
+        </w:rPr>
+        <w:t xml:space="preserve">PARTNER INPUT REQUESTED: </w:t>
+      </w:r>
+      <w:r>
+        <w:rPr>
+          <w:i/>
+        </w:rPr>
+        <w:t xml:space="preserve">For “Iron Ore (LFP Grade)” and “Phosphate (Battery Grade),” should the engine inherit the entire MCS chapter’s production share, apply a fractional weight to represent the battery-relevant share, or maintain multiple canonical materials with curated shares for each? Current chapter-level inheritance over-attributes iron-ore and phosphate production toward battery-relevant scoring.</w:t>
+      </w:r>
+    </w:p>
+    <w:p>
+      <w:pPr>
+        <w:spacing w:after="120"/>
+        <w:ind w:left="360"/>
+      </w:pPr>
+      <w:r>
+        <w:rPr>
+          <w:b/>
+        </w:rPr>
+        <w:t xml:space="preserve">PARTNER INPUT REQUESTED: </w:t>
+      </w:r>
+      <w:r>
+        <w:rPr>
+          <w:i/>
+        </w:rPr>
+        <w:t xml:space="preserve">MCS publishes US import sources at the sub-product level, but the CSV path aggregates them to the chapter level. For materials with multiple HS-code sub-products at different stages (silicon ferrosilicon vs metal, copper mine vs refinery), should we curate per-sub-product HS attribution, or is chapter-level aggregation acceptable for scoring? Latter is simpler but slightly upstream-biased.</w:t>
+      </w:r>
+    </w:p>
+    <w:p>
+      <w:pPr>
+        <w:spacing w:after="120"/>
+        <w:ind w:left="360"/>
+      </w:pPr>
+      <w:r>
+        <w:rPr>
+          <w:b/>
+        </w:rPr>
+        <w:t xml:space="preserve">PARTNER INPUT REQUESTED: </w:t>
+      </w:r>
+      <w:r>
+        <w:rPr>
+          <w:i/>
+        </w:rPr>
+        <w:t xml:space="preserve">The PDF parser writes Salient Statistics narrative text to MaterialCriticalitySignal but no scoring component reads it. Should we wire a Haiku-based qualitative-event extractor on top of this text (production trends, force majeure references, capacity changes) feeding the Operational pillar, or treat the write as dead and remove it?</w:t>
+      </w:r>
+    </w:p>
+    <w:p>
+      <w:pPr>
+        <w:spacing w:after="120"/>
+        <w:ind w:left="360"/>
+      </w:pPr>
+      <w:r>
+        <w:rPr>
+          <w:b/>
+        </w:rPr>
+        <w:t xml:space="preserve">PARTNER INPUT REQUESTED: </w:t>
+      </w:r>
+      <w:r>
+        <w:rPr>
+          <w:i/>
+        </w:rPr>
+        <w:t xml:space="preserve">USGS MCS reports country-of-extraction more reliably than country-of-refining. For materials where the midstream refining bottleneck is in China (60–80% of cathode/anode chemistry), the engine’s current upstream-weighted view understates the actual risk. Should we introduce a partner-curated midstream-concentration override that encodes “regardless of where ore comes from, refining for material X is concentrated in country Y” as a first-class signal?</w:t>
+      </w:r>
+    </w:p>
+    <w:p>
+      <w:pPr>
+        <w:spacing w:after="120"/>
+        <w:ind w:left="360"/>
+      </w:pPr>
+      <w:r>
+        <w:rPr>
+          <w:b/>
+        </w:rPr>
+        <w:t xml:space="preserve">PARTNER INPUT REQUESTED: </w:t>
+      </w:r>
+      <w:r>
+        <w:rPr>
+          <w:i/>
+        </w:rPr>
+        <w:t xml:space="preserve">MCS data is annual (one publication per year, vintaged by reference year). All other event sources fire on event-driven cadences (daily to quarterly). For the trade-volatility sub-input of Material Concentration, which mixes a Fig 10 5-year CAGR price-change signal with recency-decayed Geopolitical event impact, is the granularity mismatch acceptable, or do we need an interim monthly/quarterly price source to smooth between MCS releases?</w:t>
       </w:r>
     </w:p>
     <w:p>
@@ -14873,7 +21318,7 @@
         <w:spacing w:after="120"/>
       </w:pPr>
       <w:r>
-        <w:t xml:space="preserve">10-K, 10-Q, and 8-K filings for tracked companies. Three classes of signal extracted: keyword/sentiment scoring of risk-factor sections (base filing signal), leverage/covenant warnings (leverage_warning_bonus), and going-concern / cash-runway / capex-cut language (liquidity_stress_bonus). Feeds the Financial Pressure pillar.</w:t>
+        <w:t xml:space="preserve">SEC EDGAR is documented in full in Part 5 alongside the policy event sources. The ingester reads the submissions metadata endpoint for a curated CIK list and produces RiskEvent rows per filing. As of May 2026 it enriches Company rows from issuer-level fields (SIC, exchanges, addresses, formerNames) and maps 8-K item codes to granular event_subtype values that drive the leverage and liquidity bonus buckets in the Financial Pressure pillar — with the architectural caveat that filing body text is not yet fetched, so material attribution via keyword detection is deliberately gated off. See Part 5 → SEC EDGAR (filings) for the full subtype mapping table, the financial vs. operational pillar routing rules, and the deferred Workstream B body-text extraction scope.</w:t>
       </w:r>
     </w:p>
     <w:p>
@@ -15305,6 +21750,87 @@
       </w:pPr>
       <w:r>
         <w:t xml:space="preserve">Criticality (35%) and concentration (35%) are equally weighted. Should criticality dominate more aggressively, so that a company exposed to a critical mineral scores higher than one with the same geographic concentration but in a less critical material?</w:t>
+      </w:r>
+    </w:p>
+    <w:p>
+      <w:pPr>
+        <w:pStyle w:val="Heading2"/>
+        <w:spacing w:after="160" w:before="300"/>
+      </w:pPr>
+      <w:r>
+        <w:t xml:space="preserve">Production data — USGS MCS</w:t>
+      </w:r>
+    </w:p>
+    <w:p>
+      <w:pPr>
+        <w:numPr>
+          <w:ilvl w:val="0"/>
+          <w:numId w:val="3"/>
+        </w:numPr>
+        <w:spacing w:after="60"/>
+      </w:pPr>
+      <w:r>
+        <w:t xml:space="preserve">“Iron Ore (LFP Grade)” inherits 100% of the USGS “IRON ORE” chapter today. Should we apply a fractional weight to represent only the battery-relevant share, split into multiple canonical materials with curated shares, or keep chapter-level inheritance? Same question applies to “Phosphate (Battery Grade).”</w:t>
+      </w:r>
+    </w:p>
+    <w:p>
+      <w:pPr>
+        <w:numPr>
+          <w:ilvl w:val="0"/>
+          <w:numId w:val="3"/>
+        </w:numPr>
+        <w:spacing w:after="60"/>
+      </w:pPr>
+      <w:r>
+        <w:t xml:space="preserve">US import-source attribution is aggregated to the chapter level rather than split by sub-product onto the matching HS-code prefix. For multi-sub-product materials (silicon ferrosilicon vs metal, copper mine vs refinery) this is slightly upstream-biased. Worth the curation overhead to fix?</w:t>
+      </w:r>
+    </w:p>
+    <w:p>
+      <w:pPr>
+        <w:numPr>
+          <w:ilvl w:val="0"/>
+          <w:numId w:val="3"/>
+        </w:numPr>
+        <w:spacing w:after="60"/>
+      </w:pPr>
+      <w:r>
+        <w:t xml:space="preserve">The PDF parser writes per-chapter Salient Statistics text to MaterialCriticalitySignal.metadata_json but no scoring component reads it. Wire a Haiku qualitative-event extractor on top of it (force majeure, capacity changes, production-trend narrative) feeding the Operational pillar — or drop the write?</w:t>
+      </w:r>
+    </w:p>
+    <w:p>
+      <w:pPr>
+        <w:numPr>
+          <w:ilvl w:val="0"/>
+          <w:numId w:val="3"/>
+        </w:numPr>
+        <w:spacing w:after="60"/>
+      </w:pPr>
+      <w:r>
+        <w:t xml:space="preserve">China midstream-refining concentration (60–80% of cathode/anode precursor chemistry) is structurally under-captured because USGS reports refining at the chemical-precursor level rather than the elemental-material level. Should we introduce a partner-curated midstream-concentration override as a first-class signal?</w:t>
+      </w:r>
+    </w:p>
+    <w:p>
+      <w:pPr>
+        <w:numPr>
+          <w:ilvl w:val="0"/>
+          <w:numId w:val="3"/>
+        </w:numPr>
+        <w:spacing w:after="60"/>
+      </w:pPr>
+      <w:r>
+        <w:t xml:space="preserve">MCS data is annual; all event sources fire daily to quarterly. The trade-volatility sub-input mixes a Fig 10 5-year CAGR with recency-decayed event impact. Is the granularity mismatch acceptable, or do we need an interim monthly/quarterly price source to smooth between MCS releases?</w:t>
+      </w:r>
+    </w:p>
+    <w:p>
+      <w:pPr>
+        <w:numPr>
+          <w:ilvl w:val="0"/>
+          <w:numId w:val="3"/>
+        </w:numPr>
+        <w:spacing w:after="120"/>
+      </w:pPr>
+      <w:r>
+        <w:t xml:space="preserve">The LLM-locator disk cache is keyed only on publication year. A partner adding a new commodity to material_source_aliases will be silently ignored on the next ingest unless someone deletes the cache file or passes --force-refresh. Should we ship a content-fingerprint cache key (PDF hash + canonical-materials list + prompt + model) before the next ingest cycle?</w:t>
       </w:r>
     </w:p>
     <w:p>
@@ -21313,7 +27839,7 @@
           </w:tcPr>
           <w:p>
             <w:r>
-              <w:t xml:space="preserve">US Geological Survey Mineral Commodity Summaries. Annual publication of production volumes by country and material.</w:t>
+              <w:t xml:space="preserve">US Geological Survey Mineral Commodity Summaries. Annual publication covering ~50 mineral commodities. Ingested in two paths in our engine: a CSV path (mcs2026_parser + mcs2026_fig10_parser) that writes per-country production shares, HHI, capacity, and Fig 10 prices, and a PDF path (mcs_pdf_parser + LLM locator) that writes US 10-digit HTS codes and salient-statistics text. The CSV path is the sole populator of hs_code_production_shares; the PDF path is the sole source of HS-code event-attribution data.</w:t>
             </w:r>
           </w:p>
         </w:tc>
